--- a/outputs/reports/test_report_3hr.docx
+++ b/outputs/reports/test_report_3hr.docx
@@ -121,7 +121,7 @@
           </w:tcPr>
           <w:p>
             <w:r>
-              <w:t>2026-08-25 07:24:23 UTC</w:t>
+              <w:t>2026-08-25 07:26:13 UTC</w:t>
             </w:r>
           </w:p>
         </w:tc>

--- a/outputs/reports/test_report_3hr.docx
+++ b/outputs/reports/test_report_3hr.docx
@@ -121,7 +121,7 @@
           </w:tcPr>
           <w:p>
             <w:r>
-              <w:t>2026-08-25 07:26:13 UTC</w:t>
+              <w:t>2026-08-25 07:32:39 UTC</w:t>
             </w:r>
           </w:p>
         </w:tc>

--- a/outputs/reports/test_report_3hr.docx
+++ b/outputs/reports/test_report_3hr.docx
@@ -121,7 +121,7 @@
           </w:tcPr>
           <w:p>
             <w:r>
-              <w:t>2026-08-25 07:32:39 UTC</w:t>
+              <w:t>2026-08-25 07:35:16 UTC</w:t>
             </w:r>
           </w:p>
         </w:tc>
@@ -224,7 +224,7 @@
         <w:t>This advisory report presents the synthesized 3-hour (180-minute) flood prediction results generated by the Urban Flood Nowcasting System. The simulation models a controlled convective storm event across the urban catchment domain, coupling 2D steepest-slope surface flow (D8) with 1D subterranean pipe drainage.</w:t>
         <w:br/>
         <w:br/>
-        <w:t>• Peak Surface Inundation: Reaches a domain maximum of 308.6 cm at t=60 min.</w:t>
+        <w:t>• Peak Surface Inundation: Reaches a domain maximum of 31.6 cm at t=60 min.</w:t>
         <w:br/>
         <w:t>• Maximum Surface Water Storage: Peak catchment volume of 783.24 m³.</w:t>
         <w:br/>
@@ -667,7 +667,7 @@
               <w:rPr>
                 <w:sz w:val="18"/>
               </w:rPr>
-              <w:t>79.5</w:t>
+              <w:t>8.1</w:t>
             </w:r>
           </w:p>
         </w:tc>
@@ -811,7 +811,7 @@
               <w:rPr>
                 <w:sz w:val="18"/>
               </w:rPr>
-              <w:t>153.6</w:t>
+              <w:t>15.7</w:t>
             </w:r>
           </w:p>
         </w:tc>
@@ -955,7 +955,7 @@
               <w:rPr>
                 <w:sz w:val="18"/>
               </w:rPr>
-              <w:t>217.3</w:t>
+              <w:t>22.3</w:t>
             </w:r>
           </w:p>
         </w:tc>
@@ -1099,7 +1099,7 @@
               <w:rPr>
                 <w:sz w:val="18"/>
               </w:rPr>
-              <w:t>266.4</w:t>
+              <w:t>27.3</w:t>
             </w:r>
           </w:p>
         </w:tc>
@@ -1243,7 +1243,7 @@
               <w:rPr>
                 <w:sz w:val="18"/>
               </w:rPr>
-              <w:t>297.6</w:t>
+              <w:t>30.5</w:t>
             </w:r>
           </w:p>
         </w:tc>
@@ -1387,7 +1387,7 @@
               <w:rPr>
                 <w:sz w:val="18"/>
               </w:rPr>
-              <w:t>308.6</w:t>
+              <w:t>31.6</w:t>
             </w:r>
           </w:p>
         </w:tc>
@@ -1531,7 +1531,7 @@
               <w:rPr>
                 <w:sz w:val="18"/>
               </w:rPr>
-              <w:t>269.1</w:t>
+              <w:t>27.6</w:t>
             </w:r>
           </w:p>
         </w:tc>
@@ -1675,7 +1675,7 @@
               <w:rPr>
                 <w:sz w:val="18"/>
               </w:rPr>
-              <w:t>158.2</w:t>
+              <w:t>16.2</w:t>
             </w:r>
           </w:p>
         </w:tc>
@@ -1819,7 +1819,7 @@
               <w:rPr>
                 <w:sz w:val="18"/>
               </w:rPr>
-              <w:t>5.4</w:t>
+              <w:t>0.5</w:t>
             </w:r>
           </w:p>
         </w:tc>

--- a/outputs/reports/test_report_3hr.docx
+++ b/outputs/reports/test_report_3hr.docx
@@ -121,7 +121,7 @@
           </w:tcPr>
           <w:p>
             <w:r>
-              <w:t>2026-08-25 07:35:16 UTC</w:t>
+              <w:t>2026-08-26 14:47:05 UTC</w:t>
             </w:r>
           </w:p>
         </w:tc>

--- a/outputs/reports/test_report_3hr.docx
+++ b/outputs/reports/test_report_3hr.docx
@@ -121,7 +121,7 @@
           </w:tcPr>
           <w:p>
             <w:r>
-              <w:t>2026-08-26 14:47:05 UTC</w:t>
+              <w:t>2026-08-26 15:52:18 UTC</w:t>
             </w:r>
           </w:p>
         </w:tc>

--- a/outputs/reports/test_report_3hr.docx
+++ b/outputs/reports/test_report_3hr.docx
@@ -121,7 +121,7 @@
           </w:tcPr>
           <w:p>
             <w:r>
-              <w:t>2026-08-26 15:52:18 UTC</w:t>
+              <w:t>2026-08-29 16:18:39 UTC</w:t>
             </w:r>
           </w:p>
         </w:tc>

--- a/outputs/reports/test_report_3hr.docx
+++ b/outputs/reports/test_report_3hr.docx
@@ -121,7 +121,7 @@
           </w:tcPr>
           <w:p>
             <w:r>
-              <w:t>2026-08-29 16:18:39 UTC</w:t>
+              <w:t>2026-08-29 16:25:28 UTC</w:t>
             </w:r>
           </w:p>
         </w:tc>

--- a/outputs/reports/test_report_3hr.docx
+++ b/outputs/reports/test_report_3hr.docx
@@ -121,7 +121,7 @@
           </w:tcPr>
           <w:p>
             <w:r>
-              <w:t>2026-08-29 16:25:28 UTC</w:t>
+              <w:t>2026-08-29 16:32:47 UTC</w:t>
             </w:r>
           </w:p>
         </w:tc>

--- a/outputs/reports/test_report_3hr.docx
+++ b/outputs/reports/test_report_3hr.docx
@@ -121,7 +121,7 @@
           </w:tcPr>
           <w:p>
             <w:r>
-              <w:t>2026-08-29 16:32:47 UTC</w:t>
+              <w:t>2026-08-29 16:37:49 UTC</w:t>
             </w:r>
           </w:p>
         </w:tc>

--- a/outputs/reports/test_report_3hr.docx
+++ b/outputs/reports/test_report_3hr.docx
@@ -10,10 +10,10 @@
         <w:rPr>
           <w:rFonts w:ascii="Arial" w:hAnsi="Arial"/>
           <w:b/>
-          <w:color w:val="0E7490"/>
-          <w:sz w:val="22"/>
+          <w:color w:val="64748B"/>
+          <w:sz w:val="20"/>
         </w:rPr>
-        <w:t>URBAN FLOOD NOWCASTING &amp; RESPONSE SYSTEM</w:t>
+        <w:t>SAFESURGE URBAN HYDROLOGICAL MISSION CONTROL</w:t>
         <w:br/>
       </w:r>
       <w:r>
@@ -21,20 +21,20 @@
           <w:rFonts w:ascii="Arial" w:hAnsi="Arial"/>
           <w:b/>
           <w:color w:val="0F172A"/>
-          <w:sz w:val="36"/>
+          <w:sz w:val="34"/>
         </w:rPr>
-        <w:t>3-Hour Flood Prediction &amp; Emergency Response Advisory Report</w:t>
+        <w:t>Flood Intelligence &amp; Emergency Response Advisory Report</w:t>
       </w:r>
     </w:p>
     <w:p>
       <w:pPr>
-        <w:spacing w:after="240"/>
+        <w:spacing w:after="200"/>
       </w:pPr>
       <w:r>
         <w:rPr>
-          <w:color w:val="CBD5E1"/>
+          <w:color w:val="E2E8F0"/>
         </w:rPr>
-        <w:t>――――――――――――――――――――――――――――――――――――――――――――――――――――――――――</w:t>
+        <w:t>――――――――――――――――――――――――――――――――――――――――――――――――――――――――――――</w:t>
       </w:r>
     </w:p>
     <w:tbl>
@@ -45,44 +45,48 @@
         <w:tblLook w:firstColumn="1" w:firstRow="1" w:lastColumn="0" w:lastRow="0" w:noHBand="0" w:noVBand="1" w:val="04A0"/>
       </w:tblPr>
       <w:tblGrid>
-        <w:gridCol w:w="4968"/>
-        <w:gridCol w:w="4968"/>
+        <w:gridCol w:w="5040"/>
+        <w:gridCol w:w="5040"/>
       </w:tblGrid>
       <w:tr>
         <w:tc>
           <w:tcPr>
             <w:tcW w:type="dxa" w:w="3168"/>
-            <w:shd w:fill="F1F5F9"/>
+            <w:shd w:fill="F8FAFC"/>
             <w:tcMar>
-              <w:top w:w="60" w:type="dxa"/>
-              <w:bottom w:w="60" w:type="dxa"/>
-              <w:left w:w="100" w:type="dxa"/>
-              <w:right w:w="100" w:type="dxa"/>
+              <w:top w:w="50" w:type="dxa"/>
+              <w:bottom w:w="50" w:type="dxa"/>
+              <w:left w:w="80" w:type="dxa"/>
+              <w:right w:w="80" w:type="dxa"/>
             </w:tcMar>
           </w:tcPr>
           <w:p>
             <w:r>
               <w:rPr>
                 <w:b/>
+                <w:sz w:val="19"/>
               </w:rPr>
-              <w:t>Simulation Scenario:</w:t>
+              <w:t>Storm Scenario:</w:t>
             </w:r>
           </w:p>
         </w:tc>
         <w:tc>
           <w:tcPr>
-            <w:tcW w:type="dxa" w:w="6624"/>
+            <w:tcW w:type="dxa" w:w="6912"/>
             <w:shd w:fill="FFFFFF"/>
             <w:tcMar>
-              <w:top w:w="60" w:type="dxa"/>
-              <w:bottom w:w="60" w:type="dxa"/>
-              <w:left w:w="100" w:type="dxa"/>
-              <w:right w:w="100" w:type="dxa"/>
+              <w:top w:w="50" w:type="dxa"/>
+              <w:bottom w:w="50" w:type="dxa"/>
+              <w:left w:w="80" w:type="dxa"/>
+              <w:right w:w="80" w:type="dxa"/>
             </w:tcMar>
           </w:tcPr>
           <w:p>
             <w:r>
-              <w:t>STORM_01 (180 Minutes / 3 Hours)</w:t>
+              <w:rPr>
+                <w:sz w:val="19"/>
+              </w:rPr>
+              <w:t>Standard Rainfall Event (180 min) (ID: storm_01)</w:t>
             </w:r>
           </w:p>
         </w:tc>
@@ -91,37 +95,41 @@
         <w:tc>
           <w:tcPr>
             <w:tcW w:type="dxa" w:w="3168"/>
-            <w:shd w:fill="F1F5F9"/>
+            <w:shd w:fill="F8FAFC"/>
             <w:tcMar>
-              <w:top w:w="60" w:type="dxa"/>
-              <w:bottom w:w="60" w:type="dxa"/>
-              <w:left w:w="100" w:type="dxa"/>
-              <w:right w:w="100" w:type="dxa"/>
+              <w:top w:w="50" w:type="dxa"/>
+              <w:bottom w:w="50" w:type="dxa"/>
+              <w:left w:w="80" w:type="dxa"/>
+              <w:right w:w="80" w:type="dxa"/>
             </w:tcMar>
           </w:tcPr>
           <w:p>
             <w:r>
               <w:rPr>
                 <w:b/>
+                <w:sz w:val="19"/>
               </w:rPr>
-              <w:t>Generated Timestamp:</w:t>
+              <w:t>Operational Forecast Time:</w:t>
             </w:r>
           </w:p>
         </w:tc>
         <w:tc>
           <w:tcPr>
-            <w:tcW w:type="dxa" w:w="6624"/>
+            <w:tcW w:type="dxa" w:w="6912"/>
             <w:shd w:fill="FFFFFF"/>
             <w:tcMar>
-              <w:top w:w="60" w:type="dxa"/>
-              <w:bottom w:w="60" w:type="dxa"/>
-              <w:left w:w="100" w:type="dxa"/>
-              <w:right w:w="100" w:type="dxa"/>
+              <w:top w:w="50" w:type="dxa"/>
+              <w:bottom w:w="50" w:type="dxa"/>
+              <w:left w:w="80" w:type="dxa"/>
+              <w:right w:w="80" w:type="dxa"/>
             </w:tcMar>
           </w:tcPr>
           <w:p>
             <w:r>
-              <w:t>2026-08-29 16:37:49 UTC</w:t>
+              <w:rPr>
+                <w:sz w:val="19"/>
+              </w:rPr>
+              <w:t>+0 min (t = 0 seconds)</w:t>
             </w:r>
           </w:p>
         </w:tc>
@@ -130,37 +138,41 @@
         <w:tc>
           <w:tcPr>
             <w:tcW w:type="dxa" w:w="3168"/>
-            <w:shd w:fill="F1F5F9"/>
+            <w:shd w:fill="F8FAFC"/>
             <w:tcMar>
-              <w:top w:w="60" w:type="dxa"/>
-              <w:bottom w:w="60" w:type="dxa"/>
-              <w:left w:w="100" w:type="dxa"/>
-              <w:right w:w="100" w:type="dxa"/>
+              <w:top w:w="50" w:type="dxa"/>
+              <w:bottom w:w="50" w:type="dxa"/>
+              <w:left w:w="80" w:type="dxa"/>
+              <w:right w:w="80" w:type="dxa"/>
             </w:tcMar>
           </w:tcPr>
           <w:p>
             <w:r>
               <w:rPr>
                 <w:b/>
+                <w:sz w:val="19"/>
               </w:rPr>
-              <w:t>Spatial Domain:</w:t>
+              <w:t>Active Operating Condition:</w:t>
             </w:r>
           </w:p>
         </w:tc>
         <w:tc>
           <w:tcPr>
-            <w:tcW w:type="dxa" w:w="6624"/>
+            <w:tcW w:type="dxa" w:w="6912"/>
             <w:shd w:fill="FFFFFF"/>
             <w:tcMar>
-              <w:top w:w="60" w:type="dxa"/>
-              <w:bottom w:w="60" w:type="dxa"/>
-              <w:left w:w="100" w:type="dxa"/>
-              <w:right w:w="100" w:type="dxa"/>
+              <w:top w:w="50" w:type="dxa"/>
+              <w:bottom w:w="50" w:type="dxa"/>
+              <w:left w:w="80" w:type="dxa"/>
+              <w:right w:w="80" w:type="dxa"/>
             </w:tcMar>
           </w:tcPr>
           <w:p>
             <w:r>
-              <w:t>10 x 10 Computational Grid (100 Cells, 100m x 100m, Area: 1.0 ha)</w:t>
+              <w:rPr>
+                <w:sz w:val="19"/>
+              </w:rPr>
+              <w:t>NORMAL — Normal Operations (Nominal Conditions)</w:t>
             </w:r>
           </w:p>
         </w:tc>
@@ -169,37 +181,84 @@
         <w:tc>
           <w:tcPr>
             <w:tcW w:type="dxa" w:w="3168"/>
-            <w:shd w:fill="F1F5F9"/>
+            <w:shd w:fill="F8FAFC"/>
             <w:tcMar>
-              <w:top w:w="60" w:type="dxa"/>
-              <w:bottom w:w="60" w:type="dxa"/>
-              <w:left w:w="100" w:type="dxa"/>
-              <w:right w:w="100" w:type="dxa"/>
+              <w:top w:w="50" w:type="dxa"/>
+              <w:bottom w:w="50" w:type="dxa"/>
+              <w:left w:w="80" w:type="dxa"/>
+              <w:right w:w="80" w:type="dxa"/>
             </w:tcMar>
           </w:tcPr>
           <w:p>
             <w:r>
               <w:rPr>
                 <w:b/>
+                <w:sz w:val="19"/>
               </w:rPr>
-              <w:t>Physical Conservation Status:</w:t>
+              <w:t>Report Generation Time:</w:t>
             </w:r>
           </w:p>
         </w:tc>
         <w:tc>
           <w:tcPr>
-            <w:tcW w:type="dxa" w:w="6624"/>
+            <w:tcW w:type="dxa" w:w="6912"/>
             <w:shd w:fill="FFFFFF"/>
             <w:tcMar>
-              <w:top w:w="60" w:type="dxa"/>
-              <w:bottom w:w="60" w:type="dxa"/>
-              <w:left w:w="100" w:type="dxa"/>
-              <w:right w:w="100" w:type="dxa"/>
+              <w:top w:w="50" w:type="dxa"/>
+              <w:bottom w:w="50" w:type="dxa"/>
+              <w:left w:w="80" w:type="dxa"/>
+              <w:right w:w="80" w:type="dxa"/>
             </w:tcMar>
           </w:tcPr>
           <w:p>
             <w:r>
-              <w:t>PASS (Exact Zero-Loss Continuous Water Balance Ledger)</w:t>
+              <w:rPr>
+                <w:sz w:val="19"/>
+              </w:rPr>
+              <w:t>2026-08-29 16:47:58 UTC (Dynamic On-Demand)</w:t>
+            </w:r>
+          </w:p>
+        </w:tc>
+      </w:tr>
+      <w:tr>
+        <w:tc>
+          <w:tcPr>
+            <w:tcW w:type="dxa" w:w="3168"/>
+            <w:shd w:fill="F8FAFC"/>
+            <w:tcMar>
+              <w:top w:w="50" w:type="dxa"/>
+              <w:bottom w:w="50" w:type="dxa"/>
+              <w:left w:w="80" w:type="dxa"/>
+              <w:right w:w="80" w:type="dxa"/>
+            </w:tcMar>
+          </w:tcPr>
+          <w:p>
+            <w:r>
+              <w:rPr>
+                <w:b/>
+                <w:sz w:val="19"/>
+              </w:rPr>
+              <w:t>Water Balance Status:</w:t>
+            </w:r>
+          </w:p>
+        </w:tc>
+        <w:tc>
+          <w:tcPr>
+            <w:tcW w:type="dxa" w:w="6912"/>
+            <w:shd w:fill="FFFFFF"/>
+            <w:tcMar>
+              <w:top w:w="50" w:type="dxa"/>
+              <w:bottom w:w="50" w:type="dxa"/>
+              <w:left w:w="80" w:type="dxa"/>
+              <w:right w:w="80" w:type="dxa"/>
+            </w:tcMar>
+          </w:tcPr>
+          <w:p>
+            <w:r>
+              <w:rPr>
+                <w:sz w:val="19"/>
+              </w:rPr>
+              <w:t>PASS (Strict 0.000000 m³ Continuous Invariant Verified)</w:t>
             </w:r>
           </w:p>
         </w:tc>
@@ -207,39 +266,21 @@
     </w:tbl>
     <w:p>
       <w:pPr>
-        <w:spacing w:after="200"/>
+        <w:spacing w:after="120"/>
       </w:pPr>
     </w:p>
     <w:p>
       <w:pPr>
         <w:pStyle w:val="Heading1"/>
-        <w:spacing w:before="240" w:after="120"/>
+        <w:spacing w:before="200" w:after="80"/>
       </w:pPr>
       <w:r>
-        <w:t>1. Executive Summary</w:t>
+        <w:t>1. Live Operational Snapshot at t = +0 min</w:t>
       </w:r>
     </w:p>
     <w:p>
       <w:r>
-        <w:t>This advisory report presents the synthesized 3-hour (180-minute) flood prediction results generated by the Urban Flood Nowcasting System. The simulation models a controlled convective storm event across the urban catchment domain, coupling 2D steepest-slope surface flow (D8) with 1D subterranean pipe drainage.</w:t>
-        <w:br/>
-        <w:br/>
-        <w:t>• Peak Surface Inundation: Reaches a domain maximum of 31.6 cm at t=60 min.</w:t>
-        <w:br/>
-        <w:t>• Maximum Surface Water Storage: Peak catchment volume of 783.24 m³.</w:t>
-        <w:br/>
-        <w:t>• Hydrological Mass Conservation: Total cumulative runoff of 0.00 m³ was processed with 10.70 m³ evacuated through subsurface drainage. Continuous residual error remained strictly 0.000000 m³.</w:t>
-        <w:br/>
-        <w:t>• Critical Infrastructure Impact: Road segment R002 (East Expressway B→D) exceeds the 25.0 cm safety threshold between t=20 min and t=85 min, triggering dynamic emergency rerouting to corridor A→C→D (West Bypass &amp; South Blvd).</w:t>
-      </w:r>
-    </w:p>
-    <w:p>
-      <w:pPr>
-        <w:pStyle w:val="Heading1"/>
-        <w:spacing w:before="280" w:after="120"/>
-      </w:pPr>
-      <w:r>
-        <w:t>2. 3-Hour Simulation Progression (Key Intervals)</w:t>
+        <w:t>At forecast lead time +0 min, current rainfall intensity is measuring 0.0 mm/h. The hydrodynamic simulation engine predicts a domain peak surface water depth of 0.0 cm (expected credible range: 0.0 – 0.0 cm) with a model confidence of 98%. The physics-guided machine learning nowcasting surrogate inferred peak depth in 0.15 ms with sub-centimeter agreement.</w:t>
       </w:r>
     </w:p>
     <w:tbl>
@@ -250,178 +291,110 @@
         <w:tblLook w:firstColumn="1" w:firstRow="1" w:lastColumn="0" w:lastRow="0" w:noHBand="0" w:noVBand="1" w:val="04A0"/>
       </w:tblPr>
       <w:tblGrid>
-        <w:gridCol w:w="1419"/>
-        <w:gridCol w:w="1419"/>
-        <w:gridCol w:w="1419"/>
-        <w:gridCol w:w="1419"/>
-        <w:gridCol w:w="1419"/>
-        <w:gridCol w:w="1419"/>
-        <w:gridCol w:w="1419"/>
+        <w:gridCol w:w="3360"/>
+        <w:gridCol w:w="3360"/>
+        <w:gridCol w:w="3360"/>
       </w:tblGrid>
       <w:tr>
         <w:tc>
           <w:tcPr>
-            <w:tcW w:type="dxa" w:w="1008"/>
-            <w:shd w:fill="0F172A"/>
+            <w:tcW w:type="dxa" w:w="3355"/>
+            <w:shd w:fill="F1F5F9"/>
             <w:tcMar>
-              <w:top w:w="80" w:type="dxa"/>
-              <w:bottom w:w="80" w:type="dxa"/>
+              <w:top w:w="60" w:type="dxa"/>
+              <w:bottom w:w="60" w:type="dxa"/>
               <w:left w:w="60" w:type="dxa"/>
               <w:right w:w="60" w:type="dxa"/>
             </w:tcMar>
           </w:tcPr>
           <w:p>
+            <w:pPr>
+              <w:jc w:val="center"/>
+            </w:pPr>
             <w:r>
               <w:rPr>
                 <w:b/>
-                <w:color w:val="FFFFFF"/>
-                <w:sz w:val="18"/>
+                <w:color w:val="64748B"/>
+                <w:sz w:val="16"/>
               </w:rPr>
-              <w:t>Time</w:t>
+              <w:t>CURRENT RAINFALL</w:t>
               <w:br/>
-              <w:t>(min)</w:t>
+            </w:r>
+            <w:r>
+              <w:rPr>
+                <w:b/>
+                <w:color w:val="0F172A"/>
+                <w:sz w:val="26"/>
+              </w:rPr>
+              <w:t>0.0 mm/h</w:t>
             </w:r>
           </w:p>
         </w:tc>
         <w:tc>
           <w:tcPr>
-            <w:tcW w:type="dxa" w:w="1296"/>
-            <w:shd w:fill="0F172A"/>
+            <w:tcW w:type="dxa" w:w="3355"/>
+            <w:shd w:fill="F1F5F9"/>
             <w:tcMar>
-              <w:top w:w="80" w:type="dxa"/>
-              <w:bottom w:w="80" w:type="dxa"/>
+              <w:top w:w="60" w:type="dxa"/>
+              <w:bottom w:w="60" w:type="dxa"/>
               <w:left w:w="60" w:type="dxa"/>
               <w:right w:w="60" w:type="dxa"/>
             </w:tcMar>
           </w:tcPr>
           <w:p>
+            <w:pPr>
+              <w:jc w:val="center"/>
+            </w:pPr>
             <w:r>
               <w:rPr>
                 <w:b/>
-                <w:color w:val="FFFFFF"/>
-                <w:sz w:val="18"/>
+                <w:color w:val="64748B"/>
+                <w:sz w:val="16"/>
               </w:rPr>
-              <w:t>Rainfall</w:t>
+              <w:t>DOMAIN PEAK DEPTH</w:t>
               <w:br/>
-              <w:t>(mm/h)</w:t>
+            </w:r>
+            <w:r>
+              <w:rPr>
+                <w:b/>
+                <w:color w:val="0F172A"/>
+                <w:sz w:val="26"/>
+              </w:rPr>
+              <w:t>0.0 cm</w:t>
             </w:r>
           </w:p>
         </w:tc>
         <w:tc>
           <w:tcPr>
-            <w:tcW w:type="dxa" w:w="1584"/>
-            <w:shd w:fill="0F172A"/>
+            <w:tcW w:type="dxa" w:w="3355"/>
+            <w:shd w:fill="F1F5F9"/>
             <w:tcMar>
-              <w:top w:w="80" w:type="dxa"/>
-              <w:bottom w:w="80" w:type="dxa"/>
+              <w:top w:w="60" w:type="dxa"/>
+              <w:bottom w:w="60" w:type="dxa"/>
               <w:left w:w="60" w:type="dxa"/>
               <w:right w:w="60" w:type="dxa"/>
             </w:tcMar>
           </w:tcPr>
           <w:p>
+            <w:pPr>
+              <w:jc w:val="center"/>
+            </w:pPr>
             <w:r>
               <w:rPr>
                 <w:b/>
-                <w:color w:val="FFFFFF"/>
-                <w:sz w:val="18"/>
+                <w:color w:val="64748B"/>
+                <w:sz w:val="16"/>
               </w:rPr>
-              <w:t>Cum. Runoff</w:t>
+              <w:t>FORECAST ACCURACY</w:t>
               <w:br/>
-              <w:t>(m³)</w:t>
             </w:r>
-          </w:p>
-        </w:tc>
-        <w:tc>
-          <w:tcPr>
-            <w:tcW w:type="dxa" w:w="1440"/>
-            <w:shd w:fill="0F172A"/>
-            <w:tcMar>
-              <w:top w:w="80" w:type="dxa"/>
-              <w:bottom w:w="80" w:type="dxa"/>
-              <w:left w:w="60" w:type="dxa"/>
-              <w:right w:w="60" w:type="dxa"/>
-            </w:tcMar>
-          </w:tcPr>
-          <w:p>
             <w:r>
               <w:rPr>
                 <w:b/>
-                <w:color w:val="FFFFFF"/>
-                <w:sz w:val="18"/>
+                <w:color w:val="0F172A"/>
+                <w:sz w:val="26"/>
               </w:rPr>
-              <w:t>Storage</w:t>
-              <w:br/>
-              <w:t>(m³)</w:t>
-            </w:r>
-          </w:p>
-        </w:tc>
-        <w:tc>
-          <w:tcPr>
-            <w:tcW w:type="dxa" w:w="1440"/>
-            <w:shd w:fill="0F172A"/>
-            <w:tcMar>
-              <w:top w:w="80" w:type="dxa"/>
-              <w:bottom w:w="80" w:type="dxa"/>
-              <w:left w:w="60" w:type="dxa"/>
-              <w:right w:w="60" w:type="dxa"/>
-            </w:tcMar>
-          </w:tcPr>
-          <w:p>
-            <w:r>
-              <w:rPr>
-                <w:b/>
-                <w:color w:val="FFFFFF"/>
-                <w:sz w:val="18"/>
-              </w:rPr>
-              <w:t>Peak Depth</w:t>
-              <w:br/>
-              <w:t>(cm)</w:t>
-            </w:r>
-          </w:p>
-        </w:tc>
-        <w:tc>
-          <w:tcPr>
-            <w:tcW w:type="dxa" w:w="1440"/>
-            <w:shd w:fill="0F172A"/>
-            <w:tcMar>
-              <w:top w:w="80" w:type="dxa"/>
-              <w:bottom w:w="80" w:type="dxa"/>
-              <w:left w:w="60" w:type="dxa"/>
-              <w:right w:w="60" w:type="dxa"/>
-            </w:tcMar>
-          </w:tcPr>
-          <w:p>
-            <w:r>
-              <w:rPr>
-                <w:b/>
-                <w:color w:val="FFFFFF"/>
-                <w:sz w:val="18"/>
-              </w:rPr>
-              <w:t>Drainage</w:t>
-              <w:br/>
-              <w:t>(m³)</w:t>
-            </w:r>
-          </w:p>
-        </w:tc>
-        <w:tc>
-          <w:tcPr>
-            <w:tcW w:type="dxa" w:w="1584"/>
-            <w:shd w:fill="0F172A"/>
-            <w:tcMar>
-              <w:top w:w="80" w:type="dxa"/>
-              <w:bottom w:w="80" w:type="dxa"/>
-              <w:left w:w="60" w:type="dxa"/>
-              <w:right w:w="60" w:type="dxa"/>
-            </w:tcMar>
-          </w:tcPr>
-          <w:p>
-            <w:r>
-              <w:rPr>
-                <w:b/>
-                <w:color w:val="FFFFFF"/>
-                <w:sz w:val="18"/>
-              </w:rPr>
-              <w:t>Status</w:t>
+              <w:t>98%</w:t>
             </w:r>
           </w:p>
         </w:tc>
@@ -429,1437 +402,101 @@
       <w:tr>
         <w:tc>
           <w:tcPr>
-            <w:tcW w:type="dxa" w:w="1008"/>
-            <w:shd w:fill="FFFFFF"/>
+            <w:tcW w:type="dxa" w:w="3355"/>
+            <w:shd w:fill="F1F5F9"/>
             <w:tcMar>
-              <w:top w:w="50" w:type="dxa"/>
-              <w:bottom w:w="50" w:type="dxa"/>
+              <w:top w:w="60" w:type="dxa"/>
+              <w:bottom w:w="60" w:type="dxa"/>
               <w:left w:w="60" w:type="dxa"/>
               <w:right w:w="60" w:type="dxa"/>
             </w:tcMar>
           </w:tcPr>
           <w:p>
+            <w:pPr>
+              <w:jc w:val="center"/>
+            </w:pPr>
             <w:r>
               <w:rPr>
-                <w:sz w:val="18"/>
+                <w:b/>
+                <w:color w:val="64748B"/>
+                <w:sz w:val="16"/>
               </w:rPr>
-              <w:t>+0m</w:t>
+              <w:t>AI SURROGATE LATENCY</w:t>
+              <w:br/>
+            </w:r>
+            <w:r>
+              <w:rPr>
+                <w:b/>
+                <w:color w:val="0F172A"/>
+                <w:sz w:val="26"/>
+              </w:rPr>
+              <w:t>0.15 ms</w:t>
             </w:r>
           </w:p>
         </w:tc>
         <w:tc>
           <w:tcPr>
-            <w:tcW w:type="dxa" w:w="1296"/>
-            <w:shd w:fill="FFFFFF"/>
+            <w:tcW w:type="dxa" w:w="3355"/>
+            <w:shd w:fill="F1F5F9"/>
             <w:tcMar>
-              <w:top w:w="50" w:type="dxa"/>
-              <w:bottom w:w="50" w:type="dxa"/>
+              <w:top w:w="60" w:type="dxa"/>
+              <w:bottom w:w="60" w:type="dxa"/>
               <w:left w:w="60" w:type="dxa"/>
               <w:right w:w="60" w:type="dxa"/>
             </w:tcMar>
           </w:tcPr>
           <w:p>
+            <w:pPr>
+              <w:jc w:val="center"/>
+            </w:pPr>
             <w:r>
               <w:rPr>
-                <w:sz w:val="18"/>
+                <w:b/>
+                <w:color w:val="64748B"/>
+                <w:sz w:val="16"/>
               </w:rPr>
-              <w:t>15.0</w:t>
+              <w:t>AI PREDICTED DEPTH</w:t>
+              <w:br/>
+            </w:r>
+            <w:r>
+              <w:rPr>
+                <w:b/>
+                <w:color w:val="0F172A"/>
+                <w:sz w:val="26"/>
+              </w:rPr>
+              <w:t>0.0 cm</w:t>
             </w:r>
           </w:p>
         </w:tc>
         <w:tc>
           <w:tcPr>
-            <w:tcW w:type="dxa" w:w="1584"/>
-            <w:shd w:fill="FFFFFF"/>
+            <w:tcW w:type="dxa" w:w="3355"/>
+            <w:shd w:fill="F1F5F9"/>
             <w:tcMar>
-              <w:top w:w="50" w:type="dxa"/>
-              <w:bottom w:w="50" w:type="dxa"/>
+              <w:top w:w="60" w:type="dxa"/>
+              <w:bottom w:w="60" w:type="dxa"/>
               <w:left w:w="60" w:type="dxa"/>
               <w:right w:w="60" w:type="dxa"/>
             </w:tcMar>
           </w:tcPr>
           <w:p>
+            <w:pPr>
+              <w:jc w:val="center"/>
+            </w:pPr>
             <w:r>
               <w:rPr>
-                <w:sz w:val="18"/>
+                <w:b/>
+                <w:color w:val="64748B"/>
+                <w:sz w:val="16"/>
               </w:rPr>
-              <w:t>0.00</w:t>
+              <w:t>SYSTEM OPERATION</w:t>
+              <w:br/>
             </w:r>
-          </w:p>
-        </w:tc>
-        <w:tc>
-          <w:tcPr>
-            <w:tcW w:type="dxa" w:w="1440"/>
-            <w:shd w:fill="FFFFFF"/>
-            <w:tcMar>
-              <w:top w:w="50" w:type="dxa"/>
-              <w:bottom w:w="50" w:type="dxa"/>
-              <w:left w:w="60" w:type="dxa"/>
-              <w:right w:w="60" w:type="dxa"/>
-            </w:tcMar>
-          </w:tcPr>
-          <w:p>
-            <w:r>
-              <w:rPr>
-                <w:sz w:val="18"/>
-              </w:rPr>
-              <w:t>0.00</w:t>
-            </w:r>
-          </w:p>
-        </w:tc>
-        <w:tc>
-          <w:tcPr>
-            <w:tcW w:type="dxa" w:w="1440"/>
-            <w:shd w:fill="FFFFFF"/>
-            <w:tcMar>
-              <w:top w:w="50" w:type="dxa"/>
-              <w:bottom w:w="50" w:type="dxa"/>
-              <w:left w:w="60" w:type="dxa"/>
-              <w:right w:w="60" w:type="dxa"/>
-            </w:tcMar>
-          </w:tcPr>
-          <w:p>
-            <w:r>
-              <w:rPr>
-                <w:sz w:val="18"/>
-              </w:rPr>
-              <w:t>0.0</w:t>
-            </w:r>
-          </w:p>
-        </w:tc>
-        <w:tc>
-          <w:tcPr>
-            <w:tcW w:type="dxa" w:w="1440"/>
-            <w:shd w:fill="FFFFFF"/>
-            <w:tcMar>
-              <w:top w:w="50" w:type="dxa"/>
-              <w:bottom w:w="50" w:type="dxa"/>
-              <w:left w:w="60" w:type="dxa"/>
-              <w:right w:w="60" w:type="dxa"/>
-            </w:tcMar>
-          </w:tcPr>
-          <w:p>
-            <w:r>
-              <w:rPr>
-                <w:sz w:val="18"/>
-              </w:rPr>
-              <w:t>0.00</w:t>
-            </w:r>
-          </w:p>
-        </w:tc>
-        <w:tc>
-          <w:tcPr>
-            <w:tcW w:type="dxa" w:w="1584"/>
-            <w:shd w:fill="FFFFFF"/>
-            <w:tcMar>
-              <w:top w:w="50" w:type="dxa"/>
-              <w:bottom w:w="50" w:type="dxa"/>
-              <w:left w:w="60" w:type="dxa"/>
-              <w:right w:w="60" w:type="dxa"/>
-            </w:tcMar>
-          </w:tcPr>
-          <w:p>
             <w:r>
               <w:rPr>
                 <w:b/>
                 <w:color w:val="16A34A"/>
-                <w:sz w:val="18"/>
-              </w:rPr>
-              <w:t>NORMAL</w:t>
-            </w:r>
-          </w:p>
-        </w:tc>
-      </w:tr>
-      <w:tr>
-        <w:tc>
-          <w:tcPr>
-            <w:tcW w:type="dxa" w:w="1008"/>
-            <w:shd w:fill="F8FAFC"/>
-            <w:tcMar>
-              <w:top w:w="50" w:type="dxa"/>
-              <w:bottom w:w="50" w:type="dxa"/>
-              <w:left w:w="60" w:type="dxa"/>
-              <w:right w:w="60" w:type="dxa"/>
-            </w:tcMar>
-          </w:tcPr>
-          <w:p>
-            <w:r>
-              <w:rPr>
-                <w:sz w:val="18"/>
-              </w:rPr>
-              <w:t>+15m</w:t>
-            </w:r>
-          </w:p>
-        </w:tc>
-        <w:tc>
-          <w:tcPr>
-            <w:tcW w:type="dxa" w:w="1296"/>
-            <w:shd w:fill="F8FAFC"/>
-            <w:tcMar>
-              <w:top w:w="50" w:type="dxa"/>
-              <w:bottom w:w="50" w:type="dxa"/>
-              <w:left w:w="60" w:type="dxa"/>
-              <w:right w:w="60" w:type="dxa"/>
-            </w:tcMar>
-          </w:tcPr>
-          <w:p>
-            <w:r>
-              <w:rPr>
-                <w:sz w:val="18"/>
-              </w:rPr>
-              <w:t>45.0</w:t>
-            </w:r>
-          </w:p>
-        </w:tc>
-        <w:tc>
-          <w:tcPr>
-            <w:tcW w:type="dxa" w:w="1584"/>
-            <w:shd w:fill="F8FAFC"/>
-            <w:tcMar>
-              <w:top w:w="50" w:type="dxa"/>
-              <w:bottom w:w="50" w:type="dxa"/>
-              <w:left w:w="60" w:type="dxa"/>
-              <w:right w:w="60" w:type="dxa"/>
-            </w:tcMar>
-          </w:tcPr>
-          <w:p>
-            <w:r>
-              <w:rPr>
-                <w:sz w:val="18"/>
-              </w:rPr>
-              <w:t>15.53</w:t>
-            </w:r>
-          </w:p>
-        </w:tc>
-        <w:tc>
-          <w:tcPr>
-            <w:tcW w:type="dxa" w:w="1440"/>
-            <w:shd w:fill="F8FAFC"/>
-            <w:tcMar>
-              <w:top w:w="50" w:type="dxa"/>
-              <w:bottom w:w="50" w:type="dxa"/>
-              <w:left w:w="60" w:type="dxa"/>
-              <w:right w:w="60" w:type="dxa"/>
-            </w:tcMar>
-          </w:tcPr>
-          <w:p>
-            <w:r>
-              <w:rPr>
-                <w:sz w:val="18"/>
-              </w:rPr>
-              <w:t>57.87</w:t>
-            </w:r>
-          </w:p>
-        </w:tc>
-        <w:tc>
-          <w:tcPr>
-            <w:tcW w:type="dxa" w:w="1440"/>
-            <w:shd w:fill="F8FAFC"/>
-            <w:tcMar>
-              <w:top w:w="50" w:type="dxa"/>
-              <w:bottom w:w="50" w:type="dxa"/>
-              <w:left w:w="60" w:type="dxa"/>
-              <w:right w:w="60" w:type="dxa"/>
-            </w:tcMar>
-          </w:tcPr>
-          <w:p>
-            <w:r>
-              <w:rPr>
-                <w:sz w:val="18"/>
-              </w:rPr>
-              <w:t>8.1</w:t>
-            </w:r>
-          </w:p>
-        </w:tc>
-        <w:tc>
-          <w:tcPr>
-            <w:tcW w:type="dxa" w:w="1440"/>
-            <w:shd w:fill="F8FAFC"/>
-            <w:tcMar>
-              <w:top w:w="50" w:type="dxa"/>
-              <w:bottom w:w="50" w:type="dxa"/>
-              <w:left w:w="60" w:type="dxa"/>
-              <w:right w:w="60" w:type="dxa"/>
-            </w:tcMar>
-          </w:tcPr>
-          <w:p>
-            <w:r>
-              <w:rPr>
-                <w:sz w:val="18"/>
-              </w:rPr>
-              <w:t>10.21</w:t>
-            </w:r>
-          </w:p>
-        </w:tc>
-        <w:tc>
-          <w:tcPr>
-            <w:tcW w:type="dxa" w:w="1584"/>
-            <w:shd w:fill="F8FAFC"/>
-            <w:tcMar>
-              <w:top w:w="50" w:type="dxa"/>
-              <w:bottom w:w="50" w:type="dxa"/>
-              <w:left w:w="60" w:type="dxa"/>
-              <w:right w:w="60" w:type="dxa"/>
-            </w:tcMar>
-          </w:tcPr>
-          <w:p>
-            <w:r>
-              <w:rPr>
-                <w:b/>
-                <w:color w:val="16A34A"/>
-                <w:sz w:val="18"/>
-              </w:rPr>
-              <w:t>NORMAL</w:t>
-            </w:r>
-          </w:p>
-        </w:tc>
-      </w:tr>
-      <w:tr>
-        <w:tc>
-          <w:tcPr>
-            <w:tcW w:type="dxa" w:w="1008"/>
-            <w:shd w:fill="FFFFFF"/>
-            <w:tcMar>
-              <w:top w:w="50" w:type="dxa"/>
-              <w:bottom w:w="50" w:type="dxa"/>
-              <w:left w:w="60" w:type="dxa"/>
-              <w:right w:w="60" w:type="dxa"/>
-            </w:tcMar>
-          </w:tcPr>
-          <w:p>
-            <w:r>
-              <w:rPr>
-                <w:sz w:val="18"/>
-              </w:rPr>
-              <w:t>+30m</w:t>
-            </w:r>
-          </w:p>
-        </w:tc>
-        <w:tc>
-          <w:tcPr>
-            <w:tcW w:type="dxa" w:w="1296"/>
-            <w:shd w:fill="FFFFFF"/>
-            <w:tcMar>
-              <w:top w:w="50" w:type="dxa"/>
-              <w:bottom w:w="50" w:type="dxa"/>
-              <w:left w:w="60" w:type="dxa"/>
-              <w:right w:w="60" w:type="dxa"/>
-            </w:tcMar>
-          </w:tcPr>
-          <w:p>
-            <w:r>
-              <w:rPr>
-                <w:sz w:val="18"/>
-              </w:rPr>
-              <w:t>45.0</w:t>
-            </w:r>
-          </w:p>
-        </w:tc>
-        <w:tc>
-          <w:tcPr>
-            <w:tcW w:type="dxa" w:w="1584"/>
-            <w:shd w:fill="FFFFFF"/>
-            <w:tcMar>
-              <w:top w:w="50" w:type="dxa"/>
-              <w:bottom w:w="50" w:type="dxa"/>
-              <w:left w:w="60" w:type="dxa"/>
-              <w:right w:w="60" w:type="dxa"/>
-            </w:tcMar>
-          </w:tcPr>
-          <w:p>
-            <w:r>
-              <w:rPr>
-                <w:sz w:val="18"/>
-              </w:rPr>
-              <w:t>30.00</w:t>
-            </w:r>
-          </w:p>
-        </w:tc>
-        <w:tc>
-          <w:tcPr>
-            <w:tcW w:type="dxa" w:w="1440"/>
-            <w:shd w:fill="FFFFFF"/>
-            <w:tcMar>
-              <w:top w:w="50" w:type="dxa"/>
-              <w:bottom w:w="50" w:type="dxa"/>
-              <w:left w:w="60" w:type="dxa"/>
-              <w:right w:w="60" w:type="dxa"/>
-            </w:tcMar>
-          </w:tcPr>
-          <w:p>
-            <w:r>
-              <w:rPr>
-                <w:sz w:val="18"/>
-              </w:rPr>
-              <w:t>137.81</w:t>
-            </w:r>
-          </w:p>
-        </w:tc>
-        <w:tc>
-          <w:tcPr>
-            <w:tcW w:type="dxa" w:w="1440"/>
-            <w:shd w:fill="FFFFFF"/>
-            <w:tcMar>
-              <w:top w:w="50" w:type="dxa"/>
-              <w:bottom w:w="50" w:type="dxa"/>
-              <w:left w:w="60" w:type="dxa"/>
-              <w:right w:w="60" w:type="dxa"/>
-            </w:tcMar>
-          </w:tcPr>
-          <w:p>
-            <w:r>
-              <w:rPr>
-                <w:sz w:val="18"/>
-              </w:rPr>
-              <w:t>15.7</w:t>
-            </w:r>
-          </w:p>
-        </w:tc>
-        <w:tc>
-          <w:tcPr>
-            <w:tcW w:type="dxa" w:w="1440"/>
-            <w:shd w:fill="FFFFFF"/>
-            <w:tcMar>
-              <w:top w:w="50" w:type="dxa"/>
-              <w:bottom w:w="50" w:type="dxa"/>
-              <w:left w:w="60" w:type="dxa"/>
-              <w:right w:w="60" w:type="dxa"/>
-            </w:tcMar>
-          </w:tcPr>
-          <w:p>
-            <w:r>
-              <w:rPr>
-                <w:sz w:val="18"/>
-              </w:rPr>
-              <w:t>20.00</w:t>
-            </w:r>
-          </w:p>
-        </w:tc>
-        <w:tc>
-          <w:tcPr>
-            <w:tcW w:type="dxa" w:w="1584"/>
-            <w:shd w:fill="FFFFFF"/>
-            <w:tcMar>
-              <w:top w:w="50" w:type="dxa"/>
-              <w:bottom w:w="50" w:type="dxa"/>
-              <w:left w:w="60" w:type="dxa"/>
-              <w:right w:w="60" w:type="dxa"/>
-            </w:tcMar>
-          </w:tcPr>
-          <w:p>
-            <w:r>
-              <w:rPr>
-                <w:b/>
-                <w:color w:val="16A34A"/>
-                <w:sz w:val="18"/>
-              </w:rPr>
-              <w:t>NORMAL</w:t>
-            </w:r>
-          </w:p>
-        </w:tc>
-      </w:tr>
-      <w:tr>
-        <w:tc>
-          <w:tcPr>
-            <w:tcW w:type="dxa" w:w="1008"/>
-            <w:shd w:fill="F8FAFC"/>
-            <w:tcMar>
-              <w:top w:w="50" w:type="dxa"/>
-              <w:bottom w:w="50" w:type="dxa"/>
-              <w:left w:w="60" w:type="dxa"/>
-              <w:right w:w="60" w:type="dxa"/>
-            </w:tcMar>
-          </w:tcPr>
-          <w:p>
-            <w:r>
-              <w:rPr>
-                <w:sz w:val="18"/>
-              </w:rPr>
-              <w:t>+45m</w:t>
-            </w:r>
-          </w:p>
-        </w:tc>
-        <w:tc>
-          <w:tcPr>
-            <w:tcW w:type="dxa" w:w="1296"/>
-            <w:shd w:fill="F8FAFC"/>
-            <w:tcMar>
-              <w:top w:w="50" w:type="dxa"/>
-              <w:bottom w:w="50" w:type="dxa"/>
-              <w:left w:w="60" w:type="dxa"/>
-              <w:right w:w="60" w:type="dxa"/>
-            </w:tcMar>
-          </w:tcPr>
-          <w:p>
-            <w:r>
-              <w:rPr>
-                <w:sz w:val="18"/>
-              </w:rPr>
-              <w:t>45.0</w:t>
-            </w:r>
-          </w:p>
-        </w:tc>
-        <w:tc>
-          <w:tcPr>
-            <w:tcW w:type="dxa" w:w="1584"/>
-            <w:shd w:fill="F8FAFC"/>
-            <w:tcMar>
-              <w:top w:w="50" w:type="dxa"/>
-              <w:bottom w:w="50" w:type="dxa"/>
-              <w:left w:w="60" w:type="dxa"/>
-              <w:right w:w="60" w:type="dxa"/>
-            </w:tcMar>
-          </w:tcPr>
-          <w:p>
-            <w:r>
-              <w:rPr>
-                <w:sz w:val="18"/>
-              </w:rPr>
-              <w:t>42.43</w:t>
-            </w:r>
-          </w:p>
-        </w:tc>
-        <w:tc>
-          <w:tcPr>
-            <w:tcW w:type="dxa" w:w="1440"/>
-            <w:shd w:fill="F8FAFC"/>
-            <w:tcMar>
-              <w:top w:w="50" w:type="dxa"/>
-              <w:bottom w:w="50" w:type="dxa"/>
-              <w:left w:w="60" w:type="dxa"/>
-              <w:right w:w="60" w:type="dxa"/>
-            </w:tcMar>
-          </w:tcPr>
-          <w:p>
-            <w:r>
-              <w:rPr>
-                <w:sz w:val="18"/>
-              </w:rPr>
-              <w:t>286.40</w:t>
-            </w:r>
-          </w:p>
-        </w:tc>
-        <w:tc>
-          <w:tcPr>
-            <w:tcW w:type="dxa" w:w="1440"/>
-            <w:shd w:fill="F8FAFC"/>
-            <w:tcMar>
-              <w:top w:w="50" w:type="dxa"/>
-              <w:bottom w:w="50" w:type="dxa"/>
-              <w:left w:w="60" w:type="dxa"/>
-              <w:right w:w="60" w:type="dxa"/>
-            </w:tcMar>
-          </w:tcPr>
-          <w:p>
-            <w:r>
-              <w:rPr>
-                <w:sz w:val="18"/>
-              </w:rPr>
-              <w:t>22.3</w:t>
-            </w:r>
-          </w:p>
-        </w:tc>
-        <w:tc>
-          <w:tcPr>
-            <w:tcW w:type="dxa" w:w="1440"/>
-            <w:shd w:fill="F8FAFC"/>
-            <w:tcMar>
-              <w:top w:w="50" w:type="dxa"/>
-              <w:bottom w:w="50" w:type="dxa"/>
-              <w:left w:w="60" w:type="dxa"/>
-              <w:right w:w="60" w:type="dxa"/>
-            </w:tcMar>
-          </w:tcPr>
-          <w:p>
-            <w:r>
-              <w:rPr>
-                <w:sz w:val="18"/>
-              </w:rPr>
-              <w:t>20.00</w:t>
-            </w:r>
-          </w:p>
-        </w:tc>
-        <w:tc>
-          <w:tcPr>
-            <w:tcW w:type="dxa" w:w="1584"/>
-            <w:shd w:fill="F8FAFC"/>
-            <w:tcMar>
-              <w:top w:w="50" w:type="dxa"/>
-              <w:bottom w:w="50" w:type="dxa"/>
-              <w:left w:w="60" w:type="dxa"/>
-              <w:right w:w="60" w:type="dxa"/>
-            </w:tcMar>
-          </w:tcPr>
-          <w:p>
-            <w:r>
-              <w:rPr>
-                <w:b/>
-                <w:color w:val="16A34A"/>
-                <w:sz w:val="18"/>
-              </w:rPr>
-              <w:t>NORMAL</w:t>
-            </w:r>
-          </w:p>
-        </w:tc>
-      </w:tr>
-      <w:tr>
-        <w:tc>
-          <w:tcPr>
-            <w:tcW w:type="dxa" w:w="1008"/>
-            <w:shd w:fill="FFFFFF"/>
-            <w:tcMar>
-              <w:top w:w="50" w:type="dxa"/>
-              <w:bottom w:w="50" w:type="dxa"/>
-              <w:left w:w="60" w:type="dxa"/>
-              <w:right w:w="60" w:type="dxa"/>
-            </w:tcMar>
-          </w:tcPr>
-          <w:p>
-            <w:r>
-              <w:rPr>
-                <w:sz w:val="18"/>
-              </w:rPr>
-              <w:t>+60m</w:t>
-            </w:r>
-          </w:p>
-        </w:tc>
-        <w:tc>
-          <w:tcPr>
-            <w:tcW w:type="dxa" w:w="1296"/>
-            <w:shd w:fill="FFFFFF"/>
-            <w:tcMar>
-              <w:top w:w="50" w:type="dxa"/>
-              <w:bottom w:w="50" w:type="dxa"/>
-              <w:left w:w="60" w:type="dxa"/>
-              <w:right w:w="60" w:type="dxa"/>
-            </w:tcMar>
-          </w:tcPr>
-          <w:p>
-            <w:r>
-              <w:rPr>
-                <w:sz w:val="18"/>
-              </w:rPr>
-              <w:t>45.0</w:t>
-            </w:r>
-          </w:p>
-        </w:tc>
-        <w:tc>
-          <w:tcPr>
-            <w:tcW w:type="dxa" w:w="1584"/>
-            <w:shd w:fill="FFFFFF"/>
-            <w:tcMar>
-              <w:top w:w="50" w:type="dxa"/>
-              <w:bottom w:w="50" w:type="dxa"/>
-              <w:left w:w="60" w:type="dxa"/>
-              <w:right w:w="60" w:type="dxa"/>
-            </w:tcMar>
-          </w:tcPr>
-          <w:p>
-            <w:r>
-              <w:rPr>
-                <w:sz w:val="18"/>
-              </w:rPr>
-              <w:t>51.96</w:t>
-            </w:r>
-          </w:p>
-        </w:tc>
-        <w:tc>
-          <w:tcPr>
-            <w:tcW w:type="dxa" w:w="1440"/>
-            <w:shd w:fill="FFFFFF"/>
-            <w:tcMar>
-              <w:top w:w="50" w:type="dxa"/>
-              <w:bottom w:w="50" w:type="dxa"/>
-              <w:left w:w="60" w:type="dxa"/>
-              <w:right w:w="60" w:type="dxa"/>
-            </w:tcMar>
-          </w:tcPr>
-          <w:p>
-            <w:r>
-              <w:rPr>
-                <w:sz w:val="18"/>
-              </w:rPr>
-              <w:t>464.98</w:t>
-            </w:r>
-          </w:p>
-        </w:tc>
-        <w:tc>
-          <w:tcPr>
-            <w:tcW w:type="dxa" w:w="1440"/>
-            <w:shd w:fill="FFFFFF"/>
-            <w:tcMar>
-              <w:top w:w="50" w:type="dxa"/>
-              <w:bottom w:w="50" w:type="dxa"/>
-              <w:left w:w="60" w:type="dxa"/>
-              <w:right w:w="60" w:type="dxa"/>
-            </w:tcMar>
-          </w:tcPr>
-          <w:p>
-            <w:r>
-              <w:rPr>
-                <w:sz w:val="18"/>
-              </w:rPr>
-              <w:t>27.3</w:t>
-            </w:r>
-          </w:p>
-        </w:tc>
-        <w:tc>
-          <w:tcPr>
-            <w:tcW w:type="dxa" w:w="1440"/>
-            <w:shd w:fill="FFFFFF"/>
-            <w:tcMar>
-              <w:top w:w="50" w:type="dxa"/>
-              <w:bottom w:w="50" w:type="dxa"/>
-              <w:left w:w="60" w:type="dxa"/>
-              <w:right w:w="60" w:type="dxa"/>
-            </w:tcMar>
-          </w:tcPr>
-          <w:p>
-            <w:r>
-              <w:rPr>
-                <w:sz w:val="18"/>
-              </w:rPr>
-              <w:t>20.00</w:t>
-            </w:r>
-          </w:p>
-        </w:tc>
-        <w:tc>
-          <w:tcPr>
-            <w:tcW w:type="dxa" w:w="1584"/>
-            <w:shd w:fill="FFFFFF"/>
-            <w:tcMar>
-              <w:top w:w="50" w:type="dxa"/>
-              <w:bottom w:w="50" w:type="dxa"/>
-              <w:left w:w="60" w:type="dxa"/>
-              <w:right w:w="60" w:type="dxa"/>
-            </w:tcMar>
-          </w:tcPr>
-          <w:p>
-            <w:r>
-              <w:rPr>
-                <w:b/>
-                <w:color w:val="16A34A"/>
-                <w:sz w:val="18"/>
-              </w:rPr>
-              <w:t>NORMAL</w:t>
-            </w:r>
-          </w:p>
-        </w:tc>
-      </w:tr>
-      <w:tr>
-        <w:tc>
-          <w:tcPr>
-            <w:tcW w:type="dxa" w:w="1008"/>
-            <w:shd w:fill="F8FAFC"/>
-            <w:tcMar>
-              <w:top w:w="50" w:type="dxa"/>
-              <w:bottom w:w="50" w:type="dxa"/>
-              <w:left w:w="60" w:type="dxa"/>
-              <w:right w:w="60" w:type="dxa"/>
-            </w:tcMar>
-          </w:tcPr>
-          <w:p>
-            <w:r>
-              <w:rPr>
-                <w:sz w:val="18"/>
-              </w:rPr>
-              <w:t>+75m</w:t>
-            </w:r>
-          </w:p>
-        </w:tc>
-        <w:tc>
-          <w:tcPr>
-            <w:tcW w:type="dxa" w:w="1296"/>
-            <w:shd w:fill="F8FAFC"/>
-            <w:tcMar>
-              <w:top w:w="50" w:type="dxa"/>
-              <w:bottom w:w="50" w:type="dxa"/>
-              <w:left w:w="60" w:type="dxa"/>
-              <w:right w:w="60" w:type="dxa"/>
-            </w:tcMar>
-          </w:tcPr>
-          <w:p>
-            <w:r>
-              <w:rPr>
-                <w:sz w:val="18"/>
-              </w:rPr>
-              <w:t>15.0</w:t>
-            </w:r>
-          </w:p>
-        </w:tc>
-        <w:tc>
-          <w:tcPr>
-            <w:tcW w:type="dxa" w:w="1584"/>
-            <w:shd w:fill="F8FAFC"/>
-            <w:tcMar>
-              <w:top w:w="50" w:type="dxa"/>
-              <w:bottom w:w="50" w:type="dxa"/>
-              <w:left w:w="60" w:type="dxa"/>
-              <w:right w:w="60" w:type="dxa"/>
-            </w:tcMar>
-          </w:tcPr>
-          <w:p>
-            <w:r>
-              <w:rPr>
-                <w:sz w:val="18"/>
-              </w:rPr>
-              <w:t>57.96</w:t>
-            </w:r>
-          </w:p>
-        </w:tc>
-        <w:tc>
-          <w:tcPr>
-            <w:tcW w:type="dxa" w:w="1440"/>
-            <w:shd w:fill="F8FAFC"/>
-            <w:tcMar>
-              <w:top w:w="50" w:type="dxa"/>
-              <w:bottom w:w="50" w:type="dxa"/>
-              <w:left w:w="60" w:type="dxa"/>
-              <w:right w:w="60" w:type="dxa"/>
-            </w:tcMar>
-          </w:tcPr>
-          <w:p>
-            <w:r>
-              <w:rPr>
-                <w:sz w:val="18"/>
-              </w:rPr>
-              <w:t>623.85</w:t>
-            </w:r>
-          </w:p>
-        </w:tc>
-        <w:tc>
-          <w:tcPr>
-            <w:tcW w:type="dxa" w:w="1440"/>
-            <w:shd w:fill="F8FAFC"/>
-            <w:tcMar>
-              <w:top w:w="50" w:type="dxa"/>
-              <w:bottom w:w="50" w:type="dxa"/>
-              <w:left w:w="60" w:type="dxa"/>
-              <w:right w:w="60" w:type="dxa"/>
-            </w:tcMar>
-          </w:tcPr>
-          <w:p>
-            <w:r>
-              <w:rPr>
-                <w:sz w:val="18"/>
-              </w:rPr>
-              <w:t>30.5</w:t>
-            </w:r>
-          </w:p>
-        </w:tc>
-        <w:tc>
-          <w:tcPr>
-            <w:tcW w:type="dxa" w:w="1440"/>
-            <w:shd w:fill="F8FAFC"/>
-            <w:tcMar>
-              <w:top w:w="50" w:type="dxa"/>
-              <w:bottom w:w="50" w:type="dxa"/>
-              <w:left w:w="60" w:type="dxa"/>
-              <w:right w:w="60" w:type="dxa"/>
-            </w:tcMar>
-          </w:tcPr>
-          <w:p>
-            <w:r>
-              <w:rPr>
-                <w:sz w:val="18"/>
-              </w:rPr>
-              <w:t>20.00</w:t>
-            </w:r>
-          </w:p>
-        </w:tc>
-        <w:tc>
-          <w:tcPr>
-            <w:tcW w:type="dxa" w:w="1584"/>
-            <w:shd w:fill="F8FAFC"/>
-            <w:tcMar>
-              <w:top w:w="50" w:type="dxa"/>
-              <w:bottom w:w="50" w:type="dxa"/>
-              <w:left w:w="60" w:type="dxa"/>
-              <w:right w:w="60" w:type="dxa"/>
-            </w:tcMar>
-          </w:tcPr>
-          <w:p>
-            <w:r>
-              <w:rPr>
-                <w:b/>
-                <w:color w:val="16A34A"/>
-                <w:sz w:val="18"/>
-              </w:rPr>
-              <w:t>NORMAL</w:t>
-            </w:r>
-          </w:p>
-        </w:tc>
-      </w:tr>
-      <w:tr>
-        <w:tc>
-          <w:tcPr>
-            <w:tcW w:type="dxa" w:w="1008"/>
-            <w:shd w:fill="FFFFFF"/>
-            <w:tcMar>
-              <w:top w:w="50" w:type="dxa"/>
-              <w:bottom w:w="50" w:type="dxa"/>
-              <w:left w:w="60" w:type="dxa"/>
-              <w:right w:w="60" w:type="dxa"/>
-            </w:tcMar>
-          </w:tcPr>
-          <w:p>
-            <w:r>
-              <w:rPr>
-                <w:sz w:val="18"/>
-              </w:rPr>
-              <w:t>+90m</w:t>
-            </w:r>
-          </w:p>
-        </w:tc>
-        <w:tc>
-          <w:tcPr>
-            <w:tcW w:type="dxa" w:w="1296"/>
-            <w:shd w:fill="FFFFFF"/>
-            <w:tcMar>
-              <w:top w:w="50" w:type="dxa"/>
-              <w:bottom w:w="50" w:type="dxa"/>
-              <w:left w:w="60" w:type="dxa"/>
-              <w:right w:w="60" w:type="dxa"/>
-            </w:tcMar>
-          </w:tcPr>
-          <w:p>
-            <w:r>
-              <w:rPr>
-                <w:sz w:val="18"/>
-              </w:rPr>
-              <w:t>15.0</w:t>
-            </w:r>
-          </w:p>
-        </w:tc>
-        <w:tc>
-          <w:tcPr>
-            <w:tcW w:type="dxa" w:w="1584"/>
-            <w:shd w:fill="FFFFFF"/>
-            <w:tcMar>
-              <w:top w:w="50" w:type="dxa"/>
-              <w:bottom w:w="50" w:type="dxa"/>
-              <w:left w:w="60" w:type="dxa"/>
-              <w:right w:w="60" w:type="dxa"/>
-            </w:tcMar>
-          </w:tcPr>
-          <w:p>
-            <w:r>
-              <w:rPr>
-                <w:sz w:val="18"/>
-              </w:rPr>
-              <w:t>60.00</w:t>
-            </w:r>
-          </w:p>
-        </w:tc>
-        <w:tc>
-          <w:tcPr>
-            <w:tcW w:type="dxa" w:w="1440"/>
-            <w:shd w:fill="FFFFFF"/>
-            <w:tcMar>
-              <w:top w:w="50" w:type="dxa"/>
-              <w:bottom w:w="50" w:type="dxa"/>
-              <w:left w:w="60" w:type="dxa"/>
-              <w:right w:w="60" w:type="dxa"/>
-            </w:tcMar>
-          </w:tcPr>
-          <w:p>
-            <w:r>
-              <w:rPr>
-                <w:sz w:val="18"/>
-              </w:rPr>
-              <w:t>734.77</w:t>
-            </w:r>
-          </w:p>
-        </w:tc>
-        <w:tc>
-          <w:tcPr>
-            <w:tcW w:type="dxa" w:w="1440"/>
-            <w:shd w:fill="FFFFFF"/>
-            <w:tcMar>
-              <w:top w:w="50" w:type="dxa"/>
-              <w:bottom w:w="50" w:type="dxa"/>
-              <w:left w:w="60" w:type="dxa"/>
-              <w:right w:w="60" w:type="dxa"/>
-            </w:tcMar>
-          </w:tcPr>
-          <w:p>
-            <w:r>
-              <w:rPr>
-                <w:sz w:val="18"/>
-              </w:rPr>
-              <w:t>31.6</w:t>
-            </w:r>
-          </w:p>
-        </w:tc>
-        <w:tc>
-          <w:tcPr>
-            <w:tcW w:type="dxa" w:w="1440"/>
-            <w:shd w:fill="FFFFFF"/>
-            <w:tcMar>
-              <w:top w:w="50" w:type="dxa"/>
-              <w:bottom w:w="50" w:type="dxa"/>
-              <w:left w:w="60" w:type="dxa"/>
-              <w:right w:w="60" w:type="dxa"/>
-            </w:tcMar>
-          </w:tcPr>
-          <w:p>
-            <w:r>
-              <w:rPr>
-                <w:sz w:val="18"/>
-              </w:rPr>
-              <w:t>20.00</w:t>
-            </w:r>
-          </w:p>
-        </w:tc>
-        <w:tc>
-          <w:tcPr>
-            <w:tcW w:type="dxa" w:w="1584"/>
-            <w:shd w:fill="FFFFFF"/>
-            <w:tcMar>
-              <w:top w:w="50" w:type="dxa"/>
-              <w:bottom w:w="50" w:type="dxa"/>
-              <w:left w:w="60" w:type="dxa"/>
-              <w:right w:w="60" w:type="dxa"/>
-            </w:tcMar>
-          </w:tcPr>
-          <w:p>
-            <w:r>
-              <w:rPr>
-                <w:b/>
-                <w:color w:val="16A34A"/>
-                <w:sz w:val="18"/>
-              </w:rPr>
-              <w:t>NORMAL</w:t>
-            </w:r>
-          </w:p>
-        </w:tc>
-      </w:tr>
-      <w:tr>
-        <w:tc>
-          <w:tcPr>
-            <w:tcW w:type="dxa" w:w="1008"/>
-            <w:shd w:fill="F8FAFC"/>
-            <w:tcMar>
-              <w:top w:w="50" w:type="dxa"/>
-              <w:bottom w:w="50" w:type="dxa"/>
-              <w:left w:w="60" w:type="dxa"/>
-              <w:right w:w="60" w:type="dxa"/>
-            </w:tcMar>
-          </w:tcPr>
-          <w:p>
-            <w:r>
-              <w:rPr>
-                <w:sz w:val="18"/>
-              </w:rPr>
-              <w:t>+120m</w:t>
-            </w:r>
-          </w:p>
-        </w:tc>
-        <w:tc>
-          <w:tcPr>
-            <w:tcW w:type="dxa" w:w="1296"/>
-            <w:shd w:fill="F8FAFC"/>
-            <w:tcMar>
-              <w:top w:w="50" w:type="dxa"/>
-              <w:bottom w:w="50" w:type="dxa"/>
-              <w:left w:w="60" w:type="dxa"/>
-              <w:right w:w="60" w:type="dxa"/>
-            </w:tcMar>
-          </w:tcPr>
-          <w:p>
-            <w:r>
-              <w:rPr>
-                <w:sz w:val="18"/>
-              </w:rPr>
-              <w:t>0.0</w:t>
-            </w:r>
-          </w:p>
-        </w:tc>
-        <w:tc>
-          <w:tcPr>
-            <w:tcW w:type="dxa" w:w="1584"/>
-            <w:shd w:fill="F8FAFC"/>
-            <w:tcMar>
-              <w:top w:w="50" w:type="dxa"/>
-              <w:bottom w:w="50" w:type="dxa"/>
-              <w:left w:w="60" w:type="dxa"/>
-              <w:right w:w="60" w:type="dxa"/>
-            </w:tcMar>
-          </w:tcPr>
-          <w:p>
-            <w:r>
-              <w:rPr>
-                <w:sz w:val="18"/>
-              </w:rPr>
-              <w:t>51.96</w:t>
-            </w:r>
-          </w:p>
-        </w:tc>
-        <w:tc>
-          <w:tcPr>
-            <w:tcW w:type="dxa" w:w="1440"/>
-            <w:shd w:fill="F8FAFC"/>
-            <w:tcMar>
-              <w:top w:w="50" w:type="dxa"/>
-              <w:bottom w:w="50" w:type="dxa"/>
-              <w:left w:w="60" w:type="dxa"/>
-              <w:right w:w="60" w:type="dxa"/>
-            </w:tcMar>
-          </w:tcPr>
-          <w:p>
-            <w:r>
-              <w:rPr>
-                <w:sz w:val="18"/>
-              </w:rPr>
-              <w:t>758.97</w:t>
-            </w:r>
-          </w:p>
-        </w:tc>
-        <w:tc>
-          <w:tcPr>
-            <w:tcW w:type="dxa" w:w="1440"/>
-            <w:shd w:fill="F8FAFC"/>
-            <w:tcMar>
-              <w:top w:w="50" w:type="dxa"/>
-              <w:bottom w:w="50" w:type="dxa"/>
-              <w:left w:w="60" w:type="dxa"/>
-              <w:right w:w="60" w:type="dxa"/>
-            </w:tcMar>
-          </w:tcPr>
-          <w:p>
-            <w:r>
-              <w:rPr>
-                <w:sz w:val="18"/>
-              </w:rPr>
-              <w:t>27.6</w:t>
-            </w:r>
-          </w:p>
-        </w:tc>
-        <w:tc>
-          <w:tcPr>
-            <w:tcW w:type="dxa" w:w="1440"/>
-            <w:shd w:fill="F8FAFC"/>
-            <w:tcMar>
-              <w:top w:w="50" w:type="dxa"/>
-              <w:bottom w:w="50" w:type="dxa"/>
-              <w:left w:w="60" w:type="dxa"/>
-              <w:right w:w="60" w:type="dxa"/>
-            </w:tcMar>
-          </w:tcPr>
-          <w:p>
-            <w:r>
-              <w:rPr>
-                <w:sz w:val="18"/>
-              </w:rPr>
-              <w:t>20.00</w:t>
-            </w:r>
-          </w:p>
-        </w:tc>
-        <w:tc>
-          <w:tcPr>
-            <w:tcW w:type="dxa" w:w="1584"/>
-            <w:shd w:fill="F8FAFC"/>
-            <w:tcMar>
-              <w:top w:w="50" w:type="dxa"/>
-              <w:bottom w:w="50" w:type="dxa"/>
-              <w:left w:w="60" w:type="dxa"/>
-              <w:right w:w="60" w:type="dxa"/>
-            </w:tcMar>
-          </w:tcPr>
-          <w:p>
-            <w:r>
-              <w:rPr>
-                <w:b/>
-                <w:color w:val="16A34A"/>
-                <w:sz w:val="18"/>
-              </w:rPr>
-              <w:t>NORMAL</w:t>
-            </w:r>
-          </w:p>
-        </w:tc>
-      </w:tr>
-      <w:tr>
-        <w:tc>
-          <w:tcPr>
-            <w:tcW w:type="dxa" w:w="1008"/>
-            <w:shd w:fill="FFFFFF"/>
-            <w:tcMar>
-              <w:top w:w="50" w:type="dxa"/>
-              <w:bottom w:w="50" w:type="dxa"/>
-              <w:left w:w="60" w:type="dxa"/>
-              <w:right w:w="60" w:type="dxa"/>
-            </w:tcMar>
-          </w:tcPr>
-          <w:p>
-            <w:r>
-              <w:rPr>
-                <w:sz w:val="18"/>
-              </w:rPr>
-              <w:t>+150m</w:t>
-            </w:r>
-          </w:p>
-        </w:tc>
-        <w:tc>
-          <w:tcPr>
-            <w:tcW w:type="dxa" w:w="1296"/>
-            <w:shd w:fill="FFFFFF"/>
-            <w:tcMar>
-              <w:top w:w="50" w:type="dxa"/>
-              <w:bottom w:w="50" w:type="dxa"/>
-              <w:left w:w="60" w:type="dxa"/>
-              <w:right w:w="60" w:type="dxa"/>
-            </w:tcMar>
-          </w:tcPr>
-          <w:p>
-            <w:r>
-              <w:rPr>
-                <w:sz w:val="18"/>
-              </w:rPr>
-              <w:t>0.0</w:t>
-            </w:r>
-          </w:p>
-        </w:tc>
-        <w:tc>
-          <w:tcPr>
-            <w:tcW w:type="dxa" w:w="1584"/>
-            <w:shd w:fill="FFFFFF"/>
-            <w:tcMar>
-              <w:top w:w="50" w:type="dxa"/>
-              <w:bottom w:w="50" w:type="dxa"/>
-              <w:left w:w="60" w:type="dxa"/>
-              <w:right w:w="60" w:type="dxa"/>
-            </w:tcMar>
-          </w:tcPr>
-          <w:p>
-            <w:r>
-              <w:rPr>
-                <w:sz w:val="18"/>
-              </w:rPr>
-              <w:t>30.00</w:t>
-            </w:r>
-          </w:p>
-        </w:tc>
-        <w:tc>
-          <w:tcPr>
-            <w:tcW w:type="dxa" w:w="1440"/>
-            <w:shd w:fill="FFFFFF"/>
-            <w:tcMar>
-              <w:top w:w="50" w:type="dxa"/>
-              <w:bottom w:w="50" w:type="dxa"/>
-              <w:left w:w="60" w:type="dxa"/>
-              <w:right w:w="60" w:type="dxa"/>
-            </w:tcMar>
-          </w:tcPr>
-          <w:p>
-            <w:r>
-              <w:rPr>
-                <w:sz w:val="18"/>
-              </w:rPr>
-              <w:t>506.22</w:t>
-            </w:r>
-          </w:p>
-        </w:tc>
-        <w:tc>
-          <w:tcPr>
-            <w:tcW w:type="dxa" w:w="1440"/>
-            <w:shd w:fill="FFFFFF"/>
-            <w:tcMar>
-              <w:top w:w="50" w:type="dxa"/>
-              <w:bottom w:w="50" w:type="dxa"/>
-              <w:left w:w="60" w:type="dxa"/>
-              <w:right w:w="60" w:type="dxa"/>
-            </w:tcMar>
-          </w:tcPr>
-          <w:p>
-            <w:r>
-              <w:rPr>
-                <w:sz w:val="18"/>
-              </w:rPr>
-              <w:t>16.2</w:t>
-            </w:r>
-          </w:p>
-        </w:tc>
-        <w:tc>
-          <w:tcPr>
-            <w:tcW w:type="dxa" w:w="1440"/>
-            <w:shd w:fill="FFFFFF"/>
-            <w:tcMar>
-              <w:top w:w="50" w:type="dxa"/>
-              <w:bottom w:w="50" w:type="dxa"/>
-              <w:left w:w="60" w:type="dxa"/>
-              <w:right w:w="60" w:type="dxa"/>
-            </w:tcMar>
-          </w:tcPr>
-          <w:p>
-            <w:r>
-              <w:rPr>
-                <w:sz w:val="18"/>
-              </w:rPr>
-              <w:t>20.00</w:t>
-            </w:r>
-          </w:p>
-        </w:tc>
-        <w:tc>
-          <w:tcPr>
-            <w:tcW w:type="dxa" w:w="1584"/>
-            <w:shd w:fill="FFFFFF"/>
-            <w:tcMar>
-              <w:top w:w="50" w:type="dxa"/>
-              <w:bottom w:w="50" w:type="dxa"/>
-              <w:left w:w="60" w:type="dxa"/>
-              <w:right w:w="60" w:type="dxa"/>
-            </w:tcMar>
-          </w:tcPr>
-          <w:p>
-            <w:r>
-              <w:rPr>
-                <w:b/>
-                <w:color w:val="16A34A"/>
-                <w:sz w:val="18"/>
-              </w:rPr>
-              <w:t>NORMAL</w:t>
-            </w:r>
-          </w:p>
-        </w:tc>
-      </w:tr>
-      <w:tr>
-        <w:tc>
-          <w:tcPr>
-            <w:tcW w:type="dxa" w:w="1008"/>
-            <w:shd w:fill="F8FAFC"/>
-            <w:tcMar>
-              <w:top w:w="50" w:type="dxa"/>
-              <w:bottom w:w="50" w:type="dxa"/>
-              <w:left w:w="60" w:type="dxa"/>
-              <w:right w:w="60" w:type="dxa"/>
-            </w:tcMar>
-          </w:tcPr>
-          <w:p>
-            <w:r>
-              <w:rPr>
-                <w:sz w:val="18"/>
-              </w:rPr>
-              <w:t>+180m</w:t>
-            </w:r>
-          </w:p>
-        </w:tc>
-        <w:tc>
-          <w:tcPr>
-            <w:tcW w:type="dxa" w:w="1296"/>
-            <w:shd w:fill="F8FAFC"/>
-            <w:tcMar>
-              <w:top w:w="50" w:type="dxa"/>
-              <w:bottom w:w="50" w:type="dxa"/>
-              <w:left w:w="60" w:type="dxa"/>
-              <w:right w:w="60" w:type="dxa"/>
-            </w:tcMar>
-          </w:tcPr>
-          <w:p>
-            <w:r>
-              <w:rPr>
-                <w:sz w:val="18"/>
-              </w:rPr>
-              <w:t>0.0</w:t>
-            </w:r>
-          </w:p>
-        </w:tc>
-        <w:tc>
-          <w:tcPr>
-            <w:tcW w:type="dxa" w:w="1584"/>
-            <w:shd w:fill="F8FAFC"/>
-            <w:tcMar>
-              <w:top w:w="50" w:type="dxa"/>
-              <w:bottom w:w="50" w:type="dxa"/>
-              <w:left w:w="60" w:type="dxa"/>
-              <w:right w:w="60" w:type="dxa"/>
-            </w:tcMar>
-          </w:tcPr>
-          <w:p>
-            <w:r>
-              <w:rPr>
-                <w:sz w:val="18"/>
-              </w:rPr>
-              <w:t>0.00</w:t>
-            </w:r>
-          </w:p>
-        </w:tc>
-        <w:tc>
-          <w:tcPr>
-            <w:tcW w:type="dxa" w:w="1440"/>
-            <w:shd w:fill="F8FAFC"/>
-            <w:tcMar>
-              <w:top w:w="50" w:type="dxa"/>
-              <w:bottom w:w="50" w:type="dxa"/>
-              <w:left w:w="60" w:type="dxa"/>
-              <w:right w:w="60" w:type="dxa"/>
-            </w:tcMar>
-          </w:tcPr>
-          <w:p>
-            <w:r>
-              <w:rPr>
-                <w:sz w:val="18"/>
-              </w:rPr>
-              <w:t>60.65</w:t>
-            </w:r>
-          </w:p>
-        </w:tc>
-        <w:tc>
-          <w:tcPr>
-            <w:tcW w:type="dxa" w:w="1440"/>
-            <w:shd w:fill="F8FAFC"/>
-            <w:tcMar>
-              <w:top w:w="50" w:type="dxa"/>
-              <w:bottom w:w="50" w:type="dxa"/>
-              <w:left w:w="60" w:type="dxa"/>
-              <w:right w:w="60" w:type="dxa"/>
-            </w:tcMar>
-          </w:tcPr>
-          <w:p>
-            <w:r>
-              <w:rPr>
-                <w:sz w:val="18"/>
-              </w:rPr>
-              <w:t>0.5</w:t>
-            </w:r>
-          </w:p>
-        </w:tc>
-        <w:tc>
-          <w:tcPr>
-            <w:tcW w:type="dxa" w:w="1440"/>
-            <w:shd w:fill="F8FAFC"/>
-            <w:tcMar>
-              <w:top w:w="50" w:type="dxa"/>
-              <w:bottom w:w="50" w:type="dxa"/>
-              <w:left w:w="60" w:type="dxa"/>
-              <w:right w:w="60" w:type="dxa"/>
-            </w:tcMar>
-          </w:tcPr>
-          <w:p>
-            <w:r>
-              <w:rPr>
-                <w:sz w:val="18"/>
-              </w:rPr>
-              <w:t>10.70</w:t>
-            </w:r>
-          </w:p>
-        </w:tc>
-        <w:tc>
-          <w:tcPr>
-            <w:tcW w:type="dxa" w:w="1584"/>
-            <w:shd w:fill="F8FAFC"/>
-            <w:tcMar>
-              <w:top w:w="50" w:type="dxa"/>
-              <w:bottom w:w="50" w:type="dxa"/>
-              <w:left w:w="60" w:type="dxa"/>
-              <w:right w:w="60" w:type="dxa"/>
-            </w:tcMar>
-          </w:tcPr>
-          <w:p>
-            <w:r>
-              <w:rPr>
-                <w:b/>
-                <w:color w:val="16A34A"/>
-                <w:sz w:val="18"/>
+                <w:sz w:val="26"/>
               </w:rPr>
               <w:t>NORMAL</w:t>
             </w:r>
@@ -1869,41 +506,82 @@
     </w:tbl>
     <w:p>
       <w:pPr>
+        <w:spacing w:after="160"/>
+      </w:pPr>
+    </w:p>
+    <w:p>
+      <w:pPr>
         <w:pStyle w:val="Heading1"/>
-        <w:spacing w:before="280" w:after="120"/>
+        <w:spacing w:before="200" w:after="80"/>
       </w:pPr>
       <w:r>
-        <w:t>3. Road Inundation &amp; Emergency Routing Advisory</w:t>
+        <w:t>2. Emergency Safe Navigation &amp; Dispatch Guidance (t = +0 min)</w:t>
       </w:r>
     </w:p>
     <w:p>
       <w:r>
-        <w:t>The transportation network consists of four arterial corridors connecting key urban nodes (A: Origin, B: Northeast Node, C: Southwest Node, D: Emergency Destination). Road exposure risk is continuously evaluated using shapely polygon intersection against dynamic water depth fields.</w:t>
+        <w:rPr>
+          <w:b/>
+        </w:rPr>
+        <w:t xml:space="preserve">🚑 Active Recommended Safe Corridor: </w:t>
+      </w:r>
+      <w:r>
+        <w:rPr>
+          <w:b/>
+          <w:color w:val="D97706"/>
+        </w:rPr>
+        <w:t>A → M → D</w:t>
+        <w:br/>
+      </w:r>
+      <w:r>
+        <w:t>• Designated Route: Midtown Expressway Corridor (A → M → D) &amp;bull; Fast Arterial Route</w:t>
+        <w:br/>
+        <w:t>• Estimated Travel Time: 70.0 seconds (nominal dispatch)</w:t>
+        <w:br/>
+        <w:t>• Maximum Flood Exposure: 0.0 cm (Well below safety impasse threshold of 25.0 cm)</w:t>
+        <w:br/>
+        <w:t xml:space="preserve">• Passage Assessment: </w:t>
+      </w:r>
+      <w:r>
+        <w:rPr>
+          <w:color w:val="16A34A"/>
+        </w:rPr>
+        <w:t>CLEARED FOR NORMAL EMERGENCY DISPATCH (Zero Impasse)</w:t>
+      </w:r>
+    </w:p>
+    <w:p>
+      <w:pPr>
+        <w:pStyle w:val="Heading1"/>
+        <w:spacing w:before="200" w:after="80"/>
+      </w:pPr>
+      <w:r>
+        <w:t>3. Street Grid Passability &amp; Road Closure Status</w:t>
       </w:r>
     </w:p>
     <w:tbl>
       <w:tblPr>
         <w:tblW w:type="auto" w:w="0"/>
         <w:jc w:val="center"/>
+        <w:tblLayout w:type="fixed"/>
         <w:tblLook w:firstColumn="1" w:firstRow="1" w:lastColumn="0" w:lastRow="0" w:noHBand="0" w:noVBand="1" w:val="04A0"/>
       </w:tblPr>
       <w:tblGrid>
-        <w:gridCol w:w="1987"/>
-        <w:gridCol w:w="1987"/>
-        <w:gridCol w:w="1987"/>
-        <w:gridCol w:w="1987"/>
-        <w:gridCol w:w="1987"/>
+        <w:gridCol w:w="2016"/>
+        <w:gridCol w:w="2016"/>
+        <w:gridCol w:w="2016"/>
+        <w:gridCol w:w="2016"/>
+        <w:gridCol w:w="2016"/>
       </w:tblGrid>
       <w:tr>
         <w:tc>
           <w:tcPr>
-            <w:tcW w:type="dxa" w:w="1296"/>
+            <w:tcW w:type="dxa" w:w="1440"/>
             <w:shd w:fill="1E293B"/>
             <w:tcMar>
-              <w:top w:w="70" w:type="dxa"/>
-              <w:bottom w:w="70" w:type="dxa"/>
-              <w:left w:w="70" w:type="dxa"/>
-              <w:right w:w="70" w:type="dxa"/>
+              <w:top w:w="60" w:type="dxa"/>
+              <w:bottom w:w="60" w:type="dxa"/>
+              <w:left w:w="60" w:type="dxa"/>
+              <w:right w:w="60" w:type="dxa"/>
             </w:tcMar>
           </w:tcPr>
           <w:p>
@@ -1919,13 +597,13 @@
         </w:tc>
         <w:tc>
           <w:tcPr>
-            <w:tcW w:type="dxa" w:w="2592"/>
+            <w:tcW w:type="dxa" w:w="2880"/>
             <w:shd w:fill="1E293B"/>
             <w:tcMar>
-              <w:top w:w="70" w:type="dxa"/>
-              <w:bottom w:w="70" w:type="dxa"/>
-              <w:left w:w="70" w:type="dxa"/>
-              <w:right w:w="70" w:type="dxa"/>
+              <w:top w:w="60" w:type="dxa"/>
+              <w:bottom w:w="60" w:type="dxa"/>
+              <w:left w:w="60" w:type="dxa"/>
+              <w:right w:w="60" w:type="dxa"/>
             </w:tcMar>
           </w:tcPr>
           <w:p>
@@ -1935,19 +613,19 @@
                 <w:color w:val="FFFFFF"/>
                 <w:sz w:val="18"/>
               </w:rPr>
-              <w:t>Street Name</w:t>
+              <w:t>Corridor Name</w:t>
             </w:r>
           </w:p>
         </w:tc>
         <w:tc>
           <w:tcPr>
-            <w:tcW w:type="dxa" w:w="1584"/>
+            <w:tcW w:type="dxa" w:w="1440"/>
             <w:shd w:fill="1E293B"/>
             <w:tcMar>
-              <w:top w:w="70" w:type="dxa"/>
-              <w:bottom w:w="70" w:type="dxa"/>
-              <w:left w:w="70" w:type="dxa"/>
-              <w:right w:w="70" w:type="dxa"/>
+              <w:top w:w="60" w:type="dxa"/>
+              <w:bottom w:w="60" w:type="dxa"/>
+              <w:left w:w="60" w:type="dxa"/>
+              <w:right w:w="60" w:type="dxa"/>
             </w:tcMar>
           </w:tcPr>
           <w:p>
@@ -1957,7 +635,7 @@
                 <w:color w:val="FFFFFF"/>
                 <w:sz w:val="18"/>
               </w:rPr>
-              <w:t>Peak Depth</w:t>
+              <w:t>Max Depth</w:t>
             </w:r>
           </w:p>
         </w:tc>
@@ -1966,10 +644,10 @@
             <w:tcW w:type="dxa" w:w="2016"/>
             <w:shd w:fill="1E293B"/>
             <w:tcMar>
-              <w:top w:w="70" w:type="dxa"/>
-              <w:bottom w:w="70" w:type="dxa"/>
-              <w:left w:w="70" w:type="dxa"/>
-              <w:right w:w="70" w:type="dxa"/>
+              <w:top w:w="60" w:type="dxa"/>
+              <w:bottom w:w="60" w:type="dxa"/>
+              <w:left w:w="60" w:type="dxa"/>
+              <w:right w:w="60" w:type="dxa"/>
             </w:tcMar>
           </w:tcPr>
           <w:p>
@@ -1988,10 +666,10 @@
             <w:tcW w:type="dxa" w:w="2304"/>
             <w:shd w:fill="1E293B"/>
             <w:tcMar>
-              <w:top w:w="70" w:type="dxa"/>
-              <w:bottom w:w="70" w:type="dxa"/>
-              <w:left w:w="70" w:type="dxa"/>
-              <w:right w:w="70" w:type="dxa"/>
+              <w:top w:w="60" w:type="dxa"/>
+              <w:bottom w:w="60" w:type="dxa"/>
+              <w:left w:w="60" w:type="dxa"/>
+              <w:right w:w="60" w:type="dxa"/>
             </w:tcMar>
           </w:tcPr>
           <w:p>
@@ -2001,7 +679,7 @@
                 <w:color w:val="FFFFFF"/>
                 <w:sz w:val="18"/>
               </w:rPr>
-              <w:t>Advisory Action</w:t>
+              <w:t>Operational Status</w:t>
             </w:r>
           </w:p>
         </w:tc>
@@ -2009,21 +687,1222 @@
       <w:tr>
         <w:tc>
           <w:tcPr>
-            <w:tcW w:type="dxa" w:w="1296"/>
+            <w:tcW w:type="dxa" w:w="1440"/>
             <w:shd w:fill="FFFFFF"/>
             <w:tcMar>
-              <w:top w:w="50" w:type="dxa"/>
-              <w:bottom w:w="50" w:type="dxa"/>
-              <w:left w:w="70" w:type="dxa"/>
-              <w:right w:w="70" w:type="dxa"/>
+              <w:top w:w="45" w:type="dxa"/>
+              <w:bottom w:w="45" w:type="dxa"/>
+              <w:left w:w="60" w:type="dxa"/>
+              <w:right w:w="60" w:type="dxa"/>
             </w:tcMar>
           </w:tcPr>
           <w:p>
             <w:r>
               <w:rPr>
+                <w:sz w:val="17"/>
+              </w:rPr>
+              <w:t>R001</w:t>
+            </w:r>
+          </w:p>
+        </w:tc>
+        <w:tc>
+          <w:tcPr>
+            <w:tcW w:type="dxa" w:w="2880"/>
+            <w:shd w:fill="FFFFFF"/>
+            <w:tcMar>
+              <w:top w:w="45" w:type="dxa"/>
+              <w:bottom w:w="45" w:type="dxa"/>
+              <w:left w:w="60" w:type="dxa"/>
+              <w:right w:w="60" w:type="dxa"/>
+            </w:tcMar>
+          </w:tcPr>
+          <w:p>
+            <w:r>
+              <w:rPr>
+                <w:sz w:val="17"/>
+              </w:rPr>
+              <w:t>North Ave (A → B)</w:t>
+            </w:r>
+          </w:p>
+        </w:tc>
+        <w:tc>
+          <w:tcPr>
+            <w:tcW w:type="dxa" w:w="1440"/>
+            <w:shd w:fill="FFFFFF"/>
+            <w:tcMar>
+              <w:top w:w="45" w:type="dxa"/>
+              <w:bottom w:w="45" w:type="dxa"/>
+              <w:left w:w="60" w:type="dxa"/>
+              <w:right w:w="60" w:type="dxa"/>
+            </w:tcMar>
+          </w:tcPr>
+          <w:p>
+            <w:r>
+              <w:rPr>
+                <w:sz w:val="17"/>
+              </w:rPr>
+              <w:t>0.0 cm</w:t>
+            </w:r>
+          </w:p>
+        </w:tc>
+        <w:tc>
+          <w:tcPr>
+            <w:tcW w:type="dxa" w:w="2016"/>
+            <w:shd w:fill="FFFFFF"/>
+            <w:tcMar>
+              <w:top w:w="45" w:type="dxa"/>
+              <w:bottom w:w="45" w:type="dxa"/>
+              <w:left w:w="60" w:type="dxa"/>
+              <w:right w:w="60" w:type="dxa"/>
+            </w:tcMar>
+          </w:tcPr>
+          <w:p>
+            <w:r>
+              <w:rPr>
+                <w:b/>
+                <w:color w:val="16A34A"/>
+                <w:sz w:val="17"/>
+              </w:rPr>
+              <w:t>SAFE</w:t>
+            </w:r>
+          </w:p>
+        </w:tc>
+        <w:tc>
+          <w:tcPr>
+            <w:tcW w:type="dxa" w:w="2304"/>
+            <w:shd w:fill="FFFFFF"/>
+            <w:tcMar>
+              <w:top w:w="45" w:type="dxa"/>
+              <w:bottom w:w="45" w:type="dxa"/>
+              <w:left w:w="60" w:type="dxa"/>
+              <w:right w:w="60" w:type="dxa"/>
+            </w:tcMar>
+          </w:tcPr>
+          <w:p>
+            <w:r>
+              <w:rPr>
+                <w:b/>
+                <w:color w:val="16A34A"/>
+                <w:sz w:val="17"/>
+              </w:rPr>
+              <w:t>OPEN (Clear Passage)</w:t>
+            </w:r>
+          </w:p>
+        </w:tc>
+      </w:tr>
+      <w:tr>
+        <w:tc>
+          <w:tcPr>
+            <w:tcW w:type="dxa" w:w="1440"/>
+            <w:shd w:fill="F8FAFC"/>
+            <w:tcMar>
+              <w:top w:w="45" w:type="dxa"/>
+              <w:bottom w:w="45" w:type="dxa"/>
+              <w:left w:w="60" w:type="dxa"/>
+              <w:right w:w="60" w:type="dxa"/>
+            </w:tcMar>
+          </w:tcPr>
+          <w:p>
+            <w:r>
+              <w:rPr>
+                <w:sz w:val="17"/>
+              </w:rPr>
+              <w:t>R002</w:t>
+            </w:r>
+          </w:p>
+        </w:tc>
+        <w:tc>
+          <w:tcPr>
+            <w:tcW w:type="dxa" w:w="2880"/>
+            <w:shd w:fill="F8FAFC"/>
+            <w:tcMar>
+              <w:top w:w="45" w:type="dxa"/>
+              <w:bottom w:w="45" w:type="dxa"/>
+              <w:left w:w="60" w:type="dxa"/>
+              <w:right w:w="60" w:type="dxa"/>
+            </w:tcMar>
+          </w:tcPr>
+          <w:p>
+            <w:r>
+              <w:rPr>
+                <w:sz w:val="17"/>
+              </w:rPr>
+              <w:t>East Expwy (B → E)</w:t>
+            </w:r>
+          </w:p>
+        </w:tc>
+        <w:tc>
+          <w:tcPr>
+            <w:tcW w:type="dxa" w:w="1440"/>
+            <w:shd w:fill="F8FAFC"/>
+            <w:tcMar>
+              <w:top w:w="45" w:type="dxa"/>
+              <w:bottom w:w="45" w:type="dxa"/>
+              <w:left w:w="60" w:type="dxa"/>
+              <w:right w:w="60" w:type="dxa"/>
+            </w:tcMar>
+          </w:tcPr>
+          <w:p>
+            <w:r>
+              <w:rPr>
+                <w:sz w:val="17"/>
+              </w:rPr>
+              <w:t>0.0 cm</w:t>
+            </w:r>
+          </w:p>
+        </w:tc>
+        <w:tc>
+          <w:tcPr>
+            <w:tcW w:type="dxa" w:w="2016"/>
+            <w:shd w:fill="F8FAFC"/>
+            <w:tcMar>
+              <w:top w:w="45" w:type="dxa"/>
+              <w:bottom w:w="45" w:type="dxa"/>
+              <w:left w:w="60" w:type="dxa"/>
+              <w:right w:w="60" w:type="dxa"/>
+            </w:tcMar>
+          </w:tcPr>
+          <w:p>
+            <w:r>
+              <w:rPr>
+                <w:b/>
+                <w:color w:val="16A34A"/>
+                <w:sz w:val="17"/>
+              </w:rPr>
+              <w:t>SAFE</w:t>
+            </w:r>
+          </w:p>
+        </w:tc>
+        <w:tc>
+          <w:tcPr>
+            <w:tcW w:type="dxa" w:w="2304"/>
+            <w:shd w:fill="F8FAFC"/>
+            <w:tcMar>
+              <w:top w:w="45" w:type="dxa"/>
+              <w:bottom w:w="45" w:type="dxa"/>
+              <w:left w:w="60" w:type="dxa"/>
+              <w:right w:w="60" w:type="dxa"/>
+            </w:tcMar>
+          </w:tcPr>
+          <w:p>
+            <w:r>
+              <w:rPr>
+                <w:b/>
+                <w:color w:val="16A34A"/>
+                <w:sz w:val="17"/>
+              </w:rPr>
+              <w:t>OPEN (Clear Passage)</w:t>
+            </w:r>
+          </w:p>
+        </w:tc>
+      </w:tr>
+      <w:tr>
+        <w:tc>
+          <w:tcPr>
+            <w:tcW w:type="dxa" w:w="1440"/>
+            <w:shd w:fill="FFFFFF"/>
+            <w:tcMar>
+              <w:top w:w="45" w:type="dxa"/>
+              <w:bottom w:w="45" w:type="dxa"/>
+              <w:left w:w="60" w:type="dxa"/>
+              <w:right w:w="60" w:type="dxa"/>
+            </w:tcMar>
+          </w:tcPr>
+          <w:p>
+            <w:r>
+              <w:rPr>
+                <w:sz w:val="17"/>
+              </w:rPr>
+              <w:t>R003</w:t>
+            </w:r>
+          </w:p>
+        </w:tc>
+        <w:tc>
+          <w:tcPr>
+            <w:tcW w:type="dxa" w:w="2880"/>
+            <w:shd w:fill="FFFFFF"/>
+            <w:tcMar>
+              <w:top w:w="45" w:type="dxa"/>
+              <w:bottom w:w="45" w:type="dxa"/>
+              <w:left w:w="60" w:type="dxa"/>
+              <w:right w:w="60" w:type="dxa"/>
+            </w:tcMar>
+          </w:tcPr>
+          <w:p>
+            <w:r>
+              <w:rPr>
+                <w:sz w:val="17"/>
+              </w:rPr>
+              <w:t>West Bypass (A → W)</w:t>
+            </w:r>
+          </w:p>
+        </w:tc>
+        <w:tc>
+          <w:tcPr>
+            <w:tcW w:type="dxa" w:w="1440"/>
+            <w:shd w:fill="FFFFFF"/>
+            <w:tcMar>
+              <w:top w:w="45" w:type="dxa"/>
+              <w:bottom w:w="45" w:type="dxa"/>
+              <w:left w:w="60" w:type="dxa"/>
+              <w:right w:w="60" w:type="dxa"/>
+            </w:tcMar>
+          </w:tcPr>
+          <w:p>
+            <w:r>
+              <w:rPr>
+                <w:sz w:val="17"/>
+              </w:rPr>
+              <w:t>0.0 cm</w:t>
+            </w:r>
+          </w:p>
+        </w:tc>
+        <w:tc>
+          <w:tcPr>
+            <w:tcW w:type="dxa" w:w="2016"/>
+            <w:shd w:fill="FFFFFF"/>
+            <w:tcMar>
+              <w:top w:w="45" w:type="dxa"/>
+              <w:bottom w:w="45" w:type="dxa"/>
+              <w:left w:w="60" w:type="dxa"/>
+              <w:right w:w="60" w:type="dxa"/>
+            </w:tcMar>
+          </w:tcPr>
+          <w:p>
+            <w:r>
+              <w:rPr>
+                <w:b/>
+                <w:color w:val="16A34A"/>
+                <w:sz w:val="17"/>
+              </w:rPr>
+              <w:t>SAFE</w:t>
+            </w:r>
+          </w:p>
+        </w:tc>
+        <w:tc>
+          <w:tcPr>
+            <w:tcW w:type="dxa" w:w="2304"/>
+            <w:shd w:fill="FFFFFF"/>
+            <w:tcMar>
+              <w:top w:w="45" w:type="dxa"/>
+              <w:bottom w:w="45" w:type="dxa"/>
+              <w:left w:w="60" w:type="dxa"/>
+              <w:right w:w="60" w:type="dxa"/>
+            </w:tcMar>
+          </w:tcPr>
+          <w:p>
+            <w:r>
+              <w:rPr>
+                <w:b/>
+                <w:color w:val="16A34A"/>
+                <w:sz w:val="17"/>
+              </w:rPr>
+              <w:t>OPEN (Clear Passage)</w:t>
+            </w:r>
+          </w:p>
+        </w:tc>
+      </w:tr>
+      <w:tr>
+        <w:tc>
+          <w:tcPr>
+            <w:tcW w:type="dxa" w:w="1440"/>
+            <w:shd w:fill="F8FAFC"/>
+            <w:tcMar>
+              <w:top w:w="45" w:type="dxa"/>
+              <w:bottom w:w="45" w:type="dxa"/>
+              <w:left w:w="60" w:type="dxa"/>
+              <w:right w:w="60" w:type="dxa"/>
+            </w:tcMar>
+          </w:tcPr>
+          <w:p>
+            <w:r>
+              <w:rPr>
+                <w:sz w:val="17"/>
+              </w:rPr>
+              <w:t>R004</w:t>
+            </w:r>
+          </w:p>
+        </w:tc>
+        <w:tc>
+          <w:tcPr>
+            <w:tcW w:type="dxa" w:w="2880"/>
+            <w:shd w:fill="F8FAFC"/>
+            <w:tcMar>
+              <w:top w:w="45" w:type="dxa"/>
+              <w:bottom w:w="45" w:type="dxa"/>
+              <w:left w:w="60" w:type="dxa"/>
+              <w:right w:w="60" w:type="dxa"/>
+            </w:tcMar>
+          </w:tcPr>
+          <w:p>
+            <w:r>
+              <w:rPr>
+                <w:sz w:val="17"/>
+              </w:rPr>
+              <w:t>South Hwy (C → D)</w:t>
+            </w:r>
+          </w:p>
+        </w:tc>
+        <w:tc>
+          <w:tcPr>
+            <w:tcW w:type="dxa" w:w="1440"/>
+            <w:shd w:fill="F8FAFC"/>
+            <w:tcMar>
+              <w:top w:w="45" w:type="dxa"/>
+              <w:bottom w:w="45" w:type="dxa"/>
+              <w:left w:w="60" w:type="dxa"/>
+              <w:right w:w="60" w:type="dxa"/>
+            </w:tcMar>
+          </w:tcPr>
+          <w:p>
+            <w:r>
+              <w:rPr>
+                <w:sz w:val="17"/>
+              </w:rPr>
+              <w:t>0.0 cm</w:t>
+            </w:r>
+          </w:p>
+        </w:tc>
+        <w:tc>
+          <w:tcPr>
+            <w:tcW w:type="dxa" w:w="2016"/>
+            <w:shd w:fill="F8FAFC"/>
+            <w:tcMar>
+              <w:top w:w="45" w:type="dxa"/>
+              <w:bottom w:w="45" w:type="dxa"/>
+              <w:left w:w="60" w:type="dxa"/>
+              <w:right w:w="60" w:type="dxa"/>
+            </w:tcMar>
+          </w:tcPr>
+          <w:p>
+            <w:r>
+              <w:rPr>
+                <w:b/>
+                <w:color w:val="16A34A"/>
+                <w:sz w:val="17"/>
+              </w:rPr>
+              <w:t>SAFE</w:t>
+            </w:r>
+          </w:p>
+        </w:tc>
+        <w:tc>
+          <w:tcPr>
+            <w:tcW w:type="dxa" w:w="2304"/>
+            <w:shd w:fill="F8FAFC"/>
+            <w:tcMar>
+              <w:top w:w="45" w:type="dxa"/>
+              <w:bottom w:w="45" w:type="dxa"/>
+              <w:left w:w="60" w:type="dxa"/>
+              <w:right w:w="60" w:type="dxa"/>
+            </w:tcMar>
+          </w:tcPr>
+          <w:p>
+            <w:r>
+              <w:rPr>
+                <w:b/>
+                <w:color w:val="16A34A"/>
+                <w:sz w:val="17"/>
+              </w:rPr>
+              <w:t>OPEN (Clear Passage)</w:t>
+            </w:r>
+          </w:p>
+        </w:tc>
+      </w:tr>
+      <w:tr>
+        <w:tc>
+          <w:tcPr>
+            <w:tcW w:type="dxa" w:w="1440"/>
+            <w:shd w:fill="FFFFFF"/>
+            <w:tcMar>
+              <w:top w:w="45" w:type="dxa"/>
+              <w:bottom w:w="45" w:type="dxa"/>
+              <w:left w:w="60" w:type="dxa"/>
+              <w:right w:w="60" w:type="dxa"/>
+            </w:tcMar>
+          </w:tcPr>
+          <w:p>
+            <w:r>
+              <w:rPr>
+                <w:sz w:val="17"/>
+              </w:rPr>
+              <w:t>R005</w:t>
+            </w:r>
+          </w:p>
+        </w:tc>
+        <w:tc>
+          <w:tcPr>
+            <w:tcW w:type="dxa" w:w="2880"/>
+            <w:shd w:fill="FFFFFF"/>
+            <w:tcMar>
+              <w:top w:w="45" w:type="dxa"/>
+              <w:bottom w:w="45" w:type="dxa"/>
+              <w:left w:w="60" w:type="dxa"/>
+              <w:right w:w="60" w:type="dxa"/>
+            </w:tcMar>
+          </w:tcPr>
+          <w:p>
+            <w:r>
+              <w:rPr>
+                <w:sz w:val="17"/>
+              </w:rPr>
+              <w:t>East Underpass (E → D)</w:t>
+            </w:r>
+          </w:p>
+        </w:tc>
+        <w:tc>
+          <w:tcPr>
+            <w:tcW w:type="dxa" w:w="1440"/>
+            <w:shd w:fill="FFFFFF"/>
+            <w:tcMar>
+              <w:top w:w="45" w:type="dxa"/>
+              <w:bottom w:w="45" w:type="dxa"/>
+              <w:left w:w="60" w:type="dxa"/>
+              <w:right w:w="60" w:type="dxa"/>
+            </w:tcMar>
+          </w:tcPr>
+          <w:p>
+            <w:r>
+              <w:rPr>
+                <w:sz w:val="17"/>
+              </w:rPr>
+              <w:t>0.0 cm</w:t>
+            </w:r>
+          </w:p>
+        </w:tc>
+        <w:tc>
+          <w:tcPr>
+            <w:tcW w:type="dxa" w:w="2016"/>
+            <w:shd w:fill="FFFFFF"/>
+            <w:tcMar>
+              <w:top w:w="45" w:type="dxa"/>
+              <w:bottom w:w="45" w:type="dxa"/>
+              <w:left w:w="60" w:type="dxa"/>
+              <w:right w:w="60" w:type="dxa"/>
+            </w:tcMar>
+          </w:tcPr>
+          <w:p>
+            <w:r>
+              <w:rPr>
+                <w:b/>
+                <w:color w:val="16A34A"/>
+                <w:sz w:val="17"/>
+              </w:rPr>
+              <w:t>SAFE</w:t>
+            </w:r>
+          </w:p>
+        </w:tc>
+        <w:tc>
+          <w:tcPr>
+            <w:tcW w:type="dxa" w:w="2304"/>
+            <w:shd w:fill="FFFFFF"/>
+            <w:tcMar>
+              <w:top w:w="45" w:type="dxa"/>
+              <w:bottom w:w="45" w:type="dxa"/>
+              <w:left w:w="60" w:type="dxa"/>
+              <w:right w:w="60" w:type="dxa"/>
+            </w:tcMar>
+          </w:tcPr>
+          <w:p>
+            <w:r>
+              <w:rPr>
+                <w:b/>
+                <w:color w:val="16A34A"/>
+                <w:sz w:val="17"/>
+              </w:rPr>
+              <w:t>OPEN (Clear Passage)</w:t>
+            </w:r>
+          </w:p>
+        </w:tc>
+      </w:tr>
+      <w:tr>
+        <w:tc>
+          <w:tcPr>
+            <w:tcW w:type="dxa" w:w="1440"/>
+            <w:shd w:fill="F8FAFC"/>
+            <w:tcMar>
+              <w:top w:w="45" w:type="dxa"/>
+              <w:bottom w:w="45" w:type="dxa"/>
+              <w:left w:w="60" w:type="dxa"/>
+              <w:right w:w="60" w:type="dxa"/>
+            </w:tcMar>
+          </w:tcPr>
+          <w:p>
+            <w:r>
+              <w:rPr>
+                <w:sz w:val="17"/>
+              </w:rPr>
+              <w:t>R006</w:t>
+            </w:r>
+          </w:p>
+        </w:tc>
+        <w:tc>
+          <w:tcPr>
+            <w:tcW w:type="dxa" w:w="2880"/>
+            <w:shd w:fill="F8FAFC"/>
+            <w:tcMar>
+              <w:top w:w="45" w:type="dxa"/>
+              <w:bottom w:w="45" w:type="dxa"/>
+              <w:left w:w="60" w:type="dxa"/>
+              <w:right w:w="60" w:type="dxa"/>
+            </w:tcMar>
+          </w:tcPr>
+          <w:p>
+            <w:r>
+              <w:rPr>
+                <w:sz w:val="17"/>
+              </w:rPr>
+              <w:t>Midtown Art (A → M)</w:t>
+            </w:r>
+          </w:p>
+        </w:tc>
+        <w:tc>
+          <w:tcPr>
+            <w:tcW w:type="dxa" w:w="1440"/>
+            <w:shd w:fill="F8FAFC"/>
+            <w:tcMar>
+              <w:top w:w="45" w:type="dxa"/>
+              <w:bottom w:w="45" w:type="dxa"/>
+              <w:left w:w="60" w:type="dxa"/>
+              <w:right w:w="60" w:type="dxa"/>
+            </w:tcMar>
+          </w:tcPr>
+          <w:p>
+            <w:r>
+              <w:rPr>
+                <w:sz w:val="17"/>
+              </w:rPr>
+              <w:t>0.0 cm</w:t>
+            </w:r>
+          </w:p>
+        </w:tc>
+        <w:tc>
+          <w:tcPr>
+            <w:tcW w:type="dxa" w:w="2016"/>
+            <w:shd w:fill="F8FAFC"/>
+            <w:tcMar>
+              <w:top w:w="45" w:type="dxa"/>
+              <w:bottom w:w="45" w:type="dxa"/>
+              <w:left w:w="60" w:type="dxa"/>
+              <w:right w:w="60" w:type="dxa"/>
+            </w:tcMar>
+          </w:tcPr>
+          <w:p>
+            <w:r>
+              <w:rPr>
+                <w:b/>
+                <w:color w:val="16A34A"/>
+                <w:sz w:val="17"/>
+              </w:rPr>
+              <w:t>SAFE</w:t>
+            </w:r>
+          </w:p>
+        </w:tc>
+        <w:tc>
+          <w:tcPr>
+            <w:tcW w:type="dxa" w:w="2304"/>
+            <w:shd w:fill="F8FAFC"/>
+            <w:tcMar>
+              <w:top w:w="45" w:type="dxa"/>
+              <w:bottom w:w="45" w:type="dxa"/>
+              <w:left w:w="60" w:type="dxa"/>
+              <w:right w:w="60" w:type="dxa"/>
+            </w:tcMar>
+          </w:tcPr>
+          <w:p>
+            <w:r>
+              <w:rPr>
+                <w:b/>
+                <w:color w:val="16A34A"/>
+                <w:sz w:val="17"/>
+              </w:rPr>
+              <w:t>OPEN (Clear Passage)</w:t>
+            </w:r>
+          </w:p>
+        </w:tc>
+      </w:tr>
+      <w:tr>
+        <w:tc>
+          <w:tcPr>
+            <w:tcW w:type="dxa" w:w="1440"/>
+            <w:shd w:fill="FFFFFF"/>
+            <w:tcMar>
+              <w:top w:w="45" w:type="dxa"/>
+              <w:bottom w:w="45" w:type="dxa"/>
+              <w:left w:w="60" w:type="dxa"/>
+              <w:right w:w="60" w:type="dxa"/>
+            </w:tcMar>
+          </w:tcPr>
+          <w:p>
+            <w:r>
+              <w:rPr>
+                <w:sz w:val="17"/>
+              </w:rPr>
+              <w:t>R007</w:t>
+            </w:r>
+          </w:p>
+        </w:tc>
+        <w:tc>
+          <w:tcPr>
+            <w:tcW w:type="dxa" w:w="2880"/>
+            <w:shd w:fill="FFFFFF"/>
+            <w:tcMar>
+              <w:top w:w="45" w:type="dxa"/>
+              <w:bottom w:w="45" w:type="dxa"/>
+              <w:left w:w="60" w:type="dxa"/>
+              <w:right w:w="60" w:type="dxa"/>
+            </w:tcMar>
+          </w:tcPr>
+          <w:p>
+            <w:r>
+              <w:rPr>
+                <w:sz w:val="17"/>
+              </w:rPr>
+              <w:t>Hospital Expwy (M → D)</w:t>
+            </w:r>
+          </w:p>
+        </w:tc>
+        <w:tc>
+          <w:tcPr>
+            <w:tcW w:type="dxa" w:w="1440"/>
+            <w:shd w:fill="FFFFFF"/>
+            <w:tcMar>
+              <w:top w:w="45" w:type="dxa"/>
+              <w:bottom w:w="45" w:type="dxa"/>
+              <w:left w:w="60" w:type="dxa"/>
+              <w:right w:w="60" w:type="dxa"/>
+            </w:tcMar>
+          </w:tcPr>
+          <w:p>
+            <w:r>
+              <w:rPr>
+                <w:sz w:val="17"/>
+              </w:rPr>
+              <w:t>0.0 cm</w:t>
+            </w:r>
+          </w:p>
+        </w:tc>
+        <w:tc>
+          <w:tcPr>
+            <w:tcW w:type="dxa" w:w="2016"/>
+            <w:shd w:fill="FFFFFF"/>
+            <w:tcMar>
+              <w:top w:w="45" w:type="dxa"/>
+              <w:bottom w:w="45" w:type="dxa"/>
+              <w:left w:w="60" w:type="dxa"/>
+              <w:right w:w="60" w:type="dxa"/>
+            </w:tcMar>
+          </w:tcPr>
+          <w:p>
+            <w:r>
+              <w:rPr>
+                <w:b/>
+                <w:color w:val="16A34A"/>
+                <w:sz w:val="17"/>
+              </w:rPr>
+              <w:t>SAFE</w:t>
+            </w:r>
+          </w:p>
+        </w:tc>
+        <w:tc>
+          <w:tcPr>
+            <w:tcW w:type="dxa" w:w="2304"/>
+            <w:shd w:fill="FFFFFF"/>
+            <w:tcMar>
+              <w:top w:w="45" w:type="dxa"/>
+              <w:bottom w:w="45" w:type="dxa"/>
+              <w:left w:w="60" w:type="dxa"/>
+              <w:right w:w="60" w:type="dxa"/>
+            </w:tcMar>
+          </w:tcPr>
+          <w:p>
+            <w:r>
+              <w:rPr>
+                <w:b/>
+                <w:color w:val="16A34A"/>
+                <w:sz w:val="17"/>
+              </w:rPr>
+              <w:t>OPEN (Clear Passage)</w:t>
+            </w:r>
+          </w:p>
+        </w:tc>
+      </w:tr>
+      <w:tr>
+        <w:tc>
+          <w:tcPr>
+            <w:tcW w:type="dxa" w:w="1440"/>
+            <w:shd w:fill="F8FAFC"/>
+            <w:tcMar>
+              <w:top w:w="45" w:type="dxa"/>
+              <w:bottom w:w="45" w:type="dxa"/>
+              <w:left w:w="60" w:type="dxa"/>
+              <w:right w:w="60" w:type="dxa"/>
+            </w:tcMar>
+          </w:tcPr>
+          <w:p>
+            <w:r>
+              <w:rPr>
+                <w:sz w:val="17"/>
+              </w:rPr>
+              <w:t>R008</w:t>
+            </w:r>
+          </w:p>
+        </w:tc>
+        <w:tc>
+          <w:tcPr>
+            <w:tcW w:type="dxa" w:w="2880"/>
+            <w:shd w:fill="F8FAFC"/>
+            <w:tcMar>
+              <w:top w:w="45" w:type="dxa"/>
+              <w:bottom w:w="45" w:type="dxa"/>
+              <w:left w:w="60" w:type="dxa"/>
+              <w:right w:w="60" w:type="dxa"/>
+            </w:tcMar>
+          </w:tcPr>
+          <w:p>
+            <w:r>
+              <w:rPr>
+                <w:sz w:val="17"/>
+              </w:rPr>
+              <w:t>West Cross (W → M)</w:t>
+            </w:r>
+          </w:p>
+        </w:tc>
+        <w:tc>
+          <w:tcPr>
+            <w:tcW w:type="dxa" w:w="1440"/>
+            <w:shd w:fill="F8FAFC"/>
+            <w:tcMar>
+              <w:top w:w="45" w:type="dxa"/>
+              <w:bottom w:w="45" w:type="dxa"/>
+              <w:left w:w="60" w:type="dxa"/>
+              <w:right w:w="60" w:type="dxa"/>
+            </w:tcMar>
+          </w:tcPr>
+          <w:p>
+            <w:r>
+              <w:rPr>
+                <w:sz w:val="17"/>
+              </w:rPr>
+              <w:t>0.0 cm</w:t>
+            </w:r>
+          </w:p>
+        </w:tc>
+        <w:tc>
+          <w:tcPr>
+            <w:tcW w:type="dxa" w:w="2016"/>
+            <w:shd w:fill="F8FAFC"/>
+            <w:tcMar>
+              <w:top w:w="45" w:type="dxa"/>
+              <w:bottom w:w="45" w:type="dxa"/>
+              <w:left w:w="60" w:type="dxa"/>
+              <w:right w:w="60" w:type="dxa"/>
+            </w:tcMar>
+          </w:tcPr>
+          <w:p>
+            <w:r>
+              <w:rPr>
+                <w:b/>
+                <w:color w:val="16A34A"/>
+                <w:sz w:val="17"/>
+              </w:rPr>
+              <w:t>SAFE</w:t>
+            </w:r>
+          </w:p>
+        </w:tc>
+        <w:tc>
+          <w:tcPr>
+            <w:tcW w:type="dxa" w:w="2304"/>
+            <w:shd w:fill="F8FAFC"/>
+            <w:tcMar>
+              <w:top w:w="45" w:type="dxa"/>
+              <w:bottom w:w="45" w:type="dxa"/>
+              <w:left w:w="60" w:type="dxa"/>
+              <w:right w:w="60" w:type="dxa"/>
+            </w:tcMar>
+          </w:tcPr>
+          <w:p>
+            <w:r>
+              <w:rPr>
+                <w:b/>
+                <w:color w:val="16A34A"/>
+                <w:sz w:val="17"/>
+              </w:rPr>
+              <w:t>OPEN (Clear Passage)</w:t>
+            </w:r>
+          </w:p>
+        </w:tc>
+      </w:tr>
+      <w:tr>
+        <w:tc>
+          <w:tcPr>
+            <w:tcW w:type="dxa" w:w="1440"/>
+            <w:shd w:fill="FFFFFF"/>
+            <w:tcMar>
+              <w:top w:w="45" w:type="dxa"/>
+              <w:bottom w:w="45" w:type="dxa"/>
+              <w:left w:w="60" w:type="dxa"/>
+              <w:right w:w="60" w:type="dxa"/>
+            </w:tcMar>
+          </w:tcPr>
+          <w:p>
+            <w:r>
+              <w:rPr>
+                <w:sz w:val="17"/>
+              </w:rPr>
+              <w:t>R009</w:t>
+            </w:r>
+          </w:p>
+        </w:tc>
+        <w:tc>
+          <w:tcPr>
+            <w:tcW w:type="dxa" w:w="2880"/>
+            <w:shd w:fill="FFFFFF"/>
+            <w:tcMar>
+              <w:top w:w="45" w:type="dxa"/>
+              <w:bottom w:w="45" w:type="dxa"/>
+              <w:left w:w="60" w:type="dxa"/>
+              <w:right w:w="60" w:type="dxa"/>
+            </w:tcMar>
+          </w:tcPr>
+          <w:p>
+            <w:r>
+              <w:rPr>
+                <w:sz w:val="17"/>
+              </w:rPr>
+              <w:t>Midtown-East (M → E)</w:t>
+            </w:r>
+          </w:p>
+        </w:tc>
+        <w:tc>
+          <w:tcPr>
+            <w:tcW w:type="dxa" w:w="1440"/>
+            <w:shd w:fill="FFFFFF"/>
+            <w:tcMar>
+              <w:top w:w="45" w:type="dxa"/>
+              <w:bottom w:w="45" w:type="dxa"/>
+              <w:left w:w="60" w:type="dxa"/>
+              <w:right w:w="60" w:type="dxa"/>
+            </w:tcMar>
+          </w:tcPr>
+          <w:p>
+            <w:r>
+              <w:rPr>
+                <w:sz w:val="17"/>
+              </w:rPr>
+              <w:t>0.0 cm</w:t>
+            </w:r>
+          </w:p>
+        </w:tc>
+        <w:tc>
+          <w:tcPr>
+            <w:tcW w:type="dxa" w:w="2016"/>
+            <w:shd w:fill="FFFFFF"/>
+            <w:tcMar>
+              <w:top w:w="45" w:type="dxa"/>
+              <w:bottom w:w="45" w:type="dxa"/>
+              <w:left w:w="60" w:type="dxa"/>
+              <w:right w:w="60" w:type="dxa"/>
+            </w:tcMar>
+          </w:tcPr>
+          <w:p>
+            <w:r>
+              <w:rPr>
+                <w:b/>
+                <w:color w:val="16A34A"/>
+                <w:sz w:val="17"/>
+              </w:rPr>
+              <w:t>SAFE</w:t>
+            </w:r>
+          </w:p>
+        </w:tc>
+        <w:tc>
+          <w:tcPr>
+            <w:tcW w:type="dxa" w:w="2304"/>
+            <w:shd w:fill="FFFFFF"/>
+            <w:tcMar>
+              <w:top w:w="45" w:type="dxa"/>
+              <w:bottom w:w="45" w:type="dxa"/>
+              <w:left w:w="60" w:type="dxa"/>
+              <w:right w:w="60" w:type="dxa"/>
+            </w:tcMar>
+          </w:tcPr>
+          <w:p>
+            <w:r>
+              <w:rPr>
+                <w:b/>
+                <w:color w:val="16A34A"/>
+                <w:sz w:val="17"/>
+              </w:rPr>
+              <w:t>OPEN (Clear Passage)</w:t>
+            </w:r>
+          </w:p>
+        </w:tc>
+      </w:tr>
+      <w:tr>
+        <w:tc>
+          <w:tcPr>
+            <w:tcW w:type="dxa" w:w="1440"/>
+            <w:shd w:fill="F8FAFC"/>
+            <w:tcMar>
+              <w:top w:w="45" w:type="dxa"/>
+              <w:bottom w:w="45" w:type="dxa"/>
+              <w:left w:w="60" w:type="dxa"/>
+              <w:right w:w="60" w:type="dxa"/>
+            </w:tcMar>
+          </w:tcPr>
+          <w:p>
+            <w:r>
+              <w:rPr>
+                <w:sz w:val="17"/>
+              </w:rPr>
+              <w:t>R010</w:t>
+            </w:r>
+          </w:p>
+        </w:tc>
+        <w:tc>
+          <w:tcPr>
+            <w:tcW w:type="dxa" w:w="2880"/>
+            <w:shd w:fill="F8FAFC"/>
+            <w:tcMar>
+              <w:top w:w="45" w:type="dxa"/>
+              <w:bottom w:w="45" w:type="dxa"/>
+              <w:left w:w="60" w:type="dxa"/>
+              <w:right w:w="60" w:type="dxa"/>
+            </w:tcMar>
+          </w:tcPr>
+          <w:p>
+            <w:r>
+              <w:rPr>
+                <w:sz w:val="17"/>
+              </w:rPr>
+              <w:t>West Lower (W → C)</w:t>
+            </w:r>
+          </w:p>
+        </w:tc>
+        <w:tc>
+          <w:tcPr>
+            <w:tcW w:type="dxa" w:w="1440"/>
+            <w:shd w:fill="F8FAFC"/>
+            <w:tcMar>
+              <w:top w:w="45" w:type="dxa"/>
+              <w:bottom w:w="45" w:type="dxa"/>
+              <w:left w:w="60" w:type="dxa"/>
+              <w:right w:w="60" w:type="dxa"/>
+            </w:tcMar>
+          </w:tcPr>
+          <w:p>
+            <w:r>
+              <w:rPr>
+                <w:sz w:val="17"/>
+              </w:rPr>
+              <w:t>0.0 cm</w:t>
+            </w:r>
+          </w:p>
+        </w:tc>
+        <w:tc>
+          <w:tcPr>
+            <w:tcW w:type="dxa" w:w="2016"/>
+            <w:shd w:fill="F8FAFC"/>
+            <w:tcMar>
+              <w:top w:w="45" w:type="dxa"/>
+              <w:bottom w:w="45" w:type="dxa"/>
+              <w:left w:w="60" w:type="dxa"/>
+              <w:right w:w="60" w:type="dxa"/>
+            </w:tcMar>
+          </w:tcPr>
+          <w:p>
+            <w:r>
+              <w:rPr>
+                <w:b/>
+                <w:color w:val="16A34A"/>
+                <w:sz w:val="17"/>
+              </w:rPr>
+              <w:t>SAFE</w:t>
+            </w:r>
+          </w:p>
+        </w:tc>
+        <w:tc>
+          <w:tcPr>
+            <w:tcW w:type="dxa" w:w="2304"/>
+            <w:shd w:fill="F8FAFC"/>
+            <w:tcMar>
+              <w:top w:w="45" w:type="dxa"/>
+              <w:bottom w:w="45" w:type="dxa"/>
+              <w:left w:w="60" w:type="dxa"/>
+              <w:right w:w="60" w:type="dxa"/>
+            </w:tcMar>
+          </w:tcPr>
+          <w:p>
+            <w:r>
+              <w:rPr>
+                <w:b/>
+                <w:color w:val="16A34A"/>
+                <w:sz w:val="17"/>
+              </w:rPr>
+              <w:t>OPEN (Clear Passage)</w:t>
+            </w:r>
+          </w:p>
+        </w:tc>
+      </w:tr>
+    </w:tbl>
+    <w:p>
+      <w:pPr>
+        <w:spacing w:after="160"/>
+      </w:pPr>
+    </w:p>
+    <w:p>
+      <w:pPr>
+        <w:pStyle w:val="Heading1"/>
+        <w:spacing w:before="200" w:after="80"/>
+      </w:pPr>
+      <w:r>
+        <w:t>4. Field Sensor Telemetry Fleet Status</w:t>
+      </w:r>
+    </w:p>
+    <w:tbl>
+      <w:tblPr>
+        <w:tblW w:type="auto" w:w="0"/>
+        <w:jc w:val="center"/>
+        <w:tblLayout w:type="fixed"/>
+        <w:tblLook w:firstColumn="1" w:firstRow="1" w:lastColumn="0" w:lastRow="0" w:noHBand="0" w:noVBand="1" w:val="04A0"/>
+      </w:tblPr>
+      <w:tblGrid>
+        <w:gridCol w:w="2016"/>
+        <w:gridCol w:w="2016"/>
+        <w:gridCol w:w="2016"/>
+        <w:gridCol w:w="2016"/>
+        <w:gridCol w:w="2016"/>
+      </w:tblGrid>
+      <w:tr>
+        <w:tc>
+          <w:tcPr>
+            <w:tcW w:type="dxa" w:w="1728"/>
+            <w:shd w:fill="1E293B"/>
+            <w:tcMar>
+              <w:top w:w="60" w:type="dxa"/>
+              <w:bottom w:w="60" w:type="dxa"/>
+              <w:left w:w="60" w:type="dxa"/>
+              <w:right w:w="60" w:type="dxa"/>
+            </w:tcMar>
+          </w:tcPr>
+          <w:p>
+            <w:r>
+              <w:rPr>
+                <w:b/>
+                <w:color w:val="FFFFFF"/>
                 <w:sz w:val="18"/>
               </w:rPr>
-              <w:t>R001</w:t>
+              <w:t>Sensor ID</w:t>
+            </w:r>
+          </w:p>
+        </w:tc>
+        <w:tc>
+          <w:tcPr>
+            <w:tcW w:type="dxa" w:w="2592"/>
+            <w:shd w:fill="1E293B"/>
+            <w:tcMar>
+              <w:top w:w="60" w:type="dxa"/>
+              <w:bottom w:w="60" w:type="dxa"/>
+              <w:left w:w="60" w:type="dxa"/>
+              <w:right w:w="60" w:type="dxa"/>
+            </w:tcMar>
+          </w:tcPr>
+          <w:p>
+            <w:r>
+              <w:rPr>
+                <w:b/>
+                <w:color w:val="FFFFFF"/>
+                <w:sz w:val="18"/>
+              </w:rPr>
+              <w:t>Catchment Location</w:t>
+            </w:r>
+          </w:p>
+        </w:tc>
+        <w:tc>
+          <w:tcPr>
+            <w:tcW w:type="dxa" w:w="1728"/>
+            <w:shd w:fill="1E293B"/>
+            <w:tcMar>
+              <w:top w:w="60" w:type="dxa"/>
+              <w:bottom w:w="60" w:type="dxa"/>
+              <w:left w:w="60" w:type="dxa"/>
+              <w:right w:w="60" w:type="dxa"/>
+            </w:tcMar>
+          </w:tcPr>
+          <w:p>
+            <w:r>
+              <w:rPr>
+                <w:b/>
+                <w:color w:val="FFFFFF"/>
+                <w:sz w:val="18"/>
+              </w:rPr>
+              <w:t>Water Level</w:t>
+            </w:r>
+          </w:p>
+        </w:tc>
+        <w:tc>
+          <w:tcPr>
+            <w:tcW w:type="dxa" w:w="2016"/>
+            <w:shd w:fill="1E293B"/>
+            <w:tcMar>
+              <w:top w:w="60" w:type="dxa"/>
+              <w:bottom w:w="60" w:type="dxa"/>
+              <w:left w:w="60" w:type="dxa"/>
+              <w:right w:w="60" w:type="dxa"/>
+            </w:tcMar>
+          </w:tcPr>
+          <w:p>
+            <w:r>
+              <w:rPr>
+                <w:b/>
+                <w:color w:val="FFFFFF"/>
+                <w:sz w:val="18"/>
+              </w:rPr>
+              <w:t>Health Status</w:t>
+            </w:r>
+          </w:p>
+        </w:tc>
+        <w:tc>
+          <w:tcPr>
+            <w:tcW w:type="dxa" w:w="2016"/>
+            <w:shd w:fill="1E293B"/>
+            <w:tcMar>
+              <w:top w:w="60" w:type="dxa"/>
+              <w:bottom w:w="60" w:type="dxa"/>
+              <w:left w:w="60" w:type="dxa"/>
+              <w:right w:w="60" w:type="dxa"/>
+            </w:tcMar>
+          </w:tcPr>
+          <w:p>
+            <w:r>
+              <w:rPr>
+                <w:b/>
+                <w:color w:val="FFFFFF"/>
+                <w:sz w:val="18"/>
+              </w:rPr>
+              <w:t>Calibration Bias</w:t>
+            </w:r>
+          </w:p>
+        </w:tc>
+      </w:tr>
+      <w:tr>
+        <w:tc>
+          <w:tcPr>
+            <w:tcW w:type="dxa" w:w="1728"/>
+            <w:shd w:fill="FFFFFF"/>
+            <w:tcMar>
+              <w:top w:w="45" w:type="dxa"/>
+              <w:bottom w:w="45" w:type="dxa"/>
+              <w:left w:w="60" w:type="dxa"/>
+              <w:right w:w="60" w:type="dxa"/>
+            </w:tcMar>
+          </w:tcPr>
+          <w:p>
+            <w:r>
+              <w:rPr>
+                <w:sz w:val="17"/>
+              </w:rPr>
+              <w:t>S001</w:t>
             </w:r>
           </w:p>
         </w:tc>
@@ -2032,38 +1911,38 @@
             <w:tcW w:type="dxa" w:w="2592"/>
             <w:shd w:fill="FFFFFF"/>
             <w:tcMar>
-              <w:top w:w="50" w:type="dxa"/>
-              <w:bottom w:w="50" w:type="dxa"/>
-              <w:left w:w="70" w:type="dxa"/>
-              <w:right w:w="70" w:type="dxa"/>
+              <w:top w:w="45" w:type="dxa"/>
+              <w:bottom w:w="45" w:type="dxa"/>
+              <w:left w:w="60" w:type="dxa"/>
+              <w:right w:w="60" w:type="dxa"/>
             </w:tcMar>
           </w:tcPr>
           <w:p>
             <w:r>
               <w:rPr>
-                <w:sz w:val="18"/>
+                <w:sz w:val="17"/>
               </w:rPr>
-              <w:t>North Ave (A → B)</w:t>
+              <w:t>C012 (North Ridge (NW))</w:t>
             </w:r>
           </w:p>
         </w:tc>
         <w:tc>
           <w:tcPr>
-            <w:tcW w:type="dxa" w:w="1584"/>
+            <w:tcW w:type="dxa" w:w="1728"/>
             <w:shd w:fill="FFFFFF"/>
             <w:tcMar>
-              <w:top w:w="50" w:type="dxa"/>
-              <w:bottom w:w="50" w:type="dxa"/>
-              <w:left w:w="70" w:type="dxa"/>
-              <w:right w:w="70" w:type="dxa"/>
+              <w:top w:w="45" w:type="dxa"/>
+              <w:bottom w:w="45" w:type="dxa"/>
+              <w:left w:w="60" w:type="dxa"/>
+              <w:right w:w="60" w:type="dxa"/>
             </w:tcMar>
           </w:tcPr>
           <w:p>
             <w:r>
               <w:rPr>
-                <w:sz w:val="18"/>
+                <w:sz w:val="17"/>
               </w:rPr>
-              <w:t>8.4 cm</w:t>
+              <w:t>0.0 cm</w:t>
             </w:r>
           </w:p>
         </w:tc>
@@ -2072,38 +1951,40 @@
             <w:tcW w:type="dxa" w:w="2016"/>
             <w:shd w:fill="FFFFFF"/>
             <w:tcMar>
-              <w:top w:w="50" w:type="dxa"/>
-              <w:bottom w:w="50" w:type="dxa"/>
-              <w:left w:w="70" w:type="dxa"/>
-              <w:right w:w="70" w:type="dxa"/>
+              <w:top w:w="45" w:type="dxa"/>
+              <w:bottom w:w="45" w:type="dxa"/>
+              <w:left w:w="60" w:type="dxa"/>
+              <w:right w:w="60" w:type="dxa"/>
             </w:tcMar>
           </w:tcPr>
           <w:p>
             <w:r>
               <w:rPr>
-                <w:sz w:val="18"/>
+                <w:b/>
+                <w:color w:val="16A34A"/>
+                <w:sz w:val="17"/>
               </w:rPr>
-              <w:t>WATCH</w:t>
+              <w:t>ONLINE</w:t>
             </w:r>
           </w:p>
         </w:tc>
         <w:tc>
           <w:tcPr>
-            <w:tcW w:type="dxa" w:w="2304"/>
+            <w:tcW w:type="dxa" w:w="2016"/>
             <w:shd w:fill="FFFFFF"/>
             <w:tcMar>
-              <w:top w:w="50" w:type="dxa"/>
-              <w:bottom w:w="50" w:type="dxa"/>
-              <w:left w:w="70" w:type="dxa"/>
-              <w:right w:w="70" w:type="dxa"/>
+              <w:top w:w="45" w:type="dxa"/>
+              <w:bottom w:w="45" w:type="dxa"/>
+              <w:left w:w="60" w:type="dxa"/>
+              <w:right w:w="60" w:type="dxa"/>
             </w:tcMar>
           </w:tcPr>
           <w:p>
             <w:r>
               <w:rPr>
-                <w:sz w:val="18"/>
+                <w:sz w:val="17"/>
               </w:rPr>
-              <w:t>Passable with caution</w:t>
+              <w:t>+0.0 cm</w:t>
             </w:r>
           </w:p>
         </w:tc>
@@ -2111,21 +1992,21 @@
       <w:tr>
         <w:tc>
           <w:tcPr>
-            <w:tcW w:type="dxa" w:w="1296"/>
+            <w:tcW w:type="dxa" w:w="1728"/>
             <w:shd w:fill="F8FAFC"/>
             <w:tcMar>
-              <w:top w:w="50" w:type="dxa"/>
-              <w:bottom w:w="50" w:type="dxa"/>
-              <w:left w:w="70" w:type="dxa"/>
-              <w:right w:w="70" w:type="dxa"/>
+              <w:top w:w="45" w:type="dxa"/>
+              <w:bottom w:w="45" w:type="dxa"/>
+              <w:left w:w="60" w:type="dxa"/>
+              <w:right w:w="60" w:type="dxa"/>
             </w:tcMar>
           </w:tcPr>
           <w:p>
             <w:r>
               <w:rPr>
-                <w:sz w:val="18"/>
+                <w:sz w:val="17"/>
               </w:rPr>
-              <w:t>R002</w:t>
+              <w:t>S002</w:t>
             </w:r>
           </w:p>
         </w:tc>
@@ -2134,38 +2015,38 @@
             <w:tcW w:type="dxa" w:w="2592"/>
             <w:shd w:fill="F8FAFC"/>
             <w:tcMar>
-              <w:top w:w="50" w:type="dxa"/>
-              <w:bottom w:w="50" w:type="dxa"/>
-              <w:left w:w="70" w:type="dxa"/>
-              <w:right w:w="70" w:type="dxa"/>
+              <w:top w:w="45" w:type="dxa"/>
+              <w:bottom w:w="45" w:type="dxa"/>
+              <w:left w:w="60" w:type="dxa"/>
+              <w:right w:w="60" w:type="dxa"/>
             </w:tcMar>
           </w:tcPr>
           <w:p>
             <w:r>
               <w:rPr>
-                <w:sz w:val="18"/>
+                <w:sz w:val="17"/>
               </w:rPr>
-              <w:t>East Expwy (B → D)</w:t>
+              <w:t>C025 (Highway Hub (North))</w:t>
             </w:r>
           </w:p>
         </w:tc>
         <w:tc>
           <w:tcPr>
-            <w:tcW w:type="dxa" w:w="1584"/>
+            <w:tcW w:type="dxa" w:w="1728"/>
             <w:shd w:fill="F8FAFC"/>
             <w:tcMar>
-              <w:top w:w="50" w:type="dxa"/>
-              <w:bottom w:w="50" w:type="dxa"/>
-              <w:left w:w="70" w:type="dxa"/>
-              <w:right w:w="70" w:type="dxa"/>
+              <w:top w:w="45" w:type="dxa"/>
+              <w:bottom w:w="45" w:type="dxa"/>
+              <w:left w:w="60" w:type="dxa"/>
+              <w:right w:w="60" w:type="dxa"/>
             </w:tcMar>
           </w:tcPr>
           <w:p>
             <w:r>
               <w:rPr>
-                <w:sz w:val="18"/>
+                <w:sz w:val="17"/>
               </w:rPr>
-              <w:t>32.4 cm</w:t>
+              <w:t>0.0 cm</w:t>
             </w:r>
           </w:p>
         </w:tc>
@@ -2174,40 +2055,40 @@
             <w:tcW w:type="dxa" w:w="2016"/>
             <w:shd w:fill="F8FAFC"/>
             <w:tcMar>
-              <w:top w:w="50" w:type="dxa"/>
-              <w:bottom w:w="50" w:type="dxa"/>
-              <w:left w:w="70" w:type="dxa"/>
-              <w:right w:w="70" w:type="dxa"/>
+              <w:top w:w="45" w:type="dxa"/>
+              <w:bottom w:w="45" w:type="dxa"/>
+              <w:left w:w="60" w:type="dxa"/>
+              <w:right w:w="60" w:type="dxa"/>
             </w:tcMar>
           </w:tcPr>
           <w:p>
             <w:r>
               <w:rPr>
                 <w:b/>
-                <w:color w:val="DC2626"/>
-                <w:sz w:val="18"/>
+                <w:color w:val="16A34A"/>
+                <w:sz w:val="17"/>
               </w:rPr>
-              <w:t>UNSAFE (≥25cm)</w:t>
+              <w:t>ONLINE</w:t>
             </w:r>
           </w:p>
         </w:tc>
         <w:tc>
           <w:tcPr>
-            <w:tcW w:type="dxa" w:w="2304"/>
+            <w:tcW w:type="dxa" w:w="2016"/>
             <w:shd w:fill="F8FAFC"/>
             <w:tcMar>
-              <w:top w:w="50" w:type="dxa"/>
-              <w:bottom w:w="50" w:type="dxa"/>
-              <w:left w:w="70" w:type="dxa"/>
-              <w:right w:w="70" w:type="dxa"/>
+              <w:top w:w="45" w:type="dxa"/>
+              <w:bottom w:w="45" w:type="dxa"/>
+              <w:left w:w="60" w:type="dxa"/>
+              <w:right w:w="60" w:type="dxa"/>
             </w:tcMar>
           </w:tcPr>
           <w:p>
             <w:r>
               <w:rPr>
-                <w:sz w:val="18"/>
+                <w:sz w:val="17"/>
               </w:rPr>
-              <w:t>CLOSED (t=20m..85m)</w:t>
+              <w:t>+0.0 cm</w:t>
             </w:r>
           </w:p>
         </w:tc>
@@ -2215,21 +2096,21 @@
       <w:tr>
         <w:tc>
           <w:tcPr>
-            <w:tcW w:type="dxa" w:w="1296"/>
+            <w:tcW w:type="dxa" w:w="1728"/>
             <w:shd w:fill="FFFFFF"/>
             <w:tcMar>
-              <w:top w:w="50" w:type="dxa"/>
-              <w:bottom w:w="50" w:type="dxa"/>
-              <w:left w:w="70" w:type="dxa"/>
-              <w:right w:w="70" w:type="dxa"/>
+              <w:top w:w="45" w:type="dxa"/>
+              <w:bottom w:w="45" w:type="dxa"/>
+              <w:left w:w="60" w:type="dxa"/>
+              <w:right w:w="60" w:type="dxa"/>
             </w:tcMar>
           </w:tcPr>
           <w:p>
             <w:r>
               <w:rPr>
-                <w:sz w:val="18"/>
+                <w:sz w:val="17"/>
               </w:rPr>
-              <w:t>R003</w:t>
+              <w:t>S003</w:t>
             </w:r>
           </w:p>
         </w:tc>
@@ -2238,38 +2119,38 @@
             <w:tcW w:type="dxa" w:w="2592"/>
             <w:shd w:fill="FFFFFF"/>
             <w:tcMar>
-              <w:top w:w="50" w:type="dxa"/>
-              <w:bottom w:w="50" w:type="dxa"/>
-              <w:left w:w="70" w:type="dxa"/>
-              <w:right w:w="70" w:type="dxa"/>
+              <w:top w:w="45" w:type="dxa"/>
+              <w:bottom w:w="45" w:type="dxa"/>
+              <w:left w:w="60" w:type="dxa"/>
+              <w:right w:w="60" w:type="dxa"/>
             </w:tcMar>
           </w:tcPr>
           <w:p>
             <w:r>
               <w:rPr>
-                <w:sz w:val="18"/>
+                <w:sz w:val="17"/>
               </w:rPr>
-              <w:t>West Bypass (A → C)</w:t>
+              <w:t>C045 (Midtown Basin (Central))</w:t>
             </w:r>
           </w:p>
         </w:tc>
         <w:tc>
           <w:tcPr>
-            <w:tcW w:type="dxa" w:w="1584"/>
+            <w:tcW w:type="dxa" w:w="1728"/>
             <w:shd w:fill="FFFFFF"/>
             <w:tcMar>
-              <w:top w:w="50" w:type="dxa"/>
-              <w:bottom w:w="50" w:type="dxa"/>
-              <w:left w:w="70" w:type="dxa"/>
-              <w:right w:w="70" w:type="dxa"/>
+              <w:top w:w="45" w:type="dxa"/>
+              <w:bottom w:w="45" w:type="dxa"/>
+              <w:left w:w="60" w:type="dxa"/>
+              <w:right w:w="60" w:type="dxa"/>
             </w:tcMar>
           </w:tcPr>
           <w:p>
             <w:r>
               <w:rPr>
-                <w:sz w:val="18"/>
+                <w:sz w:val="17"/>
               </w:rPr>
-              <w:t>2.1 cm</w:t>
+              <w:t>0.0 cm</w:t>
             </w:r>
           </w:p>
         </w:tc>
@@ -2278,10 +2159,10 @@
             <w:tcW w:type="dxa" w:w="2016"/>
             <w:shd w:fill="FFFFFF"/>
             <w:tcMar>
-              <w:top w:w="50" w:type="dxa"/>
-              <w:bottom w:w="50" w:type="dxa"/>
-              <w:left w:w="70" w:type="dxa"/>
-              <w:right w:w="70" w:type="dxa"/>
+              <w:top w:w="45" w:type="dxa"/>
+              <w:bottom w:w="45" w:type="dxa"/>
+              <w:left w:w="60" w:type="dxa"/>
+              <w:right w:w="60" w:type="dxa"/>
             </w:tcMar>
           </w:tcPr>
           <w:p>
@@ -2289,29 +2170,29 @@
               <w:rPr>
                 <w:b/>
                 <w:color w:val="16A34A"/>
-                <w:sz w:val="18"/>
+                <w:sz w:val="17"/>
               </w:rPr>
-              <w:t>SAFE (&lt;5cm)</w:t>
+              <w:t>ONLINE</w:t>
             </w:r>
           </w:p>
         </w:tc>
         <w:tc>
           <w:tcPr>
-            <w:tcW w:type="dxa" w:w="2304"/>
+            <w:tcW w:type="dxa" w:w="2016"/>
             <w:shd w:fill="FFFFFF"/>
             <w:tcMar>
-              <w:top w:w="50" w:type="dxa"/>
-              <w:bottom w:w="50" w:type="dxa"/>
-              <w:left w:w="70" w:type="dxa"/>
-              <w:right w:w="70" w:type="dxa"/>
+              <w:top w:w="45" w:type="dxa"/>
+              <w:bottom w:w="45" w:type="dxa"/>
+              <w:left w:w="60" w:type="dxa"/>
+              <w:right w:w="60" w:type="dxa"/>
             </w:tcMar>
           </w:tcPr>
           <w:p>
             <w:r>
               <w:rPr>
-                <w:sz w:val="18"/>
+                <w:sz w:val="17"/>
               </w:rPr>
-              <w:t>Designated Safe Corridor</w:t>
+              <w:t>+0.1 cm</w:t>
             </w:r>
           </w:p>
         </w:tc>
@@ -2319,21 +2200,21 @@
       <w:tr>
         <w:tc>
           <w:tcPr>
-            <w:tcW w:type="dxa" w:w="1296"/>
+            <w:tcW w:type="dxa" w:w="1728"/>
             <w:shd w:fill="F8FAFC"/>
             <w:tcMar>
-              <w:top w:w="50" w:type="dxa"/>
-              <w:bottom w:w="50" w:type="dxa"/>
-              <w:left w:w="70" w:type="dxa"/>
-              <w:right w:w="70" w:type="dxa"/>
+              <w:top w:w="45" w:type="dxa"/>
+              <w:bottom w:w="45" w:type="dxa"/>
+              <w:left w:w="60" w:type="dxa"/>
+              <w:right w:w="60" w:type="dxa"/>
             </w:tcMar>
           </w:tcPr>
           <w:p>
             <w:r>
               <w:rPr>
-                <w:sz w:val="18"/>
+                <w:sz w:val="17"/>
               </w:rPr>
-              <w:t>R004</w:t>
+              <w:t>S004</w:t>
             </w:r>
           </w:p>
         </w:tc>
@@ -2342,38 +2223,38 @@
             <w:tcW w:type="dxa" w:w="2592"/>
             <w:shd w:fill="F8FAFC"/>
             <w:tcMar>
-              <w:top w:w="50" w:type="dxa"/>
-              <w:bottom w:w="50" w:type="dxa"/>
-              <w:left w:w="70" w:type="dxa"/>
-              <w:right w:w="70" w:type="dxa"/>
+              <w:top w:w="45" w:type="dxa"/>
+              <w:bottom w:w="45" w:type="dxa"/>
+              <w:left w:w="60" w:type="dxa"/>
+              <w:right w:w="60" w:type="dxa"/>
             </w:tcMar>
           </w:tcPr>
           <w:p>
             <w:r>
               <w:rPr>
-                <w:sz w:val="18"/>
+                <w:sz w:val="17"/>
               </w:rPr>
-              <w:t>South Blvd (C → D)</w:t>
+              <w:t>C068 (East Lowlands (SE))</w:t>
             </w:r>
           </w:p>
         </w:tc>
         <w:tc>
           <w:tcPr>
-            <w:tcW w:type="dxa" w:w="1584"/>
+            <w:tcW w:type="dxa" w:w="1728"/>
             <w:shd w:fill="F8FAFC"/>
             <w:tcMar>
-              <w:top w:w="50" w:type="dxa"/>
-              <w:bottom w:w="50" w:type="dxa"/>
-              <w:left w:w="70" w:type="dxa"/>
-              <w:right w:w="70" w:type="dxa"/>
+              <w:top w:w="45" w:type="dxa"/>
+              <w:bottom w:w="45" w:type="dxa"/>
+              <w:left w:w="60" w:type="dxa"/>
+              <w:right w:w="60" w:type="dxa"/>
             </w:tcMar>
           </w:tcPr>
           <w:p>
             <w:r>
               <w:rPr>
-                <w:sz w:val="18"/>
+                <w:sz w:val="17"/>
               </w:rPr>
-              <w:t>4.8 cm</w:t>
+              <w:t>0.0 cm</w:t>
             </w:r>
           </w:p>
         </w:tc>
@@ -2382,10 +2263,10 @@
             <w:tcW w:type="dxa" w:w="2016"/>
             <w:shd w:fill="F8FAFC"/>
             <w:tcMar>
-              <w:top w:w="50" w:type="dxa"/>
-              <w:bottom w:w="50" w:type="dxa"/>
-              <w:left w:w="70" w:type="dxa"/>
-              <w:right w:w="70" w:type="dxa"/>
+              <w:top w:w="45" w:type="dxa"/>
+              <w:bottom w:w="45" w:type="dxa"/>
+              <w:left w:w="60" w:type="dxa"/>
+              <w:right w:w="60" w:type="dxa"/>
             </w:tcMar>
           </w:tcPr>
           <w:p>
@@ -2393,29 +2274,237 @@
               <w:rPr>
                 <w:b/>
                 <w:color w:val="16A34A"/>
-                <w:sz w:val="18"/>
+                <w:sz w:val="17"/>
               </w:rPr>
-              <w:t>SAFE (&lt;5cm)</w:t>
+              <w:t>ONLINE</w:t>
             </w:r>
           </w:p>
         </w:tc>
         <w:tc>
           <w:tcPr>
-            <w:tcW w:type="dxa" w:w="2304"/>
+            <w:tcW w:type="dxa" w:w="2016"/>
             <w:shd w:fill="F8FAFC"/>
             <w:tcMar>
-              <w:top w:w="50" w:type="dxa"/>
-              <w:bottom w:w="50" w:type="dxa"/>
-              <w:left w:w="70" w:type="dxa"/>
-              <w:right w:w="70" w:type="dxa"/>
+              <w:top w:w="45" w:type="dxa"/>
+              <w:bottom w:w="45" w:type="dxa"/>
+              <w:left w:w="60" w:type="dxa"/>
+              <w:right w:w="60" w:type="dxa"/>
             </w:tcMar>
           </w:tcPr>
           <w:p>
             <w:r>
               <w:rPr>
-                <w:sz w:val="18"/>
+                <w:sz w:val="17"/>
               </w:rPr>
-              <w:t>Designated Safe Corridor</w:t>
+              <w:t>-0.2 cm</w:t>
+            </w:r>
+          </w:p>
+        </w:tc>
+      </w:tr>
+      <w:tr>
+        <w:tc>
+          <w:tcPr>
+            <w:tcW w:type="dxa" w:w="1728"/>
+            <w:shd w:fill="FFFFFF"/>
+            <w:tcMar>
+              <w:top w:w="45" w:type="dxa"/>
+              <w:bottom w:w="45" w:type="dxa"/>
+              <w:left w:w="60" w:type="dxa"/>
+              <w:right w:w="60" w:type="dxa"/>
+            </w:tcMar>
+          </w:tcPr>
+          <w:p>
+            <w:r>
+              <w:rPr>
+                <w:sz w:val="17"/>
+              </w:rPr>
+              <w:t>S005</w:t>
+            </w:r>
+          </w:p>
+        </w:tc>
+        <w:tc>
+          <w:tcPr>
+            <w:tcW w:type="dxa" w:w="2592"/>
+            <w:shd w:fill="FFFFFF"/>
+            <w:tcMar>
+              <w:top w:w="45" w:type="dxa"/>
+              <w:bottom w:w="45" w:type="dxa"/>
+              <w:left w:w="60" w:type="dxa"/>
+              <w:right w:w="60" w:type="dxa"/>
+            </w:tcMar>
+          </w:tcPr>
+          <w:p>
+            <w:r>
+              <w:rPr>
+                <w:sz w:val="17"/>
+              </w:rPr>
+              <w:t>C061 (West Ridge Bypass (SW))</w:t>
+            </w:r>
+          </w:p>
+        </w:tc>
+        <w:tc>
+          <w:tcPr>
+            <w:tcW w:type="dxa" w:w="1728"/>
+            <w:shd w:fill="FFFFFF"/>
+            <w:tcMar>
+              <w:top w:w="45" w:type="dxa"/>
+              <w:bottom w:w="45" w:type="dxa"/>
+              <w:left w:w="60" w:type="dxa"/>
+              <w:right w:w="60" w:type="dxa"/>
+            </w:tcMar>
+          </w:tcPr>
+          <w:p>
+            <w:r>
+              <w:rPr>
+                <w:sz w:val="17"/>
+              </w:rPr>
+              <w:t>0.0 cm</w:t>
+            </w:r>
+          </w:p>
+        </w:tc>
+        <w:tc>
+          <w:tcPr>
+            <w:tcW w:type="dxa" w:w="2016"/>
+            <w:shd w:fill="FFFFFF"/>
+            <w:tcMar>
+              <w:top w:w="45" w:type="dxa"/>
+              <w:bottom w:w="45" w:type="dxa"/>
+              <w:left w:w="60" w:type="dxa"/>
+              <w:right w:w="60" w:type="dxa"/>
+            </w:tcMar>
+          </w:tcPr>
+          <w:p>
+            <w:r>
+              <w:rPr>
+                <w:b/>
+                <w:color w:val="16A34A"/>
+                <w:sz w:val="17"/>
+              </w:rPr>
+              <w:t>ONLINE</w:t>
+            </w:r>
+          </w:p>
+        </w:tc>
+        <w:tc>
+          <w:tcPr>
+            <w:tcW w:type="dxa" w:w="2016"/>
+            <w:shd w:fill="FFFFFF"/>
+            <w:tcMar>
+              <w:top w:w="45" w:type="dxa"/>
+              <w:bottom w:w="45" w:type="dxa"/>
+              <w:left w:w="60" w:type="dxa"/>
+              <w:right w:w="60" w:type="dxa"/>
+            </w:tcMar>
+          </w:tcPr>
+          <w:p>
+            <w:r>
+              <w:rPr>
+                <w:sz w:val="17"/>
+              </w:rPr>
+              <w:t>+0.0 cm</w:t>
+            </w:r>
+          </w:p>
+        </w:tc>
+      </w:tr>
+      <w:tr>
+        <w:tc>
+          <w:tcPr>
+            <w:tcW w:type="dxa" w:w="1728"/>
+            <w:shd w:fill="F8FAFC"/>
+            <w:tcMar>
+              <w:top w:w="45" w:type="dxa"/>
+              <w:bottom w:w="45" w:type="dxa"/>
+              <w:left w:w="60" w:type="dxa"/>
+              <w:right w:w="60" w:type="dxa"/>
+            </w:tcMar>
+          </w:tcPr>
+          <w:p>
+            <w:r>
+              <w:rPr>
+                <w:sz w:val="17"/>
+              </w:rPr>
+              <w:t>S006</w:t>
+            </w:r>
+          </w:p>
+        </w:tc>
+        <w:tc>
+          <w:tcPr>
+            <w:tcW w:type="dxa" w:w="2592"/>
+            <w:shd w:fill="F8FAFC"/>
+            <w:tcMar>
+              <w:top w:w="45" w:type="dxa"/>
+              <w:bottom w:w="45" w:type="dxa"/>
+              <w:left w:w="60" w:type="dxa"/>
+              <w:right w:w="60" w:type="dxa"/>
+            </w:tcMar>
+          </w:tcPr>
+          <w:p>
+            <w:r>
+              <w:rPr>
+                <w:sz w:val="17"/>
+              </w:rPr>
+              <w:t>C088 (Hospital South Canal)</w:t>
+            </w:r>
+          </w:p>
+        </w:tc>
+        <w:tc>
+          <w:tcPr>
+            <w:tcW w:type="dxa" w:w="1728"/>
+            <w:shd w:fill="F8FAFC"/>
+            <w:tcMar>
+              <w:top w:w="45" w:type="dxa"/>
+              <w:bottom w:w="45" w:type="dxa"/>
+              <w:left w:w="60" w:type="dxa"/>
+              <w:right w:w="60" w:type="dxa"/>
+            </w:tcMar>
+          </w:tcPr>
+          <w:p>
+            <w:r>
+              <w:rPr>
+                <w:sz w:val="17"/>
+              </w:rPr>
+              <w:t>0.0 cm</w:t>
+            </w:r>
+          </w:p>
+        </w:tc>
+        <w:tc>
+          <w:tcPr>
+            <w:tcW w:type="dxa" w:w="2016"/>
+            <w:shd w:fill="F8FAFC"/>
+            <w:tcMar>
+              <w:top w:w="45" w:type="dxa"/>
+              <w:bottom w:w="45" w:type="dxa"/>
+              <w:left w:w="60" w:type="dxa"/>
+              <w:right w:w="60" w:type="dxa"/>
+            </w:tcMar>
+          </w:tcPr>
+          <w:p>
+            <w:r>
+              <w:rPr>
+                <w:b/>
+                <w:color w:val="16A34A"/>
+                <w:sz w:val="17"/>
+              </w:rPr>
+              <w:t>ONLINE</w:t>
+            </w:r>
+          </w:p>
+        </w:tc>
+        <w:tc>
+          <w:tcPr>
+            <w:tcW w:type="dxa" w:w="2016"/>
+            <w:shd w:fill="F8FAFC"/>
+            <w:tcMar>
+              <w:top w:w="45" w:type="dxa"/>
+              <w:bottom w:w="45" w:type="dxa"/>
+              <w:left w:w="60" w:type="dxa"/>
+              <w:right w:w="60" w:type="dxa"/>
+            </w:tcMar>
+          </w:tcPr>
+          <w:p>
+            <w:r>
+              <w:rPr>
+                <w:sz w:val="17"/>
+              </w:rPr>
+              <w:t>+0.2 cm</w:t>
             </w:r>
           </w:p>
         </w:tc>
@@ -2423,45 +2512,1676 @@
     </w:tbl>
     <w:p>
       <w:pPr>
-        <w:spacing w:before="160"/>
+        <w:spacing w:after="160"/>
+      </w:pPr>
+    </w:p>
+    <w:p>
+      <w:pPr>
+        <w:pStyle w:val="Heading1"/>
+        <w:spacing w:before="200" w:after="80"/>
       </w:pPr>
       <w:r>
-        <w:rPr>
-          <w:b/>
-        </w:rPr>
-        <w:t xml:space="preserve">🚑 Dynamic Routing Directive: </w:t>
+        <w:t>5. Hydrological Water Balance Invariant Accounting</w:t>
       </w:r>
+    </w:p>
+    <w:p>
       <w:r>
-        <w:t>During the flood inundation window (t=20 min to t=85 min), all emergency vehicles routing from Origin A to Destination D must take the WEST CORRIDOR: A → C → D via West Bypass (R003) and South Boulevard (R004). Direct corridor R002 is blocked due to high water exceeding 25.0 cm.</w:t>
+        <w:t>Continuous hydrological mass conservation is verified at this timestep with absolute zero numerical loss:</w:t>
+        <w:br/>
+        <w:t>• Cumulative Rainwater Inflow: 0.00 m³</w:t>
+        <w:br/>
+        <w:t>• Surface Water Storage: 0.00 m³</w:t>
+        <w:br/>
+        <w:t>• Subsurface Storm Drain System Evacuation: 0.00 m³</w:t>
+        <w:br/>
+        <w:t>• Boundary Canal Discharge: 0.00 m³</w:t>
+        <w:br/>
+        <w:t>• Mass Balance Residual Error: 0.000000 m³ (STRICT INVARIANT VERIFIED — BALANCED)</w:t>
       </w:r>
     </w:p>
     <w:p>
       <w:pPr>
         <w:pStyle w:val="Heading1"/>
-        <w:spacing w:before="280" w:after="120"/>
+        <w:spacing w:before="200" w:after="80"/>
       </w:pPr>
       <w:r>
-        <w:t>4. Physical Conservation &amp; Verification Certification</w:t>
+        <w:t>6. 3-Hour Simulation Progression (0 to 180 Minutes)</w:t>
       </w:r>
     </w:p>
-    <w:p>
-      <w:r>
-        <w:t>All 181 timesteps across the 3-hour forecast horizon have been verified against core physical invariants:</w:t>
-        <w:br/>
-        <w:t>1. Surface Storage Invariant (S ≥ 0): PASSED (No subterranean non-physical sinks).</w:t>
-        <w:br/>
-        <w:t>2. Water Depth Invariant (h ≥ 0): PASSED (All 18,100 evaluated cell-timesteps are non-negative).</w:t>
-        <w:br/>
-        <w:t>3. Zero-Loss Mass Balance (E_t = 0.000000 m³): PASSED across 100% of simulation steps.</w:t>
-        <w:br/>
-        <w:t>4. Anti-Circular Fusion Integrity: Sensor bias EWMA residuals strictly evaluated against the original baseline model.</w:t>
-        <w:br/>
-        <w:t>5. Replay Determinism: Run A == Run B (Exact numerical repeatability verified).</w:t>
-      </w:r>
-    </w:p>
+    <w:tbl>
+      <w:tblPr>
+        <w:tblW w:type="auto" w:w="0"/>
+        <w:jc w:val="center"/>
+        <w:tblLayout w:type="fixed"/>
+        <w:tblLook w:firstColumn="1" w:firstRow="1" w:lastColumn="0" w:lastRow="0" w:noHBand="0" w:noVBand="1" w:val="04A0"/>
+      </w:tblPr>
+      <w:tblGrid>
+        <w:gridCol w:w="1440"/>
+        <w:gridCol w:w="1440"/>
+        <w:gridCol w:w="1440"/>
+        <w:gridCol w:w="1440"/>
+        <w:gridCol w:w="1440"/>
+        <w:gridCol w:w="1440"/>
+        <w:gridCol w:w="1440"/>
+      </w:tblGrid>
+      <w:tr>
+        <w:tc>
+          <w:tcPr>
+            <w:tcW w:type="dxa" w:w="1152"/>
+            <w:shd w:fill="0F172A"/>
+            <w:tcMar>
+              <w:top w:w="60" w:type="dxa"/>
+              <w:bottom w:w="60" w:type="dxa"/>
+              <w:left w:w="50" w:type="dxa"/>
+              <w:right w:w="50" w:type="dxa"/>
+            </w:tcMar>
+          </w:tcPr>
+          <w:p>
+            <w:r>
+              <w:rPr>
+                <w:b/>
+                <w:color w:val="FFFFFF"/>
+                <w:sz w:val="17"/>
+              </w:rPr>
+              <w:t>Time</w:t>
+              <w:br/>
+              <w:t>(min)</w:t>
+            </w:r>
+          </w:p>
+        </w:tc>
+        <w:tc>
+          <w:tcPr>
+            <w:tcW w:type="dxa" w:w="1296"/>
+            <w:shd w:fill="0F172A"/>
+            <w:tcMar>
+              <w:top w:w="60" w:type="dxa"/>
+              <w:bottom w:w="60" w:type="dxa"/>
+              <w:left w:w="50" w:type="dxa"/>
+              <w:right w:w="50" w:type="dxa"/>
+            </w:tcMar>
+          </w:tcPr>
+          <w:p>
+            <w:r>
+              <w:rPr>
+                <w:b/>
+                <w:color w:val="FFFFFF"/>
+                <w:sz w:val="17"/>
+              </w:rPr>
+              <w:t>Rainfall</w:t>
+              <w:br/>
+              <w:t>(mm/h)</w:t>
+            </w:r>
+          </w:p>
+        </w:tc>
+        <w:tc>
+          <w:tcPr>
+            <w:tcW w:type="dxa" w:w="1440"/>
+            <w:shd w:fill="0F172A"/>
+            <w:tcMar>
+              <w:top w:w="60" w:type="dxa"/>
+              <w:bottom w:w="60" w:type="dxa"/>
+              <w:left w:w="50" w:type="dxa"/>
+              <w:right w:w="50" w:type="dxa"/>
+            </w:tcMar>
+          </w:tcPr>
+          <w:p>
+            <w:r>
+              <w:rPr>
+                <w:b/>
+                <w:color w:val="FFFFFF"/>
+                <w:sz w:val="17"/>
+              </w:rPr>
+              <w:t>Runoff</w:t>
+              <w:br/>
+              <w:t>(m³)</w:t>
+            </w:r>
+          </w:p>
+        </w:tc>
+        <w:tc>
+          <w:tcPr>
+            <w:tcW w:type="dxa" w:w="1440"/>
+            <w:shd w:fill="0F172A"/>
+            <w:tcMar>
+              <w:top w:w="60" w:type="dxa"/>
+              <w:bottom w:w="60" w:type="dxa"/>
+              <w:left w:w="50" w:type="dxa"/>
+              <w:right w:w="50" w:type="dxa"/>
+            </w:tcMar>
+          </w:tcPr>
+          <w:p>
+            <w:r>
+              <w:rPr>
+                <w:b/>
+                <w:color w:val="FFFFFF"/>
+                <w:sz w:val="17"/>
+              </w:rPr>
+              <w:t>Storage</w:t>
+              <w:br/>
+              <w:t>(m³)</w:t>
+            </w:r>
+          </w:p>
+        </w:tc>
+        <w:tc>
+          <w:tcPr>
+            <w:tcW w:type="dxa" w:w="1440"/>
+            <w:shd w:fill="0F172A"/>
+            <w:tcMar>
+              <w:top w:w="60" w:type="dxa"/>
+              <w:bottom w:w="60" w:type="dxa"/>
+              <w:left w:w="50" w:type="dxa"/>
+              <w:right w:w="50" w:type="dxa"/>
+            </w:tcMar>
+          </w:tcPr>
+          <w:p>
+            <w:r>
+              <w:rPr>
+                <w:b/>
+                <w:color w:val="FFFFFF"/>
+                <w:sz w:val="17"/>
+              </w:rPr>
+              <w:t>Peak Depth</w:t>
+              <w:br/>
+              <w:t>(cm)</w:t>
+            </w:r>
+          </w:p>
+        </w:tc>
+        <w:tc>
+          <w:tcPr>
+            <w:tcW w:type="dxa" w:w="1440"/>
+            <w:shd w:fill="0F172A"/>
+            <w:tcMar>
+              <w:top w:w="60" w:type="dxa"/>
+              <w:bottom w:w="60" w:type="dxa"/>
+              <w:left w:w="50" w:type="dxa"/>
+              <w:right w:w="50" w:type="dxa"/>
+            </w:tcMar>
+          </w:tcPr>
+          <w:p>
+            <w:r>
+              <w:rPr>
+                <w:b/>
+                <w:color w:val="FFFFFF"/>
+                <w:sz w:val="17"/>
+              </w:rPr>
+              <w:t>Drainage</w:t>
+              <w:br/>
+              <w:t>(m³)</w:t>
+            </w:r>
+          </w:p>
+        </w:tc>
+        <w:tc>
+          <w:tcPr>
+            <w:tcW w:type="dxa" w:w="1872"/>
+            <w:shd w:fill="0F172A"/>
+            <w:tcMar>
+              <w:top w:w="60" w:type="dxa"/>
+              <w:bottom w:w="60" w:type="dxa"/>
+              <w:left w:w="50" w:type="dxa"/>
+              <w:right w:w="50" w:type="dxa"/>
+            </w:tcMar>
+          </w:tcPr>
+          <w:p>
+            <w:r>
+              <w:rPr>
+                <w:b/>
+                <w:color w:val="FFFFFF"/>
+                <w:sz w:val="17"/>
+              </w:rPr>
+              <w:t>Operating Status</w:t>
+            </w:r>
+          </w:p>
+        </w:tc>
+      </w:tr>
+      <w:tr>
+        <w:tc>
+          <w:tcPr>
+            <w:tcW w:type="dxa" w:w="1152"/>
+            <w:shd w:fill="FEF3C7"/>
+            <w:tcMar>
+              <w:top w:w="45" w:type="dxa"/>
+              <w:bottom w:w="45" w:type="dxa"/>
+              <w:left w:w="50" w:type="dxa"/>
+              <w:right w:w="50" w:type="dxa"/>
+            </w:tcMar>
+          </w:tcPr>
+          <w:p>
+            <w:r>
+              <w:rPr>
+                <w:b/>
+                <w:sz w:val="17"/>
+              </w:rPr>
+              <w:t>+0m [CURRENT]</w:t>
+            </w:r>
+          </w:p>
+        </w:tc>
+        <w:tc>
+          <w:tcPr>
+            <w:tcW w:type="dxa" w:w="1296"/>
+            <w:shd w:fill="FEF3C7"/>
+            <w:tcMar>
+              <w:top w:w="45" w:type="dxa"/>
+              <w:bottom w:w="45" w:type="dxa"/>
+              <w:left w:w="50" w:type="dxa"/>
+              <w:right w:w="50" w:type="dxa"/>
+            </w:tcMar>
+          </w:tcPr>
+          <w:p>
+            <w:r>
+              <w:rPr>
+                <w:b/>
+                <w:sz w:val="17"/>
+              </w:rPr>
+              <w:t>15.0</w:t>
+            </w:r>
+          </w:p>
+        </w:tc>
+        <w:tc>
+          <w:tcPr>
+            <w:tcW w:type="dxa" w:w="1440"/>
+            <w:shd w:fill="FEF3C7"/>
+            <w:tcMar>
+              <w:top w:w="45" w:type="dxa"/>
+              <w:bottom w:w="45" w:type="dxa"/>
+              <w:left w:w="50" w:type="dxa"/>
+              <w:right w:w="50" w:type="dxa"/>
+            </w:tcMar>
+          </w:tcPr>
+          <w:p>
+            <w:r>
+              <w:rPr>
+                <w:b/>
+                <w:sz w:val="17"/>
+              </w:rPr>
+              <w:t>0.00</w:t>
+            </w:r>
+          </w:p>
+        </w:tc>
+        <w:tc>
+          <w:tcPr>
+            <w:tcW w:type="dxa" w:w="1440"/>
+            <w:shd w:fill="FEF3C7"/>
+            <w:tcMar>
+              <w:top w:w="45" w:type="dxa"/>
+              <w:bottom w:w="45" w:type="dxa"/>
+              <w:left w:w="50" w:type="dxa"/>
+              <w:right w:w="50" w:type="dxa"/>
+            </w:tcMar>
+          </w:tcPr>
+          <w:p>
+            <w:r>
+              <w:rPr>
+                <w:b/>
+                <w:sz w:val="17"/>
+              </w:rPr>
+              <w:t>0.00</w:t>
+            </w:r>
+          </w:p>
+        </w:tc>
+        <w:tc>
+          <w:tcPr>
+            <w:tcW w:type="dxa" w:w="1440"/>
+            <w:shd w:fill="FEF3C7"/>
+            <w:tcMar>
+              <w:top w:w="45" w:type="dxa"/>
+              <w:bottom w:w="45" w:type="dxa"/>
+              <w:left w:w="50" w:type="dxa"/>
+              <w:right w:w="50" w:type="dxa"/>
+            </w:tcMar>
+          </w:tcPr>
+          <w:p>
+            <w:r>
+              <w:rPr>
+                <w:b/>
+                <w:sz w:val="17"/>
+              </w:rPr>
+              <w:t>0.0</w:t>
+            </w:r>
+          </w:p>
+        </w:tc>
+        <w:tc>
+          <w:tcPr>
+            <w:tcW w:type="dxa" w:w="1440"/>
+            <w:shd w:fill="FEF3C7"/>
+            <w:tcMar>
+              <w:top w:w="45" w:type="dxa"/>
+              <w:bottom w:w="45" w:type="dxa"/>
+              <w:left w:w="50" w:type="dxa"/>
+              <w:right w:w="50" w:type="dxa"/>
+            </w:tcMar>
+          </w:tcPr>
+          <w:p>
+            <w:r>
+              <w:rPr>
+                <w:b/>
+                <w:sz w:val="17"/>
+              </w:rPr>
+              <w:t>0.00</w:t>
+            </w:r>
+          </w:p>
+        </w:tc>
+        <w:tc>
+          <w:tcPr>
+            <w:tcW w:type="dxa" w:w="1872"/>
+            <w:shd w:fill="FEF3C7"/>
+            <w:tcMar>
+              <w:top w:w="45" w:type="dxa"/>
+              <w:bottom w:w="45" w:type="dxa"/>
+              <w:left w:w="50" w:type="dxa"/>
+              <w:right w:w="50" w:type="dxa"/>
+            </w:tcMar>
+          </w:tcPr>
+          <w:p>
+            <w:r>
+              <w:rPr>
+                <w:b/>
+                <w:color w:val="16A34A"/>
+                <w:sz w:val="17"/>
+              </w:rPr>
+              <w:t>NORMAL</w:t>
+            </w:r>
+          </w:p>
+        </w:tc>
+      </w:tr>
+      <w:tr>
+        <w:tc>
+          <w:tcPr>
+            <w:tcW w:type="dxa" w:w="1152"/>
+            <w:shd w:fill="F8FAFC"/>
+            <w:tcMar>
+              <w:top w:w="45" w:type="dxa"/>
+              <w:bottom w:w="45" w:type="dxa"/>
+              <w:left w:w="50" w:type="dxa"/>
+              <w:right w:w="50" w:type="dxa"/>
+            </w:tcMar>
+          </w:tcPr>
+          <w:p>
+            <w:r>
+              <w:rPr>
+                <w:sz w:val="17"/>
+              </w:rPr>
+              <w:t>+15m</w:t>
+            </w:r>
+          </w:p>
+        </w:tc>
+        <w:tc>
+          <w:tcPr>
+            <w:tcW w:type="dxa" w:w="1296"/>
+            <w:shd w:fill="F8FAFC"/>
+            <w:tcMar>
+              <w:top w:w="45" w:type="dxa"/>
+              <w:bottom w:w="45" w:type="dxa"/>
+              <w:left w:w="50" w:type="dxa"/>
+              <w:right w:w="50" w:type="dxa"/>
+            </w:tcMar>
+          </w:tcPr>
+          <w:p>
+            <w:r>
+              <w:rPr>
+                <w:sz w:val="17"/>
+              </w:rPr>
+              <w:t>45.0</w:t>
+            </w:r>
+          </w:p>
+        </w:tc>
+        <w:tc>
+          <w:tcPr>
+            <w:tcW w:type="dxa" w:w="1440"/>
+            <w:shd w:fill="F8FAFC"/>
+            <w:tcMar>
+              <w:top w:w="45" w:type="dxa"/>
+              <w:bottom w:w="45" w:type="dxa"/>
+              <w:left w:w="50" w:type="dxa"/>
+              <w:right w:w="50" w:type="dxa"/>
+            </w:tcMar>
+          </w:tcPr>
+          <w:p>
+            <w:r>
+              <w:rPr>
+                <w:sz w:val="17"/>
+              </w:rPr>
+              <w:t>15.53</w:t>
+            </w:r>
+          </w:p>
+        </w:tc>
+        <w:tc>
+          <w:tcPr>
+            <w:tcW w:type="dxa" w:w="1440"/>
+            <w:shd w:fill="F8FAFC"/>
+            <w:tcMar>
+              <w:top w:w="45" w:type="dxa"/>
+              <w:bottom w:w="45" w:type="dxa"/>
+              <w:left w:w="50" w:type="dxa"/>
+              <w:right w:w="50" w:type="dxa"/>
+            </w:tcMar>
+          </w:tcPr>
+          <w:p>
+            <w:r>
+              <w:rPr>
+                <w:sz w:val="17"/>
+              </w:rPr>
+              <w:t>57.87</w:t>
+            </w:r>
+          </w:p>
+        </w:tc>
+        <w:tc>
+          <w:tcPr>
+            <w:tcW w:type="dxa" w:w="1440"/>
+            <w:shd w:fill="F8FAFC"/>
+            <w:tcMar>
+              <w:top w:w="45" w:type="dxa"/>
+              <w:bottom w:w="45" w:type="dxa"/>
+              <w:left w:w="50" w:type="dxa"/>
+              <w:right w:w="50" w:type="dxa"/>
+            </w:tcMar>
+          </w:tcPr>
+          <w:p>
+            <w:r>
+              <w:rPr>
+                <w:sz w:val="17"/>
+              </w:rPr>
+              <w:t>8.1</w:t>
+            </w:r>
+          </w:p>
+        </w:tc>
+        <w:tc>
+          <w:tcPr>
+            <w:tcW w:type="dxa" w:w="1440"/>
+            <w:shd w:fill="F8FAFC"/>
+            <w:tcMar>
+              <w:top w:w="45" w:type="dxa"/>
+              <w:bottom w:w="45" w:type="dxa"/>
+              <w:left w:w="50" w:type="dxa"/>
+              <w:right w:w="50" w:type="dxa"/>
+            </w:tcMar>
+          </w:tcPr>
+          <w:p>
+            <w:r>
+              <w:rPr>
+                <w:sz w:val="17"/>
+              </w:rPr>
+              <w:t>10.21</w:t>
+            </w:r>
+          </w:p>
+        </w:tc>
+        <w:tc>
+          <w:tcPr>
+            <w:tcW w:type="dxa" w:w="1872"/>
+            <w:shd w:fill="F8FAFC"/>
+            <w:tcMar>
+              <w:top w:w="45" w:type="dxa"/>
+              <w:bottom w:w="45" w:type="dxa"/>
+              <w:left w:w="50" w:type="dxa"/>
+              <w:right w:w="50" w:type="dxa"/>
+            </w:tcMar>
+          </w:tcPr>
+          <w:p>
+            <w:r>
+              <w:rPr>
+                <w:b/>
+                <w:color w:val="16A34A"/>
+                <w:sz w:val="17"/>
+              </w:rPr>
+              <w:t>NORMAL</w:t>
+            </w:r>
+          </w:p>
+        </w:tc>
+      </w:tr>
+      <w:tr>
+        <w:tc>
+          <w:tcPr>
+            <w:tcW w:type="dxa" w:w="1152"/>
+            <w:shd w:fill="FFFFFF"/>
+            <w:tcMar>
+              <w:top w:w="45" w:type="dxa"/>
+              <w:bottom w:w="45" w:type="dxa"/>
+              <w:left w:w="50" w:type="dxa"/>
+              <w:right w:w="50" w:type="dxa"/>
+            </w:tcMar>
+          </w:tcPr>
+          <w:p>
+            <w:r>
+              <w:rPr>
+                <w:sz w:val="17"/>
+              </w:rPr>
+              <w:t>+30m</w:t>
+            </w:r>
+          </w:p>
+        </w:tc>
+        <w:tc>
+          <w:tcPr>
+            <w:tcW w:type="dxa" w:w="1296"/>
+            <w:shd w:fill="FFFFFF"/>
+            <w:tcMar>
+              <w:top w:w="45" w:type="dxa"/>
+              <w:bottom w:w="45" w:type="dxa"/>
+              <w:left w:w="50" w:type="dxa"/>
+              <w:right w:w="50" w:type="dxa"/>
+            </w:tcMar>
+          </w:tcPr>
+          <w:p>
+            <w:r>
+              <w:rPr>
+                <w:sz w:val="17"/>
+              </w:rPr>
+              <w:t>45.0</w:t>
+            </w:r>
+          </w:p>
+        </w:tc>
+        <w:tc>
+          <w:tcPr>
+            <w:tcW w:type="dxa" w:w="1440"/>
+            <w:shd w:fill="FFFFFF"/>
+            <w:tcMar>
+              <w:top w:w="45" w:type="dxa"/>
+              <w:bottom w:w="45" w:type="dxa"/>
+              <w:left w:w="50" w:type="dxa"/>
+              <w:right w:w="50" w:type="dxa"/>
+            </w:tcMar>
+          </w:tcPr>
+          <w:p>
+            <w:r>
+              <w:rPr>
+                <w:sz w:val="17"/>
+              </w:rPr>
+              <w:t>30.00</w:t>
+            </w:r>
+          </w:p>
+        </w:tc>
+        <w:tc>
+          <w:tcPr>
+            <w:tcW w:type="dxa" w:w="1440"/>
+            <w:shd w:fill="FFFFFF"/>
+            <w:tcMar>
+              <w:top w:w="45" w:type="dxa"/>
+              <w:bottom w:w="45" w:type="dxa"/>
+              <w:left w:w="50" w:type="dxa"/>
+              <w:right w:w="50" w:type="dxa"/>
+            </w:tcMar>
+          </w:tcPr>
+          <w:p>
+            <w:r>
+              <w:rPr>
+                <w:sz w:val="17"/>
+              </w:rPr>
+              <w:t>137.81</w:t>
+            </w:r>
+          </w:p>
+        </w:tc>
+        <w:tc>
+          <w:tcPr>
+            <w:tcW w:type="dxa" w:w="1440"/>
+            <w:shd w:fill="FFFFFF"/>
+            <w:tcMar>
+              <w:top w:w="45" w:type="dxa"/>
+              <w:bottom w:w="45" w:type="dxa"/>
+              <w:left w:w="50" w:type="dxa"/>
+              <w:right w:w="50" w:type="dxa"/>
+            </w:tcMar>
+          </w:tcPr>
+          <w:p>
+            <w:r>
+              <w:rPr>
+                <w:sz w:val="17"/>
+              </w:rPr>
+              <w:t>15.7</w:t>
+            </w:r>
+          </w:p>
+        </w:tc>
+        <w:tc>
+          <w:tcPr>
+            <w:tcW w:type="dxa" w:w="1440"/>
+            <w:shd w:fill="FFFFFF"/>
+            <w:tcMar>
+              <w:top w:w="45" w:type="dxa"/>
+              <w:bottom w:w="45" w:type="dxa"/>
+              <w:left w:w="50" w:type="dxa"/>
+              <w:right w:w="50" w:type="dxa"/>
+            </w:tcMar>
+          </w:tcPr>
+          <w:p>
+            <w:r>
+              <w:rPr>
+                <w:sz w:val="17"/>
+              </w:rPr>
+              <w:t>20.00</w:t>
+            </w:r>
+          </w:p>
+        </w:tc>
+        <w:tc>
+          <w:tcPr>
+            <w:tcW w:type="dxa" w:w="1872"/>
+            <w:shd w:fill="FFFFFF"/>
+            <w:tcMar>
+              <w:top w:w="45" w:type="dxa"/>
+              <w:bottom w:w="45" w:type="dxa"/>
+              <w:left w:w="50" w:type="dxa"/>
+              <w:right w:w="50" w:type="dxa"/>
+            </w:tcMar>
+          </w:tcPr>
+          <w:p>
+            <w:r>
+              <w:rPr>
+                <w:b/>
+                <w:color w:val="16A34A"/>
+                <w:sz w:val="17"/>
+              </w:rPr>
+              <w:t>NORMAL</w:t>
+            </w:r>
+          </w:p>
+        </w:tc>
+      </w:tr>
+      <w:tr>
+        <w:tc>
+          <w:tcPr>
+            <w:tcW w:type="dxa" w:w="1152"/>
+            <w:shd w:fill="F8FAFC"/>
+            <w:tcMar>
+              <w:top w:w="45" w:type="dxa"/>
+              <w:bottom w:w="45" w:type="dxa"/>
+              <w:left w:w="50" w:type="dxa"/>
+              <w:right w:w="50" w:type="dxa"/>
+            </w:tcMar>
+          </w:tcPr>
+          <w:p>
+            <w:r>
+              <w:rPr>
+                <w:sz w:val="17"/>
+              </w:rPr>
+              <w:t>+45m</w:t>
+            </w:r>
+          </w:p>
+        </w:tc>
+        <w:tc>
+          <w:tcPr>
+            <w:tcW w:type="dxa" w:w="1296"/>
+            <w:shd w:fill="F8FAFC"/>
+            <w:tcMar>
+              <w:top w:w="45" w:type="dxa"/>
+              <w:bottom w:w="45" w:type="dxa"/>
+              <w:left w:w="50" w:type="dxa"/>
+              <w:right w:w="50" w:type="dxa"/>
+            </w:tcMar>
+          </w:tcPr>
+          <w:p>
+            <w:r>
+              <w:rPr>
+                <w:sz w:val="17"/>
+              </w:rPr>
+              <w:t>45.0</w:t>
+            </w:r>
+          </w:p>
+        </w:tc>
+        <w:tc>
+          <w:tcPr>
+            <w:tcW w:type="dxa" w:w="1440"/>
+            <w:shd w:fill="F8FAFC"/>
+            <w:tcMar>
+              <w:top w:w="45" w:type="dxa"/>
+              <w:bottom w:w="45" w:type="dxa"/>
+              <w:left w:w="50" w:type="dxa"/>
+              <w:right w:w="50" w:type="dxa"/>
+            </w:tcMar>
+          </w:tcPr>
+          <w:p>
+            <w:r>
+              <w:rPr>
+                <w:sz w:val="17"/>
+              </w:rPr>
+              <w:t>42.43</w:t>
+            </w:r>
+          </w:p>
+        </w:tc>
+        <w:tc>
+          <w:tcPr>
+            <w:tcW w:type="dxa" w:w="1440"/>
+            <w:shd w:fill="F8FAFC"/>
+            <w:tcMar>
+              <w:top w:w="45" w:type="dxa"/>
+              <w:bottom w:w="45" w:type="dxa"/>
+              <w:left w:w="50" w:type="dxa"/>
+              <w:right w:w="50" w:type="dxa"/>
+            </w:tcMar>
+          </w:tcPr>
+          <w:p>
+            <w:r>
+              <w:rPr>
+                <w:sz w:val="17"/>
+              </w:rPr>
+              <w:t>286.40</w:t>
+            </w:r>
+          </w:p>
+        </w:tc>
+        <w:tc>
+          <w:tcPr>
+            <w:tcW w:type="dxa" w:w="1440"/>
+            <w:shd w:fill="F8FAFC"/>
+            <w:tcMar>
+              <w:top w:w="45" w:type="dxa"/>
+              <w:bottom w:w="45" w:type="dxa"/>
+              <w:left w:w="50" w:type="dxa"/>
+              <w:right w:w="50" w:type="dxa"/>
+            </w:tcMar>
+          </w:tcPr>
+          <w:p>
+            <w:r>
+              <w:rPr>
+                <w:sz w:val="17"/>
+              </w:rPr>
+              <w:t>22.3</w:t>
+            </w:r>
+          </w:p>
+        </w:tc>
+        <w:tc>
+          <w:tcPr>
+            <w:tcW w:type="dxa" w:w="1440"/>
+            <w:shd w:fill="F8FAFC"/>
+            <w:tcMar>
+              <w:top w:w="45" w:type="dxa"/>
+              <w:bottom w:w="45" w:type="dxa"/>
+              <w:left w:w="50" w:type="dxa"/>
+              <w:right w:w="50" w:type="dxa"/>
+            </w:tcMar>
+          </w:tcPr>
+          <w:p>
+            <w:r>
+              <w:rPr>
+                <w:sz w:val="17"/>
+              </w:rPr>
+              <w:t>20.00</w:t>
+            </w:r>
+          </w:p>
+        </w:tc>
+        <w:tc>
+          <w:tcPr>
+            <w:tcW w:type="dxa" w:w="1872"/>
+            <w:shd w:fill="F8FAFC"/>
+            <w:tcMar>
+              <w:top w:w="45" w:type="dxa"/>
+              <w:bottom w:w="45" w:type="dxa"/>
+              <w:left w:w="50" w:type="dxa"/>
+              <w:right w:w="50" w:type="dxa"/>
+            </w:tcMar>
+          </w:tcPr>
+          <w:p>
+            <w:r>
+              <w:rPr>
+                <w:b/>
+                <w:color w:val="16A34A"/>
+                <w:sz w:val="17"/>
+              </w:rPr>
+              <w:t>NORMAL</w:t>
+            </w:r>
+          </w:p>
+        </w:tc>
+      </w:tr>
+      <w:tr>
+        <w:tc>
+          <w:tcPr>
+            <w:tcW w:type="dxa" w:w="1152"/>
+            <w:shd w:fill="FFFFFF"/>
+            <w:tcMar>
+              <w:top w:w="45" w:type="dxa"/>
+              <w:bottom w:w="45" w:type="dxa"/>
+              <w:left w:w="50" w:type="dxa"/>
+              <w:right w:w="50" w:type="dxa"/>
+            </w:tcMar>
+          </w:tcPr>
+          <w:p>
+            <w:r>
+              <w:rPr>
+                <w:sz w:val="17"/>
+              </w:rPr>
+              <w:t>+60m</w:t>
+            </w:r>
+          </w:p>
+        </w:tc>
+        <w:tc>
+          <w:tcPr>
+            <w:tcW w:type="dxa" w:w="1296"/>
+            <w:shd w:fill="FFFFFF"/>
+            <w:tcMar>
+              <w:top w:w="45" w:type="dxa"/>
+              <w:bottom w:w="45" w:type="dxa"/>
+              <w:left w:w="50" w:type="dxa"/>
+              <w:right w:w="50" w:type="dxa"/>
+            </w:tcMar>
+          </w:tcPr>
+          <w:p>
+            <w:r>
+              <w:rPr>
+                <w:sz w:val="17"/>
+              </w:rPr>
+              <w:t>45.0</w:t>
+            </w:r>
+          </w:p>
+        </w:tc>
+        <w:tc>
+          <w:tcPr>
+            <w:tcW w:type="dxa" w:w="1440"/>
+            <w:shd w:fill="FFFFFF"/>
+            <w:tcMar>
+              <w:top w:w="45" w:type="dxa"/>
+              <w:bottom w:w="45" w:type="dxa"/>
+              <w:left w:w="50" w:type="dxa"/>
+              <w:right w:w="50" w:type="dxa"/>
+            </w:tcMar>
+          </w:tcPr>
+          <w:p>
+            <w:r>
+              <w:rPr>
+                <w:sz w:val="17"/>
+              </w:rPr>
+              <w:t>51.96</w:t>
+            </w:r>
+          </w:p>
+        </w:tc>
+        <w:tc>
+          <w:tcPr>
+            <w:tcW w:type="dxa" w:w="1440"/>
+            <w:shd w:fill="FFFFFF"/>
+            <w:tcMar>
+              <w:top w:w="45" w:type="dxa"/>
+              <w:bottom w:w="45" w:type="dxa"/>
+              <w:left w:w="50" w:type="dxa"/>
+              <w:right w:w="50" w:type="dxa"/>
+            </w:tcMar>
+          </w:tcPr>
+          <w:p>
+            <w:r>
+              <w:rPr>
+                <w:sz w:val="17"/>
+              </w:rPr>
+              <w:t>464.98</w:t>
+            </w:r>
+          </w:p>
+        </w:tc>
+        <w:tc>
+          <w:tcPr>
+            <w:tcW w:type="dxa" w:w="1440"/>
+            <w:shd w:fill="FFFFFF"/>
+            <w:tcMar>
+              <w:top w:w="45" w:type="dxa"/>
+              <w:bottom w:w="45" w:type="dxa"/>
+              <w:left w:w="50" w:type="dxa"/>
+              <w:right w:w="50" w:type="dxa"/>
+            </w:tcMar>
+          </w:tcPr>
+          <w:p>
+            <w:r>
+              <w:rPr>
+                <w:sz w:val="17"/>
+              </w:rPr>
+              <w:t>27.3</w:t>
+            </w:r>
+          </w:p>
+        </w:tc>
+        <w:tc>
+          <w:tcPr>
+            <w:tcW w:type="dxa" w:w="1440"/>
+            <w:shd w:fill="FFFFFF"/>
+            <w:tcMar>
+              <w:top w:w="45" w:type="dxa"/>
+              <w:bottom w:w="45" w:type="dxa"/>
+              <w:left w:w="50" w:type="dxa"/>
+              <w:right w:w="50" w:type="dxa"/>
+            </w:tcMar>
+          </w:tcPr>
+          <w:p>
+            <w:r>
+              <w:rPr>
+                <w:sz w:val="17"/>
+              </w:rPr>
+              <w:t>20.00</w:t>
+            </w:r>
+          </w:p>
+        </w:tc>
+        <w:tc>
+          <w:tcPr>
+            <w:tcW w:type="dxa" w:w="1872"/>
+            <w:shd w:fill="FFFFFF"/>
+            <w:tcMar>
+              <w:top w:w="45" w:type="dxa"/>
+              <w:bottom w:w="45" w:type="dxa"/>
+              <w:left w:w="50" w:type="dxa"/>
+              <w:right w:w="50" w:type="dxa"/>
+            </w:tcMar>
+          </w:tcPr>
+          <w:p>
+            <w:r>
+              <w:rPr>
+                <w:b/>
+                <w:color w:val="16A34A"/>
+                <w:sz w:val="17"/>
+              </w:rPr>
+              <w:t>NORMAL</w:t>
+            </w:r>
+          </w:p>
+        </w:tc>
+      </w:tr>
+      <w:tr>
+        <w:tc>
+          <w:tcPr>
+            <w:tcW w:type="dxa" w:w="1152"/>
+            <w:shd w:fill="F8FAFC"/>
+            <w:tcMar>
+              <w:top w:w="45" w:type="dxa"/>
+              <w:bottom w:w="45" w:type="dxa"/>
+              <w:left w:w="50" w:type="dxa"/>
+              <w:right w:w="50" w:type="dxa"/>
+            </w:tcMar>
+          </w:tcPr>
+          <w:p>
+            <w:r>
+              <w:rPr>
+                <w:sz w:val="17"/>
+              </w:rPr>
+              <w:t>+75m</w:t>
+            </w:r>
+          </w:p>
+        </w:tc>
+        <w:tc>
+          <w:tcPr>
+            <w:tcW w:type="dxa" w:w="1296"/>
+            <w:shd w:fill="F8FAFC"/>
+            <w:tcMar>
+              <w:top w:w="45" w:type="dxa"/>
+              <w:bottom w:w="45" w:type="dxa"/>
+              <w:left w:w="50" w:type="dxa"/>
+              <w:right w:w="50" w:type="dxa"/>
+            </w:tcMar>
+          </w:tcPr>
+          <w:p>
+            <w:r>
+              <w:rPr>
+                <w:sz w:val="17"/>
+              </w:rPr>
+              <w:t>15.0</w:t>
+            </w:r>
+          </w:p>
+        </w:tc>
+        <w:tc>
+          <w:tcPr>
+            <w:tcW w:type="dxa" w:w="1440"/>
+            <w:shd w:fill="F8FAFC"/>
+            <w:tcMar>
+              <w:top w:w="45" w:type="dxa"/>
+              <w:bottom w:w="45" w:type="dxa"/>
+              <w:left w:w="50" w:type="dxa"/>
+              <w:right w:w="50" w:type="dxa"/>
+            </w:tcMar>
+          </w:tcPr>
+          <w:p>
+            <w:r>
+              <w:rPr>
+                <w:sz w:val="17"/>
+              </w:rPr>
+              <w:t>57.96</w:t>
+            </w:r>
+          </w:p>
+        </w:tc>
+        <w:tc>
+          <w:tcPr>
+            <w:tcW w:type="dxa" w:w="1440"/>
+            <w:shd w:fill="F8FAFC"/>
+            <w:tcMar>
+              <w:top w:w="45" w:type="dxa"/>
+              <w:bottom w:w="45" w:type="dxa"/>
+              <w:left w:w="50" w:type="dxa"/>
+              <w:right w:w="50" w:type="dxa"/>
+            </w:tcMar>
+          </w:tcPr>
+          <w:p>
+            <w:r>
+              <w:rPr>
+                <w:sz w:val="17"/>
+              </w:rPr>
+              <w:t>623.85</w:t>
+            </w:r>
+          </w:p>
+        </w:tc>
+        <w:tc>
+          <w:tcPr>
+            <w:tcW w:type="dxa" w:w="1440"/>
+            <w:shd w:fill="F8FAFC"/>
+            <w:tcMar>
+              <w:top w:w="45" w:type="dxa"/>
+              <w:bottom w:w="45" w:type="dxa"/>
+              <w:left w:w="50" w:type="dxa"/>
+              <w:right w:w="50" w:type="dxa"/>
+            </w:tcMar>
+          </w:tcPr>
+          <w:p>
+            <w:r>
+              <w:rPr>
+                <w:sz w:val="17"/>
+              </w:rPr>
+              <w:t>30.5</w:t>
+            </w:r>
+          </w:p>
+        </w:tc>
+        <w:tc>
+          <w:tcPr>
+            <w:tcW w:type="dxa" w:w="1440"/>
+            <w:shd w:fill="F8FAFC"/>
+            <w:tcMar>
+              <w:top w:w="45" w:type="dxa"/>
+              <w:bottom w:w="45" w:type="dxa"/>
+              <w:left w:w="50" w:type="dxa"/>
+              <w:right w:w="50" w:type="dxa"/>
+            </w:tcMar>
+          </w:tcPr>
+          <w:p>
+            <w:r>
+              <w:rPr>
+                <w:sz w:val="17"/>
+              </w:rPr>
+              <w:t>20.00</w:t>
+            </w:r>
+          </w:p>
+        </w:tc>
+        <w:tc>
+          <w:tcPr>
+            <w:tcW w:type="dxa" w:w="1872"/>
+            <w:shd w:fill="F8FAFC"/>
+            <w:tcMar>
+              <w:top w:w="45" w:type="dxa"/>
+              <w:bottom w:w="45" w:type="dxa"/>
+              <w:left w:w="50" w:type="dxa"/>
+              <w:right w:w="50" w:type="dxa"/>
+            </w:tcMar>
+          </w:tcPr>
+          <w:p>
+            <w:r>
+              <w:rPr>
+                <w:b/>
+                <w:color w:val="16A34A"/>
+                <w:sz w:val="17"/>
+              </w:rPr>
+              <w:t>NORMAL</w:t>
+            </w:r>
+          </w:p>
+        </w:tc>
+      </w:tr>
+      <w:tr>
+        <w:tc>
+          <w:tcPr>
+            <w:tcW w:type="dxa" w:w="1152"/>
+            <w:shd w:fill="FFFFFF"/>
+            <w:tcMar>
+              <w:top w:w="45" w:type="dxa"/>
+              <w:bottom w:w="45" w:type="dxa"/>
+              <w:left w:w="50" w:type="dxa"/>
+              <w:right w:w="50" w:type="dxa"/>
+            </w:tcMar>
+          </w:tcPr>
+          <w:p>
+            <w:r>
+              <w:rPr>
+                <w:sz w:val="17"/>
+              </w:rPr>
+              <w:t>+90m</w:t>
+            </w:r>
+          </w:p>
+        </w:tc>
+        <w:tc>
+          <w:tcPr>
+            <w:tcW w:type="dxa" w:w="1296"/>
+            <w:shd w:fill="FFFFFF"/>
+            <w:tcMar>
+              <w:top w:w="45" w:type="dxa"/>
+              <w:bottom w:w="45" w:type="dxa"/>
+              <w:left w:w="50" w:type="dxa"/>
+              <w:right w:w="50" w:type="dxa"/>
+            </w:tcMar>
+          </w:tcPr>
+          <w:p>
+            <w:r>
+              <w:rPr>
+                <w:sz w:val="17"/>
+              </w:rPr>
+              <w:t>15.0</w:t>
+            </w:r>
+          </w:p>
+        </w:tc>
+        <w:tc>
+          <w:tcPr>
+            <w:tcW w:type="dxa" w:w="1440"/>
+            <w:shd w:fill="FFFFFF"/>
+            <w:tcMar>
+              <w:top w:w="45" w:type="dxa"/>
+              <w:bottom w:w="45" w:type="dxa"/>
+              <w:left w:w="50" w:type="dxa"/>
+              <w:right w:w="50" w:type="dxa"/>
+            </w:tcMar>
+          </w:tcPr>
+          <w:p>
+            <w:r>
+              <w:rPr>
+                <w:sz w:val="17"/>
+              </w:rPr>
+              <w:t>60.00</w:t>
+            </w:r>
+          </w:p>
+        </w:tc>
+        <w:tc>
+          <w:tcPr>
+            <w:tcW w:type="dxa" w:w="1440"/>
+            <w:shd w:fill="FFFFFF"/>
+            <w:tcMar>
+              <w:top w:w="45" w:type="dxa"/>
+              <w:bottom w:w="45" w:type="dxa"/>
+              <w:left w:w="50" w:type="dxa"/>
+              <w:right w:w="50" w:type="dxa"/>
+            </w:tcMar>
+          </w:tcPr>
+          <w:p>
+            <w:r>
+              <w:rPr>
+                <w:sz w:val="17"/>
+              </w:rPr>
+              <w:t>734.77</w:t>
+            </w:r>
+          </w:p>
+        </w:tc>
+        <w:tc>
+          <w:tcPr>
+            <w:tcW w:type="dxa" w:w="1440"/>
+            <w:shd w:fill="FFFFFF"/>
+            <w:tcMar>
+              <w:top w:w="45" w:type="dxa"/>
+              <w:bottom w:w="45" w:type="dxa"/>
+              <w:left w:w="50" w:type="dxa"/>
+              <w:right w:w="50" w:type="dxa"/>
+            </w:tcMar>
+          </w:tcPr>
+          <w:p>
+            <w:r>
+              <w:rPr>
+                <w:sz w:val="17"/>
+              </w:rPr>
+              <w:t>31.6</w:t>
+            </w:r>
+          </w:p>
+        </w:tc>
+        <w:tc>
+          <w:tcPr>
+            <w:tcW w:type="dxa" w:w="1440"/>
+            <w:shd w:fill="FFFFFF"/>
+            <w:tcMar>
+              <w:top w:w="45" w:type="dxa"/>
+              <w:bottom w:w="45" w:type="dxa"/>
+              <w:left w:w="50" w:type="dxa"/>
+              <w:right w:w="50" w:type="dxa"/>
+            </w:tcMar>
+          </w:tcPr>
+          <w:p>
+            <w:r>
+              <w:rPr>
+                <w:sz w:val="17"/>
+              </w:rPr>
+              <w:t>20.00</w:t>
+            </w:r>
+          </w:p>
+        </w:tc>
+        <w:tc>
+          <w:tcPr>
+            <w:tcW w:type="dxa" w:w="1872"/>
+            <w:shd w:fill="FFFFFF"/>
+            <w:tcMar>
+              <w:top w:w="45" w:type="dxa"/>
+              <w:bottom w:w="45" w:type="dxa"/>
+              <w:left w:w="50" w:type="dxa"/>
+              <w:right w:w="50" w:type="dxa"/>
+            </w:tcMar>
+          </w:tcPr>
+          <w:p>
+            <w:r>
+              <w:rPr>
+                <w:b/>
+                <w:color w:val="16A34A"/>
+                <w:sz w:val="17"/>
+              </w:rPr>
+              <w:t>NORMAL</w:t>
+            </w:r>
+          </w:p>
+        </w:tc>
+      </w:tr>
+      <w:tr>
+        <w:tc>
+          <w:tcPr>
+            <w:tcW w:type="dxa" w:w="1152"/>
+            <w:shd w:fill="F8FAFC"/>
+            <w:tcMar>
+              <w:top w:w="45" w:type="dxa"/>
+              <w:bottom w:w="45" w:type="dxa"/>
+              <w:left w:w="50" w:type="dxa"/>
+              <w:right w:w="50" w:type="dxa"/>
+            </w:tcMar>
+          </w:tcPr>
+          <w:p>
+            <w:r>
+              <w:rPr>
+                <w:sz w:val="17"/>
+              </w:rPr>
+              <w:t>+120m</w:t>
+            </w:r>
+          </w:p>
+        </w:tc>
+        <w:tc>
+          <w:tcPr>
+            <w:tcW w:type="dxa" w:w="1296"/>
+            <w:shd w:fill="F8FAFC"/>
+            <w:tcMar>
+              <w:top w:w="45" w:type="dxa"/>
+              <w:bottom w:w="45" w:type="dxa"/>
+              <w:left w:w="50" w:type="dxa"/>
+              <w:right w:w="50" w:type="dxa"/>
+            </w:tcMar>
+          </w:tcPr>
+          <w:p>
+            <w:r>
+              <w:rPr>
+                <w:sz w:val="17"/>
+              </w:rPr>
+              <w:t>0.0</w:t>
+            </w:r>
+          </w:p>
+        </w:tc>
+        <w:tc>
+          <w:tcPr>
+            <w:tcW w:type="dxa" w:w="1440"/>
+            <w:shd w:fill="F8FAFC"/>
+            <w:tcMar>
+              <w:top w:w="45" w:type="dxa"/>
+              <w:bottom w:w="45" w:type="dxa"/>
+              <w:left w:w="50" w:type="dxa"/>
+              <w:right w:w="50" w:type="dxa"/>
+            </w:tcMar>
+          </w:tcPr>
+          <w:p>
+            <w:r>
+              <w:rPr>
+                <w:sz w:val="17"/>
+              </w:rPr>
+              <w:t>51.96</w:t>
+            </w:r>
+          </w:p>
+        </w:tc>
+        <w:tc>
+          <w:tcPr>
+            <w:tcW w:type="dxa" w:w="1440"/>
+            <w:shd w:fill="F8FAFC"/>
+            <w:tcMar>
+              <w:top w:w="45" w:type="dxa"/>
+              <w:bottom w:w="45" w:type="dxa"/>
+              <w:left w:w="50" w:type="dxa"/>
+              <w:right w:w="50" w:type="dxa"/>
+            </w:tcMar>
+          </w:tcPr>
+          <w:p>
+            <w:r>
+              <w:rPr>
+                <w:sz w:val="17"/>
+              </w:rPr>
+              <w:t>758.97</w:t>
+            </w:r>
+          </w:p>
+        </w:tc>
+        <w:tc>
+          <w:tcPr>
+            <w:tcW w:type="dxa" w:w="1440"/>
+            <w:shd w:fill="F8FAFC"/>
+            <w:tcMar>
+              <w:top w:w="45" w:type="dxa"/>
+              <w:bottom w:w="45" w:type="dxa"/>
+              <w:left w:w="50" w:type="dxa"/>
+              <w:right w:w="50" w:type="dxa"/>
+            </w:tcMar>
+          </w:tcPr>
+          <w:p>
+            <w:r>
+              <w:rPr>
+                <w:sz w:val="17"/>
+              </w:rPr>
+              <w:t>27.6</w:t>
+            </w:r>
+          </w:p>
+        </w:tc>
+        <w:tc>
+          <w:tcPr>
+            <w:tcW w:type="dxa" w:w="1440"/>
+            <w:shd w:fill="F8FAFC"/>
+            <w:tcMar>
+              <w:top w:w="45" w:type="dxa"/>
+              <w:bottom w:w="45" w:type="dxa"/>
+              <w:left w:w="50" w:type="dxa"/>
+              <w:right w:w="50" w:type="dxa"/>
+            </w:tcMar>
+          </w:tcPr>
+          <w:p>
+            <w:r>
+              <w:rPr>
+                <w:sz w:val="17"/>
+              </w:rPr>
+              <w:t>20.00</w:t>
+            </w:r>
+          </w:p>
+        </w:tc>
+        <w:tc>
+          <w:tcPr>
+            <w:tcW w:type="dxa" w:w="1872"/>
+            <w:shd w:fill="F8FAFC"/>
+            <w:tcMar>
+              <w:top w:w="45" w:type="dxa"/>
+              <w:bottom w:w="45" w:type="dxa"/>
+              <w:left w:w="50" w:type="dxa"/>
+              <w:right w:w="50" w:type="dxa"/>
+            </w:tcMar>
+          </w:tcPr>
+          <w:p>
+            <w:r>
+              <w:rPr>
+                <w:b/>
+                <w:color w:val="16A34A"/>
+                <w:sz w:val="17"/>
+              </w:rPr>
+              <w:t>NORMAL</w:t>
+            </w:r>
+          </w:p>
+        </w:tc>
+      </w:tr>
+      <w:tr>
+        <w:tc>
+          <w:tcPr>
+            <w:tcW w:type="dxa" w:w="1152"/>
+            <w:shd w:fill="FFFFFF"/>
+            <w:tcMar>
+              <w:top w:w="45" w:type="dxa"/>
+              <w:bottom w:w="45" w:type="dxa"/>
+              <w:left w:w="50" w:type="dxa"/>
+              <w:right w:w="50" w:type="dxa"/>
+            </w:tcMar>
+          </w:tcPr>
+          <w:p>
+            <w:r>
+              <w:rPr>
+                <w:sz w:val="17"/>
+              </w:rPr>
+              <w:t>+150m</w:t>
+            </w:r>
+          </w:p>
+        </w:tc>
+        <w:tc>
+          <w:tcPr>
+            <w:tcW w:type="dxa" w:w="1296"/>
+            <w:shd w:fill="FFFFFF"/>
+            <w:tcMar>
+              <w:top w:w="45" w:type="dxa"/>
+              <w:bottom w:w="45" w:type="dxa"/>
+              <w:left w:w="50" w:type="dxa"/>
+              <w:right w:w="50" w:type="dxa"/>
+            </w:tcMar>
+          </w:tcPr>
+          <w:p>
+            <w:r>
+              <w:rPr>
+                <w:sz w:val="17"/>
+              </w:rPr>
+              <w:t>0.0</w:t>
+            </w:r>
+          </w:p>
+        </w:tc>
+        <w:tc>
+          <w:tcPr>
+            <w:tcW w:type="dxa" w:w="1440"/>
+            <w:shd w:fill="FFFFFF"/>
+            <w:tcMar>
+              <w:top w:w="45" w:type="dxa"/>
+              <w:bottom w:w="45" w:type="dxa"/>
+              <w:left w:w="50" w:type="dxa"/>
+              <w:right w:w="50" w:type="dxa"/>
+            </w:tcMar>
+          </w:tcPr>
+          <w:p>
+            <w:r>
+              <w:rPr>
+                <w:sz w:val="17"/>
+              </w:rPr>
+              <w:t>30.00</w:t>
+            </w:r>
+          </w:p>
+        </w:tc>
+        <w:tc>
+          <w:tcPr>
+            <w:tcW w:type="dxa" w:w="1440"/>
+            <w:shd w:fill="FFFFFF"/>
+            <w:tcMar>
+              <w:top w:w="45" w:type="dxa"/>
+              <w:bottom w:w="45" w:type="dxa"/>
+              <w:left w:w="50" w:type="dxa"/>
+              <w:right w:w="50" w:type="dxa"/>
+            </w:tcMar>
+          </w:tcPr>
+          <w:p>
+            <w:r>
+              <w:rPr>
+                <w:sz w:val="17"/>
+              </w:rPr>
+              <w:t>506.22</w:t>
+            </w:r>
+          </w:p>
+        </w:tc>
+        <w:tc>
+          <w:tcPr>
+            <w:tcW w:type="dxa" w:w="1440"/>
+            <w:shd w:fill="FFFFFF"/>
+            <w:tcMar>
+              <w:top w:w="45" w:type="dxa"/>
+              <w:bottom w:w="45" w:type="dxa"/>
+              <w:left w:w="50" w:type="dxa"/>
+              <w:right w:w="50" w:type="dxa"/>
+            </w:tcMar>
+          </w:tcPr>
+          <w:p>
+            <w:r>
+              <w:rPr>
+                <w:sz w:val="17"/>
+              </w:rPr>
+              <w:t>16.2</w:t>
+            </w:r>
+          </w:p>
+        </w:tc>
+        <w:tc>
+          <w:tcPr>
+            <w:tcW w:type="dxa" w:w="1440"/>
+            <w:shd w:fill="FFFFFF"/>
+            <w:tcMar>
+              <w:top w:w="45" w:type="dxa"/>
+              <w:bottom w:w="45" w:type="dxa"/>
+              <w:left w:w="50" w:type="dxa"/>
+              <w:right w:w="50" w:type="dxa"/>
+            </w:tcMar>
+          </w:tcPr>
+          <w:p>
+            <w:r>
+              <w:rPr>
+                <w:sz w:val="17"/>
+              </w:rPr>
+              <w:t>20.00</w:t>
+            </w:r>
+          </w:p>
+        </w:tc>
+        <w:tc>
+          <w:tcPr>
+            <w:tcW w:type="dxa" w:w="1872"/>
+            <w:shd w:fill="FFFFFF"/>
+            <w:tcMar>
+              <w:top w:w="45" w:type="dxa"/>
+              <w:bottom w:w="45" w:type="dxa"/>
+              <w:left w:w="50" w:type="dxa"/>
+              <w:right w:w="50" w:type="dxa"/>
+            </w:tcMar>
+          </w:tcPr>
+          <w:p>
+            <w:r>
+              <w:rPr>
+                <w:b/>
+                <w:color w:val="16A34A"/>
+                <w:sz w:val="17"/>
+              </w:rPr>
+              <w:t>NORMAL</w:t>
+            </w:r>
+          </w:p>
+        </w:tc>
+      </w:tr>
+      <w:tr>
+        <w:tc>
+          <w:tcPr>
+            <w:tcW w:type="dxa" w:w="1152"/>
+            <w:shd w:fill="F8FAFC"/>
+            <w:tcMar>
+              <w:top w:w="45" w:type="dxa"/>
+              <w:bottom w:w="45" w:type="dxa"/>
+              <w:left w:w="50" w:type="dxa"/>
+              <w:right w:w="50" w:type="dxa"/>
+            </w:tcMar>
+          </w:tcPr>
+          <w:p>
+            <w:r>
+              <w:rPr>
+                <w:sz w:val="17"/>
+              </w:rPr>
+              <w:t>+180m</w:t>
+            </w:r>
+          </w:p>
+        </w:tc>
+        <w:tc>
+          <w:tcPr>
+            <w:tcW w:type="dxa" w:w="1296"/>
+            <w:shd w:fill="F8FAFC"/>
+            <w:tcMar>
+              <w:top w:w="45" w:type="dxa"/>
+              <w:bottom w:w="45" w:type="dxa"/>
+              <w:left w:w="50" w:type="dxa"/>
+              <w:right w:w="50" w:type="dxa"/>
+            </w:tcMar>
+          </w:tcPr>
+          <w:p>
+            <w:r>
+              <w:rPr>
+                <w:sz w:val="17"/>
+              </w:rPr>
+              <w:t>0.0</w:t>
+            </w:r>
+          </w:p>
+        </w:tc>
+        <w:tc>
+          <w:tcPr>
+            <w:tcW w:type="dxa" w:w="1440"/>
+            <w:shd w:fill="F8FAFC"/>
+            <w:tcMar>
+              <w:top w:w="45" w:type="dxa"/>
+              <w:bottom w:w="45" w:type="dxa"/>
+              <w:left w:w="50" w:type="dxa"/>
+              <w:right w:w="50" w:type="dxa"/>
+            </w:tcMar>
+          </w:tcPr>
+          <w:p>
+            <w:r>
+              <w:rPr>
+                <w:sz w:val="17"/>
+              </w:rPr>
+              <w:t>0.00</w:t>
+            </w:r>
+          </w:p>
+        </w:tc>
+        <w:tc>
+          <w:tcPr>
+            <w:tcW w:type="dxa" w:w="1440"/>
+            <w:shd w:fill="F8FAFC"/>
+            <w:tcMar>
+              <w:top w:w="45" w:type="dxa"/>
+              <w:bottom w:w="45" w:type="dxa"/>
+              <w:left w:w="50" w:type="dxa"/>
+              <w:right w:w="50" w:type="dxa"/>
+            </w:tcMar>
+          </w:tcPr>
+          <w:p>
+            <w:r>
+              <w:rPr>
+                <w:sz w:val="17"/>
+              </w:rPr>
+              <w:t>60.65</w:t>
+            </w:r>
+          </w:p>
+        </w:tc>
+        <w:tc>
+          <w:tcPr>
+            <w:tcW w:type="dxa" w:w="1440"/>
+            <w:shd w:fill="F8FAFC"/>
+            <w:tcMar>
+              <w:top w:w="45" w:type="dxa"/>
+              <w:bottom w:w="45" w:type="dxa"/>
+              <w:left w:w="50" w:type="dxa"/>
+              <w:right w:w="50" w:type="dxa"/>
+            </w:tcMar>
+          </w:tcPr>
+          <w:p>
+            <w:r>
+              <w:rPr>
+                <w:sz w:val="17"/>
+              </w:rPr>
+              <w:t>0.5</w:t>
+            </w:r>
+          </w:p>
+        </w:tc>
+        <w:tc>
+          <w:tcPr>
+            <w:tcW w:type="dxa" w:w="1440"/>
+            <w:shd w:fill="F8FAFC"/>
+            <w:tcMar>
+              <w:top w:w="45" w:type="dxa"/>
+              <w:bottom w:w="45" w:type="dxa"/>
+              <w:left w:w="50" w:type="dxa"/>
+              <w:right w:w="50" w:type="dxa"/>
+            </w:tcMar>
+          </w:tcPr>
+          <w:p>
+            <w:r>
+              <w:rPr>
+                <w:sz w:val="17"/>
+              </w:rPr>
+              <w:t>10.70</w:t>
+            </w:r>
+          </w:p>
+        </w:tc>
+        <w:tc>
+          <w:tcPr>
+            <w:tcW w:type="dxa" w:w="1872"/>
+            <w:shd w:fill="F8FAFC"/>
+            <w:tcMar>
+              <w:top w:w="45" w:type="dxa"/>
+              <w:bottom w:w="45" w:type="dxa"/>
+              <w:left w:w="50" w:type="dxa"/>
+              <w:right w:w="50" w:type="dxa"/>
+            </w:tcMar>
+          </w:tcPr>
+          <w:p>
+            <w:r>
+              <w:rPr>
+                <w:b/>
+                <w:color w:val="16A34A"/>
+                <w:sz w:val="17"/>
+              </w:rPr>
+              <w:t>NORMAL</w:t>
+            </w:r>
+          </w:p>
+        </w:tc>
+      </w:tr>
+    </w:tbl>
     <w:sectPr>
       <w:pgSz w:w="12240" w:h="15840"/>
-      <w:pgMar w:top="1152" w:right="1152" w:bottom="1152" w:left="1152" w:header="720" w:footer="720" w:gutter="0"/>
+      <w:pgMar w:top="1080" w:right="1080" w:bottom="1080" w:left="1080" w:header="720" w:footer="720" w:gutter="0"/>
       <w:cols w:space="720"/>
       <w:docGrid w:linePitch="360"/>
     </w:sectPr>

--- a/outputs/reports/test_report_3hr.docx
+++ b/outputs/reports/test_report_3hr.docx
@@ -215,7 +215,7 @@
               <w:rPr>
                 <w:sz w:val="19"/>
               </w:rPr>
-              <w:t>2026-08-29 16:47:58 UTC (Dynamic On-Demand)</w:t>
+              <w:t>2026-08-29 17:00:58 UTC (Dynamic On-Demand)</w:t>
             </w:r>
           </w:p>
         </w:tc>

--- a/outputs/reports/test_report_3hr.docx
+++ b/outputs/reports/test_report_3hr.docx
@@ -215,7 +215,7 @@
               <w:rPr>
                 <w:sz w:val="19"/>
               </w:rPr>
-              <w:t>2026-08-29 17:00:58 UTC (Dynamic On-Demand)</w:t>
+              <w:t>2026-08-30 03:59:38 UTC (Dynamic On-Demand)</w:t>
             </w:r>
           </w:p>
         </w:tc>

--- a/outputs/reports/test_report_3hr.docx
+++ b/outputs/reports/test_report_3hr.docx
@@ -215,7 +215,7 @@
               <w:rPr>
                 <w:sz w:val="19"/>
               </w:rPr>
-              <w:t>2026-08-30 03:59:38 UTC (Dynamic On-Demand)</w:t>
+              <w:t>2026-08-30 04:05:38 UTC (Dynamic On-Demand)</w:t>
             </w:r>
           </w:p>
         </w:tc>

--- a/outputs/reports/test_report_3hr.docx
+++ b/outputs/reports/test_report_3hr.docx
@@ -215,7 +215,7 @@
               <w:rPr>
                 <w:sz w:val="19"/>
               </w:rPr>
-              <w:t>2026-08-30 04:05:38 UTC (Dynamic On-Demand)</w:t>
+              <w:t>2026-08-30 04:06:20 UTC (Dynamic On-Demand)</w:t>
             </w:r>
           </w:p>
         </w:tc>

--- a/outputs/reports/test_report_3hr.docx
+++ b/outputs/reports/test_report_3hr.docx
@@ -215,7 +215,7 @@
               <w:rPr>
                 <w:sz w:val="19"/>
               </w:rPr>
-              <w:t>2026-08-30 04:06:20 UTC (Dynamic On-Demand)</w:t>
+              <w:t>2026-08-30 04:12:21 UTC (Dynamic On-Demand)</w:t>
             </w:r>
           </w:p>
         </w:tc>

--- a/outputs/reports/test_report_3hr.docx
+++ b/outputs/reports/test_report_3hr.docx
@@ -215,7 +215,7 @@
               <w:rPr>
                 <w:sz w:val="19"/>
               </w:rPr>
-              <w:t>2026-08-30 04:12:21 UTC (Dynamic On-Demand)</w:t>
+              <w:t>2026-08-30 04:43:04 UTC (Dynamic On-Demand)</w:t>
             </w:r>
           </w:p>
         </w:tc>

--- a/outputs/reports/test_report_3hr.docx
+++ b/outputs/reports/test_report_3hr.docx
@@ -215,7 +215,7 @@
               <w:rPr>
                 <w:sz w:val="19"/>
               </w:rPr>
-              <w:t>2026-08-30 04:43:04 UTC (Dynamic On-Demand)</w:t>
+              <w:t>2026-08-30 05:11:37 UTC (Dynamic On-Demand)</w:t>
             </w:r>
           </w:p>
         </w:tc>

--- a/outputs/reports/test_report_3hr.docx
+++ b/outputs/reports/test_report_3hr.docx
@@ -13,7 +13,7 @@
           <w:color w:val="64748B"/>
           <w:sz w:val="20"/>
         </w:rPr>
-        <w:t>SAFESURGE URBAN HYDROLOGICAL MISSION CONTROL</w:t>
+        <w:t>DRAIN OUT URBAN HYDROLOGICAL MISSION CONTROL</w:t>
         <w:br/>
       </w:r>
       <w:r>
@@ -215,7 +215,7 @@
               <w:rPr>
                 <w:sz w:val="19"/>
               </w:rPr>
-              <w:t>2026-08-30 05:11:37 UTC (Dynamic On-Demand)</w:t>
+              <w:t>2026-08-31 14:21:56 UTC (Dynamic On-Demand)</w:t>
             </w:r>
           </w:p>
         </w:tc>
@@ -280,7 +280,7 @@
     </w:p>
     <w:p>
       <w:r>
-        <w:t>At forecast lead time +0 min, current rainfall intensity is measuring 0.0 mm/h. The hydrodynamic simulation engine predicts a domain peak surface water depth of 0.0 cm (expected credible range: 0.0 – 0.0 cm) with a model confidence of 98%. The physics-guided machine learning nowcasting surrogate inferred peak depth in 0.15 ms with sub-centimeter agreement.</w:t>
+        <w:t>At forecast lead time +0 min, current rainfall intensity is measuring 2.5 mm/h. The hydrodynamic simulation engine predicts a domain peak surface water depth of 0.0 cm (expected credible range: 0.0 – 0.0 cm) with a model confidence of 98%. The physics-guided machine learning nowcasting surrogate inferred peak depth in 0.15 ms with sub-centimeter agreement.</w:t>
       </w:r>
     </w:p>
     <w:tbl>
@@ -326,7 +326,7 @@
                 <w:color w:val="0F172A"/>
                 <w:sz w:val="26"/>
               </w:rPr>
-              <w:t>0.0 mm/h</w:t>
+              <w:t>2.5 mm/h</w:t>
             </w:r>
           </w:p>
         </w:tc>
